--- a/manual/crop_water_needs.docx
+++ b/manual/crop_water_needs.docx
@@ -2,7 +2,7 @@
 <file path=word/document.xml><?xml version="1.0" encoding="utf-8"?>
 <w:document xmlns:w="http://schemas.openxmlformats.org/wordprocessingml/2006/main" xmlns:m="http://schemas.openxmlformats.org/officeDocument/2006/math" xmlns:r="http://schemas.openxmlformats.org/officeDocument/2006/relationships" xmlns:o="urn:schemas-microsoft-com:office:office" xmlns:v="urn:schemas-microsoft-com:vml" xmlns:w10="urn:schemas-microsoft-com:office:word" xmlns:a="http://schemas.openxmlformats.org/drawingml/2006/main" xmlns:pic="http://schemas.openxmlformats.org/drawingml/2006/picture" xmlns:wp="http://schemas.openxmlformats.org/drawingml/2006/wordprocessingDrawing">
   <w:body>
-    <w:bookmarkStart w:id="49" w:name="how-much-water-does-my-crop-need"/>
+    <w:bookmarkStart w:id="60" w:name="how-much-water-does-my-crop-need"/>
     <w:p>
       <w:pPr>
         <w:pStyle w:val="Heading1"/>
@@ -170,7 +170,7 @@
         <w:t xml:space="preserve"> </w:t>
       </w:r>
       <w:r>
-        <w:t xml:space="preserve">hydrologist. Every equation is tucked into a</w:t>
+        <w:t xml:space="preserve">hydrologist. Every equation is set apart in an</w:t>
       </w:r>
       <w:r>
         <w:t xml:space="preserve"> </w:t>
@@ -180,19 +180,67 @@
           <w:bCs/>
           <w:b/>
         </w:rPr>
-        <w:t xml:space="preserve">grey box you can skip</w:t>
-      </w:r>
-      <w:r>
-        <w:t xml:space="preserve"> </w:t>
-      </w:r>
-      <w:r>
-        <w:t xml:space="preserve">— the R code does the</w:t>
-      </w:r>
-      <w:r>
-        <w:t xml:space="preserve"> </w:t>
-      </w:r>
-      <w:r>
-        <w:t xml:space="preserve">mathematics for you. If you can copy and run five lines of R, you can do this.</w:t>
+        <w:t xml:space="preserve">optional</w:t>
+      </w:r>
+      <w:r>
+        <w:rPr>
+          <w:bCs/>
+          <w:b/>
+        </w:rPr>
+        <w:t xml:space="preserve"> </w:t>
+      </w:r>
+      <w:r>
+        <w:rPr>
+          <w:bCs/>
+          <w:b/>
+        </w:rPr>
+        <w:t xml:space="preserve">“</w:t>
+      </w:r>
+      <w:r>
+        <w:rPr>
+          <w:bCs/>
+          <w:b/>
+        </w:rPr>
+        <w:t xml:space="preserve">the maths behind it</w:t>
+      </w:r>
+      <w:r>
+        <w:rPr>
+          <w:bCs/>
+          <w:b/>
+        </w:rPr>
+        <w:t xml:space="preserve">”</w:t>
+      </w:r>
+      <w:r>
+        <w:rPr>
+          <w:bCs/>
+          <w:b/>
+        </w:rPr>
+        <w:t xml:space="preserve"> </w:t>
+      </w:r>
+      <w:r>
+        <w:rPr>
+          <w:bCs/>
+          <w:b/>
+        </w:rPr>
+        <w:t xml:space="preserve">note</w:t>
+      </w:r>
+      <w:r>
+        <w:t xml:space="preserve"> </w:t>
+      </w:r>
+      <w:r>
+        <w:t xml:space="preserve">— the R</w:t>
+      </w:r>
+      <w:r>
+        <w:t xml:space="preserve"> </w:t>
+      </w:r>
+      <w:r>
+        <w:t xml:space="preserve">code does the mathematics for you, so you can read past them. If you can copy and run five lines</w:t>
+      </w:r>
+      <w:r>
+        <w:t xml:space="preserve"> </w:t>
+      </w:r>
+      <w:r>
+        <w:t xml:space="preserve">of R, you can do this.</w:t>
       </w:r>
     </w:p>
     <w:p>
@@ -535,7 +583,24 @@
         </w:numPr>
         <w:pStyle w:val="Compact"/>
       </w:pPr>
-      <w:hyperlink w:anchor="X397741fef6e04f1089348168f2a24f82569cb73">
+      <w:hyperlink w:anchor="X6433e6cd97c59658cb9ec01924f63ef69d1a004">
+        <w:r>
+          <w:rPr>
+            <w:rStyle w:val="Hyperlink"/>
+          </w:rPr>
+          <w:t xml:space="preserve">Step 7 — From water to yield: what the shortage costs</w:t>
+        </w:r>
+      </w:hyperlink>
+    </w:p>
+    <w:p>
+      <w:pPr>
+        <w:numPr>
+          <w:ilvl w:val="0"/>
+          <w:numId w:val="1001"/>
+        </w:numPr>
+        <w:pStyle w:val="Compact"/>
+      </w:pPr>
+      <w:hyperlink w:anchor="X611e65bc92086a0535a42f0582541bdb1d9ef85">
         <w:r>
           <w:rPr>
             <w:rStyle w:val="Hyperlink"/>
@@ -552,7 +617,7 @@
         </w:numPr>
         <w:pStyle w:val="Compact"/>
       </w:pPr>
-      <w:hyperlink w:anchor="X4024a067dbe01362f5b5d0f97a004dd94d63236">
+      <w:hyperlink w:anchor="X8a86a96599c8585e57d34d29e87df3199dd4cea">
         <w:r>
           <w:rPr>
             <w:rStyle w:val="Hyperlink"/>
@@ -581,12 +646,36 @@
         </w:numPr>
         <w:pStyle w:val="Compact"/>
       </w:pPr>
-      <w:hyperlink w:anchor="Xd105474ec172a2211f59b0cc2b0783b2cfc0920">
+      <w:hyperlink w:anchor="X97154fe7fa8c8140dc726f4522283dffd717c0c">
         <w:r>
           <w:rPr>
             <w:rStyle w:val="Hyperlink"/>
           </w:rPr>
-          <w:t xml:space="preserve">Where the weather comes from (and doing another town)</w:t>
+          <w:t xml:space="preserve">Getting weather anywhere —</w:t>
+        </w:r>
+        <w:r>
+          <w:rPr>
+            <w:rStyle w:val="Hyperlink"/>
+          </w:rPr>
+          <w:t xml:space="preserve"> </w:t>
+        </w:r>
+        <w:r>
+          <w:rPr>
+            <w:rStyle w:val="VerbatimChar"/>
+          </w:rPr>
+          <w:t xml:space="preserve">weather()</w:t>
+        </w:r>
+        <w:r>
+          <w:rPr>
+            <w:rStyle w:val="Hyperlink"/>
+          </w:rPr>
+          <w:t xml:space="preserve"> </w:t>
+        </w:r>
+        <w:r>
+          <w:rPr>
+            <w:rStyle w:val="Hyperlink"/>
+          </w:rPr>
+          <w:t xml:space="preserve">across Africa and beyond</w:t>
         </w:r>
       </w:hyperlink>
     </w:p>
@@ -598,7 +687,24 @@
         </w:numPr>
         <w:pStyle w:val="Compact"/>
       </w:pPr>
-      <w:hyperlink w:anchor="X74144a2a886bfa2151e9051d25101f2a7a0ed73">
+      <w:hyperlink w:anchor="Xf153c420c8a9de771f6de45f5c507f55cf8f604">
+        <w:r>
+          <w:rPr>
+            <w:rStyle w:val="Hyperlink"/>
+          </w:rPr>
+          <w:t xml:space="preserve">Projects — try it yourself</w:t>
+        </w:r>
+      </w:hyperlink>
+    </w:p>
+    <w:p>
+      <w:pPr>
+        <w:numPr>
+          <w:ilvl w:val="0"/>
+          <w:numId w:val="1001"/>
+        </w:numPr>
+        <w:pStyle w:val="Compact"/>
+      </w:pPr>
+      <w:hyperlink w:anchor="Xe6768d68bd97305a4aa665e622061fe3243b810">
         <w:r>
           <w:rPr>
             <w:rStyle w:val="Hyperlink"/>
@@ -615,7 +721,7 @@
         </w:numPr>
         <w:pStyle w:val="Compact"/>
       </w:pPr>
-      <w:hyperlink w:anchor="X0cbca9445aee2458d92928cf0e00d13891efc2b">
+      <w:hyperlink w:anchor="Xf593ded6259d5311efd2e01dbcc0333bece7aa2">
         <w:r>
           <w:rPr>
             <w:rStyle w:val="Hyperlink"/>
@@ -632,7 +738,7 @@
         </w:numPr>
         <w:pStyle w:val="Compact"/>
       </w:pPr>
-      <w:hyperlink w:anchor="Xd15b706e4073cc813bcf5f9d65a332c53678d69">
+      <w:hyperlink w:anchor="X8299b05dfa957e1ae36a83a465d7fb07e256813">
         <w:r>
           <w:rPr>
             <w:rStyle w:val="Hyperlink"/>
@@ -649,7 +755,7 @@
         </w:numPr>
         <w:pStyle w:val="Compact"/>
       </w:pPr>
-      <w:hyperlink w:anchor="Xcb8f34702d1980450cb726f50d1fbc110147fb8">
+      <w:hyperlink w:anchor="Xe18a303f8ced0bb5212499e1ddf8dcf6f594c10">
         <w:r>
           <w:rPr>
             <w:rStyle w:val="Hyperlink"/>
@@ -2754,14 +2860,14 @@
     </w:p>
     <w:p>
       <w:pPr>
-        <w:pStyle w:val="BlockText"/>
+        <w:pStyle w:val="BodyText"/>
       </w:pPr>
       <w:r>
         <w:rPr>
           <w:bCs/>
           <w:b/>
         </w:rPr>
-        <w:t xml:space="preserve">📐 Equation box — skip if you like.</w:t>
+        <w:t xml:space="preserve">The maths behind it (optional).</w:t>
       </w:r>
       <w:r>
         <w:t xml:space="preserve"> </w:t>
@@ -2776,18 +2882,18 @@
         <w:t xml:space="preserve"> </w:t>
       </w:r>
       <w:r>
-        <w:t xml:space="preserve">uses the FAO‑56 Penman–Monteith equation,</w:t>
-      </w:r>
-      <w:r>
-        <w:t xml:space="preserve"> </w:t>
-      </w:r>
-      <w:r>
-        <w:t xml:space="preserve">the world standard:</w:t>
-      </w:r>
-    </w:p>
-    <w:p>
-      <w:pPr>
-        <w:pStyle w:val="BlockText"/>
+        <w:t xml:space="preserve">uses the FAO‑56 Penman–Monteith equation, the</w:t>
+      </w:r>
+      <w:r>
+        <w:t xml:space="preserve"> </w:t>
+      </w:r>
+      <w:r>
+        <w:t xml:space="preserve">world standard:</w:t>
+      </w:r>
+    </w:p>
+    <w:p>
+      <w:pPr>
+        <w:pStyle w:val="BodyText"/>
       </w:pPr>
       <m:oMathPara>
         <m:oMathParaPr>
@@ -2824,13 +2930,7 @@
                 <m:t>0.408</m:t>
               </m:r>
               <m:r>
-                <m:t> </m:t>
-              </m:r>
-              <m:r>
                 <m:t>Δ</m:t>
-              </m:r>
-              <m:r>
-                <m:t> </m:t>
               </m:r>
               <m:d>
                 <m:dPr>
@@ -2872,9 +2972,6 @@
               <m:r>
                 <m:t>γ</m:t>
               </m:r>
-              <m:r>
-                <m:t> </m:t>
-              </m:r>
               <m:f>
                 <m:fPr>
                   <m:type m:val="bar"/>
@@ -2899,9 +2996,6 @@
                   </m:r>
                 </m:den>
               </m:f>
-              <m:r>
-                <m:t> </m:t>
-              </m:r>
               <m:sSub>
                 <m:e>
                   <m:r>
@@ -2914,9 +3008,6 @@
                   </m:r>
                 </m:sub>
               </m:sSub>
-              <m:r>
-                <m:t> </m:t>
-              </m:r>
               <m:d>
                 <m:dPr>
                   <m:begChr m:val="("/>
@@ -2971,9 +3062,6 @@
               <m:r>
                 <m:t>γ</m:t>
               </m:r>
-              <m:r>
-                <m:t> </m:t>
-              </m:r>
               <m:d>
                 <m:dPr>
                   <m:begChr m:val="("/>
@@ -2994,9 +3082,6 @@
                   <m:r>
                     <m:t>0.34</m:t>
                   </m:r>
-                  <m:r>
-                    <m:t> </m:t>
-                  </m:r>
                   <m:sSub>
                     <m:e>
                       <m:r>
@@ -3018,10 +3103,10 @@
     </w:p>
     <w:p>
       <w:pPr>
-        <w:pStyle w:val="BlockText"/>
-      </w:pPr>
-      <w:r>
-        <w:t xml:space="preserve">where</w:t>
+        <w:pStyle w:val="FirstParagraph"/>
+      </w:pPr>
+      <w:r>
+        <w:t xml:space="preserve">Here</w:t>
       </w:r>
       <w:r>
         <w:t xml:space="preserve"> </w:t>
@@ -3067,7 +3152,7 @@
         <w:t xml:space="preserve"> </w:t>
       </w:r>
       <w:r>
-        <w:t xml:space="preserve">wind speed,</w:t>
+        <w:t xml:space="preserve">is wind speed,</w:t>
       </w:r>
       <w:r>
         <w:t xml:space="preserve"> </w:t>
@@ -3118,7 +3203,7 @@
         <w:t xml:space="preserve"> </w:t>
       </w:r>
       <w:r>
-        <w:t xml:space="preserve">how dry the air is, and</w:t>
+        <w:t xml:space="preserve">is how dry the air is, and</w:t>
       </w:r>
       <w:r>
         <w:t xml:space="preserve"> </w:t>
@@ -3127,12 +3212,17 @@
         <m:r>
           <m:t>Δ</m:t>
         </m:r>
-        <m:r>
-          <m:rPr>
-            <m:sty m:val="p"/>
-          </m:rPr>
-          <m:t>,</m:t>
-        </m:r>
+      </m:oMath>
+      <w:r>
+        <w:t xml:space="preserve"> </w:t>
+      </w:r>
+      <w:r>
+        <w:t xml:space="preserve">and</w:t>
+      </w:r>
+      <w:r>
+        <w:t xml:space="preserve"> </w:t>
+      </w:r>
+      <m:oMath>
         <m:r>
           <m:t>γ</m:t>
         </m:r>
@@ -3141,13 +3231,13 @@
         <w:t xml:space="preserve"> </w:t>
       </w:r>
       <w:r>
-        <w:t xml:space="preserve">are constants that depend on temperature. You never type this — the function</w:t>
-      </w:r>
-      <w:r>
-        <w:t xml:space="preserve"> </w:t>
-      </w:r>
-      <w:r>
-        <w:t xml:space="preserve">reads it off the day’s weather. (Derivation: Allen</w:t>
+        <w:t xml:space="preserve">are constants that depend on temperature. You never type it — the function</w:t>
+      </w:r>
+      <w:r>
+        <w:t xml:space="preserve"> </w:t>
+      </w:r>
+      <w:r>
+        <w:t xml:space="preserve">reads it off the day’s weather (Allen</w:t>
       </w:r>
       <w:r>
         <w:t xml:space="preserve"> </w:t>
@@ -3163,7 +3253,7 @@
         <w:t xml:space="preserve"> </w:t>
       </w:r>
       <w:r>
-        <w:t xml:space="preserve">1998.)</w:t>
+        <w:t xml:space="preserve">1998).</w:t>
       </w:r>
     </w:p>
     <w:p>
@@ -3806,14 +3896,14 @@
     </w:p>
     <w:p>
       <w:pPr>
-        <w:pStyle w:val="BlockText"/>
+        <w:pStyle w:val="BodyText"/>
       </w:pPr>
       <w:r>
         <w:rPr>
           <w:bCs/>
           <w:b/>
         </w:rPr>
-        <w:t xml:space="preserve">📐 Equation box — skip if you like.</w:t>
+        <w:t xml:space="preserve">The maths behind it (optional).</w:t>
       </w:r>
       <w:r>
         <w:t xml:space="preserve"> </w:t>
@@ -3834,12 +3924,18 @@
         <w:t xml:space="preserve"> </w:t>
       </w:r>
       <w:r>
-        <w:t xml:space="preserve">slides in a straight line, e.g. for the late stage:</w:t>
-      </w:r>
-    </w:p>
-    <w:p>
-      <w:pPr>
-        <w:pStyle w:val="BlockText"/>
+        <w:t xml:space="preserve">slides in a</w:t>
+      </w:r>
+      <w:r>
+        <w:t xml:space="preserve"> </w:t>
+      </w:r>
+      <w:r>
+        <w:t xml:space="preserve">straight line from its mid value to its end value:</w:t>
+      </w:r>
+    </w:p>
+    <w:p>
+      <w:pPr>
+        <w:pStyle w:val="BodyText"/>
       </w:pPr>
       <m:oMathPara>
         <m:oMathParaPr>
@@ -3858,19 +3954,6 @@
               </m:r>
             </m:sub>
           </m:sSub>
-          <m:d>
-            <m:dPr>
-              <m:begChr m:val="("/>
-              <m:endChr m:val=")"/>
-              <m:sepChr m:val=""/>
-              <m:grow/>
-            </m:dPr>
-            <m:e>
-              <m:r>
-                <m:t>t</m:t>
-              </m:r>
-            </m:e>
-          </m:d>
           <m:r>
             <m:rPr>
               <m:sty m:val="p"/>
@@ -3894,11 +3977,13 @@
                 <m:t>,</m:t>
               </m:r>
               <m:r>
-                <m:rPr>
-                  <m:nor/>
-                  <m:sty m:val="p"/>
-                </m:rPr>
-                <m:t>mid</m:t>
+                <m:t>m</m:t>
+              </m:r>
+              <m:r>
+                <m:t>i</m:t>
+              </m:r>
+              <m:r>
+                <m:t>d</m:t>
               </m:r>
             </m:sub>
           </m:sSub>
@@ -3914,58 +3999,28 @@
             </m:fPr>
             <m:num>
               <m:r>
-                <m:t>t</m:t>
+                <m:rPr>
+                  <m:nor/>
+                  <m:sty m:val="p"/>
+                </m:rPr>
+                <m:t>days into late stage</m:t>
               </m:r>
+            </m:num>
+            <m:den>
               <m:r>
                 <m:rPr>
+                  <m:nor/>
                   <m:sty m:val="p"/>
                 </m:rPr>
-                <m:t>−</m:t>
+                <m:t>length of late stage</m:t>
               </m:r>
-              <m:r>
-                <m:rPr>
-                  <m:sty m:val="p"/>
-                </m:rPr>
-                <m:t>∑</m:t>
-              </m:r>
-              <m:sSub>
-                <m:e>
-                  <m:r>
-                    <m:t>L</m:t>
-                  </m:r>
-                </m:e>
-                <m:sub>
-                  <m:r>
-                    <m:rPr>
-                      <m:nor/>
-                      <m:sty m:val="p"/>
-                    </m:rPr>
-                    <m:t>prev</m:t>
-                  </m:r>
-                </m:sub>
-              </m:sSub>
-            </m:num>
-            <m:den>
-              <m:sSub>
-                <m:e>
-                  <m:r>
-                    <m:t>L</m:t>
-                  </m:r>
-                </m:e>
-                <m:sub>
-                  <m:r>
-                    <m:rPr>
-                      <m:nor/>
-                      <m:sty m:val="p"/>
-                    </m:rPr>
-                    <m:t>late</m:t>
-                  </m:r>
-                </m:sub>
-              </m:sSub>
             </m:den>
           </m:f>
           <m:r>
-            <m:t> </m:t>
+            <m:rPr>
+              <m:sty m:val="p"/>
+            </m:rPr>
+            <m:t>×</m:t>
           </m:r>
           <m:d>
             <m:dPr>
@@ -3992,11 +4047,13 @@
                     <m:t>,</m:t>
                   </m:r>
                   <m:r>
-                    <m:rPr>
-                      <m:nor/>
-                      <m:sty m:val="p"/>
-                    </m:rPr>
-                    <m:t>end</m:t>
+                    <m:t>e</m:t>
+                  </m:r>
+                  <m:r>
+                    <m:t>n</m:t>
+                  </m:r>
+                  <m:r>
+                    <m:t>d</m:t>
                   </m:r>
                 </m:sub>
               </m:sSub>
@@ -4023,11 +4080,13 @@
                     <m:t>,</m:t>
                   </m:r>
                   <m:r>
-                    <m:rPr>
-                      <m:nor/>
-                      <m:sty m:val="p"/>
-                    </m:rPr>
-                    <m:t>mid</m:t>
+                    <m:t>m</m:t>
+                  </m:r>
+                  <m:r>
+                    <m:t>i</m:t>
+                  </m:r>
+                  <m:r>
+                    <m:t>d</m:t>
                   </m:r>
                 </m:sub>
               </m:sSub>
@@ -4038,16 +4097,10 @@
     </w:p>
     <w:p>
       <w:pPr>
-        <w:pStyle w:val="BlockText"/>
-      </w:pPr>
-      <w:r>
-        <w:t xml:space="preserve">The package also nudges the peak up or down for local wind and humidity. Again — you never</w:t>
-      </w:r>
-      <w:r>
-        <w:t xml:space="preserve"> </w:t>
-      </w:r>
-      <w:r>
-        <w:t xml:space="preserve">type it.</w:t>
+        <w:pStyle w:val="FirstParagraph"/>
+      </w:pPr>
+      <w:r>
+        <w:t xml:space="preserve">The package also nudges the peak up or down for local wind and humidity. Again — you never type it.</w:t>
       </w:r>
     </w:p>
     <w:p>
@@ -7004,13 +7057,1297 @@
       </w:r>
     </w:p>
     <w:bookmarkEnd w:id="37"/>
-    <w:bookmarkStart w:id="38" w:name="Xbb05e50e677ab4078be28c90c648c11f93bdc97"/>
+    <w:bookmarkStart w:id="41" w:name="X33d7d1984202f7f68a2981fa267c1c940389966"/>
     <w:p>
       <w:pPr>
         <w:pStyle w:val="Heading2"/>
       </w:pPr>
       <w:r>
-        <w:t xml:space="preserve">9. What the numbers tell a farmer near Kumasi</w:t>
+        <w:t xml:space="preserve">9. Step 7 — From water to yield: what the shortage costs</w:t>
+      </w:r>
+    </w:p>
+    <w:p>
+      <w:pPr>
+        <w:pStyle w:val="FirstParagraph"/>
+      </w:pPr>
+      <w:r>
+        <w:t xml:space="preserve">Water is not the goal;</w:t>
+      </w:r>
+      <w:r>
+        <w:t xml:space="preserve"> </w:t>
+      </w:r>
+      <w:r>
+        <w:rPr>
+          <w:bCs/>
+          <w:b/>
+        </w:rPr>
+        <w:t xml:space="preserve">harvest</w:t>
+      </w:r>
+      <w:r>
+        <w:t xml:space="preserve"> </w:t>
+      </w:r>
+      <w:r>
+        <w:t xml:space="preserve">is. Two short calculations turn the water numbers into</w:t>
+      </w:r>
+      <w:r>
+        <w:t xml:space="preserve"> </w:t>
+      </w:r>
+      <w:r>
+        <w:t xml:space="preserve">yield numbers — the language a farmer actually budgets in.</w:t>
+      </w:r>
+    </w:p>
+    <w:p>
+      <w:pPr>
+        <w:pStyle w:val="BodyText"/>
+      </w:pPr>
+      <w:r>
+        <w:rPr>
+          <w:bCs/>
+          <w:b/>
+        </w:rPr>
+        <w:t xml:space="preserve">(a) What could the crop yield at best?</w:t>
+      </w:r>
+      <w:r>
+        <w:t xml:space="preserve"> </w:t>
+      </w:r>
+      <w:r>
+        <w:t xml:space="preserve">The</w:t>
+      </w:r>
+      <w:r>
+        <w:t xml:space="preserve"> </w:t>
+      </w:r>
+      <w:r>
+        <w:rPr>
+          <w:rStyle w:val="VerbatimChar"/>
+        </w:rPr>
+        <w:t xml:space="preserve">biomass()</w:t>
+      </w:r>
+      <w:r>
+        <w:t xml:space="preserve"> </w:t>
+      </w:r>
+      <w:r>
+        <w:t xml:space="preserve">function estimates a crop’s potential</w:t>
+      </w:r>
+      <w:r>
+        <w:t xml:space="preserve"> </w:t>
+      </w:r>
+      <w:r>
+        <w:t xml:space="preserve">yield from the sunlight and temperature of the growing season — the ceiling a well-watered,</w:t>
+      </w:r>
+      <w:r>
+        <w:t xml:space="preserve"> </w:t>
+      </w:r>
+      <w:r>
+        <w:t xml:space="preserve">well-managed crop can reach. For maize near Kumasi:</w:t>
+      </w:r>
+    </w:p>
+    <w:p>
+      <w:pPr>
+        <w:pStyle w:val="SourceCode"/>
+      </w:pPr>
+      <w:r>
+        <w:rPr>
+          <w:rStyle w:val="CommentTok"/>
+        </w:rPr>
+        <w:t xml:space="preserve"># season-average daytime temp, 24-h temp and solar radiation feed biomass()</w:t>
+      </w:r>
+      <w:r>
+        <w:br/>
+      </w:r>
+      <w:r>
+        <w:rPr>
+          <w:rStyle w:val="FunctionTok"/>
+        </w:rPr>
+        <w:t xml:space="preserve">biomass</w:t>
+      </w:r>
+      <w:r>
+        <w:rPr>
+          <w:rStyle w:val="NormalTok"/>
+        </w:rPr>
+        <w:t xml:space="preserve">(</w:t>
+      </w:r>
+      <w:r>
+        <w:rPr>
+          <w:rStyle w:val="AttributeTok"/>
+        </w:rPr>
+        <w:t xml:space="preserve">Tday =</w:t>
+      </w:r>
+      <w:r>
+        <w:rPr>
+          <w:rStyle w:val="NormalTok"/>
+        </w:rPr>
+        <w:t xml:space="preserve"> </w:t>
+      </w:r>
+      <w:r>
+        <w:rPr>
+          <w:rStyle w:val="FloatTok"/>
+        </w:rPr>
+        <w:t xml:space="preserve">28.6</w:t>
+      </w:r>
+      <w:r>
+        <w:rPr>
+          <w:rStyle w:val="NormalTok"/>
+        </w:rPr>
+        <w:t xml:space="preserve">, </w:t>
+      </w:r>
+      <w:r>
+        <w:rPr>
+          <w:rStyle w:val="AttributeTok"/>
+        </w:rPr>
+        <w:t xml:space="preserve">T24 =</w:t>
+      </w:r>
+      <w:r>
+        <w:rPr>
+          <w:rStyle w:val="NormalTok"/>
+        </w:rPr>
+        <w:t xml:space="preserve"> </w:t>
+      </w:r>
+      <w:r>
+        <w:rPr>
+          <w:rStyle w:val="FloatTok"/>
+        </w:rPr>
+        <w:t xml:space="preserve">26.6</w:t>
+      </w:r>
+      <w:r>
+        <w:rPr>
+          <w:rStyle w:val="NormalTok"/>
+        </w:rPr>
+        <w:t xml:space="preserve">, </w:t>
+      </w:r>
+      <w:r>
+        <w:rPr>
+          <w:rStyle w:val="AttributeTok"/>
+        </w:rPr>
+        <w:t xml:space="preserve">Rs =</w:t>
+      </w:r>
+      <w:r>
+        <w:rPr>
+          <w:rStyle w:val="NormalTok"/>
+        </w:rPr>
+        <w:t xml:space="preserve"> </w:t>
+      </w:r>
+      <w:r>
+        <w:rPr>
+          <w:rStyle w:val="FloatTok"/>
+        </w:rPr>
+        <w:t xml:space="preserve">17.3</w:t>
+      </w:r>
+      <w:r>
+        <w:rPr>
+          <w:rStyle w:val="NormalTok"/>
+        </w:rPr>
+        <w:t xml:space="preserve">, </w:t>
+      </w:r>
+      <w:r>
+        <w:rPr>
+          <w:rStyle w:val="AttributeTok"/>
+        </w:rPr>
+        <w:t xml:space="preserve">latitude =</w:t>
+      </w:r>
+      <w:r>
+        <w:rPr>
+          <w:rStyle w:val="NormalTok"/>
+        </w:rPr>
+        <w:t xml:space="preserve"> </w:t>
+      </w:r>
+      <w:r>
+        <w:rPr>
+          <w:rStyle w:val="FloatTok"/>
+        </w:rPr>
+        <w:t xml:space="preserve">6.72</w:t>
+      </w:r>
+      <w:r>
+        <w:rPr>
+          <w:rStyle w:val="NormalTok"/>
+        </w:rPr>
+        <w:t xml:space="preserve">, </w:t>
+      </w:r>
+      <w:r>
+        <w:rPr>
+          <w:rStyle w:val="AttributeTok"/>
+        </w:rPr>
+        <w:t xml:space="preserve">HI =</w:t>
+      </w:r>
+      <w:r>
+        <w:rPr>
+          <w:rStyle w:val="NormalTok"/>
+        </w:rPr>
+        <w:t xml:space="preserve"> </w:t>
+      </w:r>
+      <w:r>
+        <w:rPr>
+          <w:rStyle w:val="FloatTok"/>
+        </w:rPr>
+        <w:t xml:space="preserve">0.40</w:t>
+      </w:r>
+      <w:r>
+        <w:rPr>
+          <w:rStyle w:val="NormalTok"/>
+        </w:rPr>
+        <w:t xml:space="preserve">,</w:t>
+      </w:r>
+      <w:r>
+        <w:br/>
+      </w:r>
+      <w:r>
+        <w:rPr>
+          <w:rStyle w:val="NormalTok"/>
+        </w:rPr>
+        <w:t xml:space="preserve">        </w:t>
+      </w:r>
+      <w:r>
+        <w:rPr>
+          <w:rStyle w:val="AttributeTok"/>
+        </w:rPr>
+        <w:t xml:space="preserve">plantdate =</w:t>
+      </w:r>
+      <w:r>
+        <w:rPr>
+          <w:rStyle w:val="NormalTok"/>
+        </w:rPr>
+        <w:t xml:space="preserve"> </w:t>
+      </w:r>
+      <w:r>
+        <w:rPr>
+          <w:rStyle w:val="StringTok"/>
+        </w:rPr>
+        <w:t xml:space="preserve">"2025-03-15"</w:t>
+      </w:r>
+      <w:r>
+        <w:rPr>
+          <w:rStyle w:val="NormalTok"/>
+        </w:rPr>
+        <w:t xml:space="preserve">, </w:t>
+      </w:r>
+      <w:r>
+        <w:rPr>
+          <w:rStyle w:val="AttributeTok"/>
+        </w:rPr>
+        <w:t xml:space="preserve">harvestdate =</w:t>
+      </w:r>
+      <w:r>
+        <w:rPr>
+          <w:rStyle w:val="NormalTok"/>
+        </w:rPr>
+        <w:t xml:space="preserve"> </w:t>
+      </w:r>
+      <w:r>
+        <w:rPr>
+          <w:rStyle w:val="StringTok"/>
+        </w:rPr>
+        <w:t xml:space="preserve">"2025-07-18"</w:t>
+      </w:r>
+      <w:r>
+        <w:rPr>
+          <w:rStyle w:val="NormalTok"/>
+        </w:rPr>
+        <w:t xml:space="preserve">, </w:t>
+      </w:r>
+      <w:r>
+        <w:rPr>
+          <w:rStyle w:val="AttributeTok"/>
+        </w:rPr>
+        <w:t xml:space="preserve">crop =</w:t>
+      </w:r>
+      <w:r>
+        <w:rPr>
+          <w:rStyle w:val="NormalTok"/>
+        </w:rPr>
+        <w:t xml:space="preserve"> </w:t>
+      </w:r>
+      <w:r>
+        <w:rPr>
+          <w:rStyle w:val="StringTok"/>
+        </w:rPr>
+        <w:t xml:space="preserve">"maize"</w:t>
+      </w:r>
+      <w:r>
+        <w:rPr>
+          <w:rStyle w:val="NormalTok"/>
+        </w:rPr>
+        <w:t xml:space="preserve">)</w:t>
+      </w:r>
+      <w:r>
+        <w:rPr>
+          <w:rStyle w:val="SpecialCharTok"/>
+        </w:rPr>
+        <w:t xml:space="preserve">$</w:t>
+      </w:r>
+      <w:r>
+        <w:rPr>
+          <w:rStyle w:val="NormalTok"/>
+        </w:rPr>
+        <w:t xml:space="preserve">yield</w:t>
+      </w:r>
+      <w:r>
+        <w:br/>
+      </w:r>
+      <w:r>
+        <w:rPr>
+          <w:rStyle w:val="CommentTok"/>
+        </w:rPr>
+        <w:t xml:space="preserve">#&gt; about 3.2 t/ha of grain</w:t>
+      </w:r>
+    </w:p>
+    <w:p>
+      <w:pPr>
+        <w:pStyle w:val="FirstParagraph"/>
+      </w:pPr>
+      <w:r>
+        <w:t xml:space="preserve">The potential comes out near</w:t>
+      </w:r>
+      <w:r>
+        <w:t xml:space="preserve"> </w:t>
+      </w:r>
+      <w:r>
+        <w:rPr>
+          <w:bCs/>
+          <w:b/>
+        </w:rPr>
+        <w:t xml:space="preserve">3.1–3.2 t/ha of grain in either season</w:t>
+      </w:r>
+      <w:r>
+        <w:t xml:space="preserve"> </w:t>
+      </w:r>
+      <w:r>
+        <w:t xml:space="preserve">— the dry season is a</w:t>
+      </w:r>
+      <w:r>
+        <w:t xml:space="preserve"> </w:t>
+      </w:r>
+      <w:r>
+        <w:t xml:space="preserve">little sunnier (Rs 18.5 vs 17.3 MJ/m²/day) but a little hotter, so the ceiling is about the</w:t>
+      </w:r>
+      <w:r>
+        <w:t xml:space="preserve"> </w:t>
+      </w:r>
+      <w:r>
+        <w:t xml:space="preserve">same. The</w:t>
+      </w:r>
+      <w:r>
+        <w:t xml:space="preserve"> </w:t>
+      </w:r>
+      <w:r>
+        <w:rPr>
+          <w:iCs/>
+          <w:i/>
+        </w:rPr>
+        <w:t xml:space="preserve">difference between the seasons is not the ceiling — it is whether you reach it.</w:t>
+      </w:r>
+    </w:p>
+    <w:p>
+      <w:pPr>
+        <w:pStyle w:val="BodyText"/>
+      </w:pPr>
+      <w:r>
+        <w:rPr>
+          <w:bCs/>
+          <w:b/>
+        </w:rPr>
+        <w:t xml:space="preserve">(b) How much of that harvest does a water shortage cost?</w:t>
+      </w:r>
+      <w:r>
+        <w:t xml:space="preserve"> </w:t>
+      </w:r>
+      <w:r>
+        <w:t xml:space="preserve">FAO’s water–yield rule says the</w:t>
+      </w:r>
+      <w:r>
+        <w:t xml:space="preserve"> </w:t>
+      </w:r>
+      <w:r>
+        <w:t xml:space="preserve">share of yield you lose is proportional to the share of water the crop misses, scaled by a crop</w:t>
+      </w:r>
+      <w:r>
+        <w:t xml:space="preserve"> </w:t>
+      </w:r>
+      <w:r>
+        <w:t xml:space="preserve">sensitivity factor</w:t>
+      </w:r>
+      <w:r>
+        <w:t xml:space="preserve"> </w:t>
+      </w:r>
+      <w:r>
+        <w:rPr>
+          <w:bCs/>
+          <w:b/>
+        </w:rPr>
+        <w:t xml:space="preserve">Ky</w:t>
+      </w:r>
+      <w:r>
+        <w:t xml:space="preserve">:</w:t>
+      </w:r>
+    </w:p>
+    <w:p>
+      <w:pPr>
+        <w:pStyle w:val="BlockText"/>
+      </w:pPr>
+      <w:r>
+        <w:rPr>
+          <w:bCs/>
+          <w:b/>
+        </w:rPr>
+        <w:t xml:space="preserve">yield lost (%) ≈ Ky × water shortage (%)</w:t>
+      </w:r>
+    </w:p>
+    <w:p>
+      <w:pPr>
+        <w:pStyle w:val="FirstParagraph"/>
+      </w:pPr>
+      <w:r>
+        <w:t xml:space="preserve">Run each dry-season crop on</w:t>
+      </w:r>
+      <w:r>
+        <w:t xml:space="preserve"> </w:t>
+      </w:r>
+      <w:r>
+        <w:rPr>
+          <w:bCs/>
+          <w:b/>
+        </w:rPr>
+        <w:t xml:space="preserve">rain alone</w:t>
+      </w:r>
+      <w:r>
+        <w:t xml:space="preserve"> </w:t>
+      </w:r>
+      <w:r>
+        <w:t xml:space="preserve">(no irrigation) and read off how much water it misses,</w:t>
+      </w:r>
+      <w:r>
+        <w:t xml:space="preserve"> </w:t>
+      </w:r>
+      <w:r>
+        <w:t xml:space="preserve">then how much yield that costs:</w:t>
+      </w:r>
+    </w:p>
+    <w:tbl>
+      <w:tblPr>
+        <w:tblStyle w:val="Table"/>
+        <w:tblW w:type="pct" w:w="5000"/>
+        <w:tblLook w:firstRow="1" w:lastRow="0" w:firstColumn="0" w:lastColumn="0" w:noHBand="0" w:noVBand="0" w:val="0020"/>
+        <w:jc w:val="start"/>
+        <w:tblLayout w:type="fixed"/>
+      </w:tblPr>
+      <w:tblGrid>
+        <w:gridCol w:w="2640"/>
+        <w:gridCol w:w="1760"/>
+        <w:gridCol w:w="1760"/>
+        <w:gridCol w:w="1760"/>
+      </w:tblGrid>
+      <w:tr>
+        <w:trPr>
+          <w:tblHeader w:val="true"/>
+        </w:trPr>
+        <w:tc>
+          <w:tcPr/>
+          <w:p>
+            <w:pPr>
+              <w:pStyle w:val="Compact"/>
+              <w:jc w:val="left"/>
+            </w:pPr>
+            <w:r>
+              <w:t xml:space="preserve">Crop</w:t>
+            </w:r>
+          </w:p>
+        </w:tc>
+        <w:tc>
+          <w:tcPr/>
+          <w:p>
+            <w:pPr>
+              <w:pStyle w:val="Compact"/>
+              <w:jc w:val="center"/>
+            </w:pPr>
+            <w:r>
+              <w:t xml:space="preserve">Ky</w:t>
+            </w:r>
+          </w:p>
+        </w:tc>
+        <w:tc>
+          <w:tcPr/>
+          <w:p>
+            <w:pPr>
+              <w:pStyle w:val="Compact"/>
+              <w:jc w:val="center"/>
+            </w:pPr>
+            <w:r>
+              <w:t xml:space="preserve">Water it misses on rain alone</w:t>
+            </w:r>
+          </w:p>
+        </w:tc>
+        <w:tc>
+          <w:tcPr/>
+          <w:p>
+            <w:pPr>
+              <w:pStyle w:val="Compact"/>
+              <w:jc w:val="center"/>
+            </w:pPr>
+            <w:r>
+              <w:rPr>
+                <w:bCs/>
+                <w:b/>
+              </w:rPr>
+              <w:t xml:space="preserve">Yield lost if not irrigated</w:t>
+            </w:r>
+          </w:p>
+        </w:tc>
+      </w:tr>
+      <w:tr>
+        <w:tc>
+          <w:tcPr/>
+          <w:p>
+            <w:pPr>
+              <w:pStyle w:val="Compact"/>
+              <w:jc w:val="left"/>
+            </w:pPr>
+            <w:r>
+              <w:t xml:space="preserve">Maize</w:t>
+            </w:r>
+          </w:p>
+        </w:tc>
+        <w:tc>
+          <w:tcPr/>
+          <w:p>
+            <w:pPr>
+              <w:pStyle w:val="Compact"/>
+              <w:jc w:val="center"/>
+            </w:pPr>
+            <w:r>
+              <w:t xml:space="preserve">1.25</w:t>
+            </w:r>
+          </w:p>
+        </w:tc>
+        <w:tc>
+          <w:tcPr/>
+          <w:p>
+            <w:pPr>
+              <w:pStyle w:val="Compact"/>
+              <w:jc w:val="center"/>
+            </w:pPr>
+            <w:r>
+              <w:t xml:space="preserve">49%</w:t>
+            </w:r>
+          </w:p>
+        </w:tc>
+        <w:tc>
+          <w:tcPr/>
+          <w:p>
+            <w:pPr>
+              <w:pStyle w:val="Compact"/>
+              <w:jc w:val="center"/>
+            </w:pPr>
+            <w:r>
+              <w:rPr>
+                <w:bCs/>
+                <w:b/>
+              </w:rPr>
+              <w:t xml:space="preserve">61%</w:t>
+            </w:r>
+          </w:p>
+        </w:tc>
+      </w:tr>
+      <w:tr>
+        <w:tc>
+          <w:tcPr/>
+          <w:p>
+            <w:pPr>
+              <w:pStyle w:val="Compact"/>
+              <w:jc w:val="left"/>
+            </w:pPr>
+            <w:r>
+              <w:t xml:space="preserve">Onion</w:t>
+            </w:r>
+          </w:p>
+        </w:tc>
+        <w:tc>
+          <w:tcPr/>
+          <w:p>
+            <w:pPr>
+              <w:pStyle w:val="Compact"/>
+              <w:jc w:val="center"/>
+            </w:pPr>
+            <w:r>
+              <w:t xml:space="preserve">1.10</w:t>
+            </w:r>
+          </w:p>
+        </w:tc>
+        <w:tc>
+          <w:tcPr/>
+          <w:p>
+            <w:pPr>
+              <w:pStyle w:val="Compact"/>
+              <w:jc w:val="center"/>
+            </w:pPr>
+            <w:r>
+              <w:t xml:space="preserve">51%</w:t>
+            </w:r>
+          </w:p>
+        </w:tc>
+        <w:tc>
+          <w:tcPr/>
+          <w:p>
+            <w:pPr>
+              <w:pStyle w:val="Compact"/>
+              <w:jc w:val="center"/>
+            </w:pPr>
+            <w:r>
+              <w:rPr>
+                <w:bCs/>
+                <w:b/>
+              </w:rPr>
+              <w:t xml:space="preserve">57%</w:t>
+            </w:r>
+          </w:p>
+        </w:tc>
+      </w:tr>
+      <w:tr>
+        <w:tc>
+          <w:tcPr/>
+          <w:p>
+            <w:pPr>
+              <w:pStyle w:val="Compact"/>
+              <w:jc w:val="left"/>
+            </w:pPr>
+            <w:r>
+              <w:t xml:space="preserve">Pepper</w:t>
+            </w:r>
+          </w:p>
+        </w:tc>
+        <w:tc>
+          <w:tcPr/>
+          <w:p>
+            <w:pPr>
+              <w:pStyle w:val="Compact"/>
+              <w:jc w:val="center"/>
+            </w:pPr>
+            <w:r>
+              <w:t xml:space="preserve">1.10</w:t>
+            </w:r>
+          </w:p>
+        </w:tc>
+        <w:tc>
+          <w:tcPr/>
+          <w:p>
+            <w:pPr>
+              <w:pStyle w:val="Compact"/>
+              <w:jc w:val="center"/>
+            </w:pPr>
+            <w:r>
+              <w:t xml:space="preserve">47%</w:t>
+            </w:r>
+          </w:p>
+        </w:tc>
+        <w:tc>
+          <w:tcPr/>
+          <w:p>
+            <w:pPr>
+              <w:pStyle w:val="Compact"/>
+              <w:jc w:val="center"/>
+            </w:pPr>
+            <w:r>
+              <w:rPr>
+                <w:bCs/>
+                <w:b/>
+              </w:rPr>
+              <w:t xml:space="preserve">51%</w:t>
+            </w:r>
+          </w:p>
+        </w:tc>
+      </w:tr>
+      <w:tr>
+        <w:tc>
+          <w:tcPr/>
+          <w:p>
+            <w:pPr>
+              <w:pStyle w:val="Compact"/>
+              <w:jc w:val="left"/>
+            </w:pPr>
+            <w:r>
+              <w:t xml:space="preserve">Tomato</w:t>
+            </w:r>
+          </w:p>
+        </w:tc>
+        <w:tc>
+          <w:tcPr/>
+          <w:p>
+            <w:pPr>
+              <w:pStyle w:val="Compact"/>
+              <w:jc w:val="center"/>
+            </w:pPr>
+            <w:r>
+              <w:t xml:space="preserve">1.05</w:t>
+            </w:r>
+          </w:p>
+        </w:tc>
+        <w:tc>
+          <w:tcPr/>
+          <w:p>
+            <w:pPr>
+              <w:pStyle w:val="Compact"/>
+              <w:jc w:val="center"/>
+            </w:pPr>
+            <w:r>
+              <w:t xml:space="preserve">44%</w:t>
+            </w:r>
+          </w:p>
+        </w:tc>
+        <w:tc>
+          <w:tcPr/>
+          <w:p>
+            <w:pPr>
+              <w:pStyle w:val="Compact"/>
+              <w:jc w:val="center"/>
+            </w:pPr>
+            <w:r>
+              <w:rPr>
+                <w:bCs/>
+                <w:b/>
+              </w:rPr>
+              <w:t xml:space="preserve">46%</w:t>
+            </w:r>
+          </w:p>
+        </w:tc>
+      </w:tr>
+      <w:tr>
+        <w:tc>
+          <w:tcPr/>
+          <w:p>
+            <w:pPr>
+              <w:pStyle w:val="Compact"/>
+              <w:jc w:val="left"/>
+            </w:pPr>
+            <w:r>
+              <w:t xml:space="preserve">Cabbage</w:t>
+            </w:r>
+          </w:p>
+        </w:tc>
+        <w:tc>
+          <w:tcPr/>
+          <w:p>
+            <w:pPr>
+              <w:pStyle w:val="Compact"/>
+              <w:jc w:val="center"/>
+            </w:pPr>
+            <w:r>
+              <w:t xml:space="preserve">0.95</w:t>
+            </w:r>
+          </w:p>
+        </w:tc>
+        <w:tc>
+          <w:tcPr/>
+          <w:p>
+            <w:pPr>
+              <w:pStyle w:val="Compact"/>
+              <w:jc w:val="center"/>
+            </w:pPr>
+            <w:r>
+              <w:t xml:space="preserve">30%</w:t>
+            </w:r>
+          </w:p>
+        </w:tc>
+        <w:tc>
+          <w:tcPr/>
+          <w:p>
+            <w:pPr>
+              <w:pStyle w:val="Compact"/>
+              <w:jc w:val="center"/>
+            </w:pPr>
+            <w:r>
+              <w:rPr>
+                <w:bCs/>
+                <w:b/>
+              </w:rPr>
+              <w:t xml:space="preserve">28%</w:t>
+            </w:r>
+          </w:p>
+        </w:tc>
+      </w:tr>
+    </w:tbl>
+    <w:p>
+      <w:pPr>
+        <w:pStyle w:val="CaptionedFigure"/>
+      </w:pPr>
+      <w:r>
+        <w:drawing>
+          <wp:inline>
+            <wp:extent cx="5334000" cy="3167062"/>
+            <wp:effectExtent b="0" l="0" r="0" t="0"/>
+            <wp:docPr descr="Figure 4. Share of yield forfeited if each dry-season crop is grown on rainfall alone." title="" id="39" name="Picture"/>
+            <a:graphic>
+              <a:graphicData uri="http://schemas.openxmlformats.org/drawingml/2006/picture">
+                <pic:pic>
+                  <pic:nvPicPr>
+                    <pic:cNvPr descr="figures/cwn_yield.png" id="40" name="Picture"/>
+                    <pic:cNvPicPr>
+                      <a:picLocks noChangeArrowheads="1" noChangeAspect="1"/>
+                    </pic:cNvPicPr>
+                  </pic:nvPicPr>
+                  <pic:blipFill>
+                    <a:blip r:embed="rId38"/>
+                    <a:stretch>
+                      <a:fillRect/>
+                    </a:stretch>
+                  </pic:blipFill>
+                  <pic:spPr bwMode="auto">
+                    <a:xfrm>
+                      <a:off x="0" y="0"/>
+                      <a:ext cx="5334000" cy="3167062"/>
+                    </a:xfrm>
+                    <a:prstGeom prst="rect">
+                      <a:avLst/>
+                    </a:prstGeom>
+                    <a:noFill/>
+                    <a:ln w="9525">
+                      <a:noFill/>
+                      <a:headEnd/>
+                      <a:tailEnd/>
+                    </a:ln>
+                  </pic:spPr>
+                </pic:pic>
+              </a:graphicData>
+            </a:graphic>
+          </wp:inline>
+        </w:drawing>
+      </w:r>
+    </w:p>
+    <w:p>
+      <w:pPr>
+        <w:pStyle w:val="ImageCaption"/>
+      </w:pPr>
+      <w:r>
+        <w:t xml:space="preserve">Figure 4. Share of yield forfeited if each dry-season crop is grown on rainfall alone.</w:t>
+      </w:r>
+    </w:p>
+    <w:p>
+      <w:pPr>
+        <w:pStyle w:val="BodyText"/>
+      </w:pPr>
+      <w:r>
+        <w:rPr>
+          <w:iCs/>
+          <w:i/>
+        </w:rPr>
+        <w:t xml:space="preserve">Figure 4. The share of potential yield lost when a dry-season crop near Kumasi is grown on</w:t>
+      </w:r>
+      <w:r>
+        <w:rPr>
+          <w:iCs/>
+          <w:i/>
+        </w:rPr>
+        <w:t xml:space="preserve"> </w:t>
+      </w:r>
+      <w:r>
+        <w:rPr>
+          <w:iCs/>
+          <w:i/>
+        </w:rPr>
+        <w:t xml:space="preserve">rainfall alone, with no irrigation (FAO-33 water–yield relation). Every crop loses at least a</w:t>
+      </w:r>
+      <w:r>
+        <w:rPr>
+          <w:iCs/>
+          <w:i/>
+        </w:rPr>
+        <w:t xml:space="preserve"> </w:t>
+      </w:r>
+      <w:r>
+        <w:rPr>
+          <w:iCs/>
+          <w:i/>
+        </w:rPr>
+        <w:t xml:space="preserve">quarter of its harvest; maize and onion lose well over half.</w:t>
+      </w:r>
+    </w:p>
+    <w:p>
+      <w:pPr>
+        <w:pStyle w:val="BodyText"/>
+      </w:pPr>
+      <w:r>
+        <w:t xml:space="preserve">This is the real argument for the irrigation numbers in Section 8. Dry-season maize left to the</w:t>
+      </w:r>
+      <w:r>
+        <w:t xml:space="preserve"> </w:t>
+      </w:r>
+      <w:r>
+        <w:t xml:space="preserve">rain does not just</w:t>
+      </w:r>
+      <w:r>
+        <w:t xml:space="preserve"> </w:t>
+      </w:r>
+      <w:r>
+        <w:t xml:space="preserve">“</w:t>
+      </w:r>
+      <w:r>
+        <w:t xml:space="preserve">look thirsty</w:t>
+      </w:r>
+      <w:r>
+        <w:t xml:space="preserve">”</w:t>
+      </w:r>
+      <w:r>
+        <w:t xml:space="preserve"> </w:t>
+      </w:r>
+      <w:r>
+        <w:t xml:space="preserve">— it</w:t>
+      </w:r>
+      <w:r>
+        <w:t xml:space="preserve"> </w:t>
+      </w:r>
+      <w:r>
+        <w:rPr>
+          <w:bCs/>
+          <w:b/>
+        </w:rPr>
+        <w:t xml:space="preserve">throws away about 61% of its grain</w:t>
+      </w:r>
+      <w:r>
+        <w:t xml:space="preserve">. The ~265 mm of</w:t>
+      </w:r>
+      <w:r>
+        <w:t xml:space="preserve"> </w:t>
+      </w:r>
+      <w:r>
+        <w:t xml:space="preserve">irrigation it needs is what buys that harvest back. Sensitive crops (high Ky — maize, onion) punish</w:t>
+      </w:r>
+      <w:r>
+        <w:t xml:space="preserve"> </w:t>
+      </w:r>
+      <w:r>
+        <w:t xml:space="preserve">under-watering hardest; hardy ones (cabbage) forgive it.</w:t>
+      </w:r>
+    </w:p>
+    <w:p>
+      <w:pPr>
+        <w:pStyle w:val="BodyText"/>
+      </w:pPr>
+      <w:r>
+        <w:rPr>
+          <w:bCs/>
+          <w:b/>
+        </w:rPr>
+        <w:t xml:space="preserve">The maths behind it (optional).</w:t>
+      </w:r>
+      <w:r>
+        <w:t xml:space="preserve"> </w:t>
+      </w:r>
+      <w:r>
+        <w:t xml:space="preserve">Potential biomass</w:t>
+      </w:r>
+      <w:r>
+        <w:t xml:space="preserve"> </w:t>
+      </w:r>
+      <m:oMath>
+        <m:r>
+          <m:t>B</m:t>
+        </m:r>
+      </m:oMath>
+      <w:r>
+        <w:t xml:space="preserve"> </w:t>
+      </w:r>
+      <w:r>
+        <w:t xml:space="preserve">follows the FAO Agro-Ecological Zone</w:t>
+      </w:r>
+      <w:r>
+        <w:t xml:space="preserve"> </w:t>
+      </w:r>
+      <w:r>
+        <w:t xml:space="preserve">light-use model, and yield is</w:t>
+      </w:r>
+      <w:r>
+        <w:t xml:space="preserve"> </w:t>
+      </w:r>
+      <m:oMath>
+        <m:r>
+          <m:t>Y</m:t>
+        </m:r>
+        <m:r>
+          <m:rPr>
+            <m:sty m:val="p"/>
+          </m:rPr>
+          <m:t>=</m:t>
+        </m:r>
+        <m:r>
+          <m:t>H</m:t>
+        </m:r>
+        <m:r>
+          <m:t>I</m:t>
+        </m:r>
+        <m:r>
+          <m:rPr>
+            <m:sty m:val="p"/>
+          </m:rPr>
+          <m:t>×</m:t>
+        </m:r>
+        <m:r>
+          <m:t>B</m:t>
+        </m:r>
+      </m:oMath>
+      <w:r>
+        <w:t xml:space="preserve">, where</w:t>
+      </w:r>
+      <w:r>
+        <w:t xml:space="preserve"> </w:t>
+      </w:r>
+      <m:oMath>
+        <m:r>
+          <m:t>H</m:t>
+        </m:r>
+        <m:r>
+          <m:t>I</m:t>
+        </m:r>
+      </m:oMath>
+      <w:r>
+        <w:t xml:space="preserve"> </w:t>
+      </w:r>
+      <w:r>
+        <w:t xml:space="preserve">is the harvest index. The</w:t>
+      </w:r>
+      <w:r>
+        <w:t xml:space="preserve"> </w:t>
+      </w:r>
+      <w:r>
+        <w:t xml:space="preserve">water–yield loss is the FAO-33 relation:</w:t>
+      </w:r>
+    </w:p>
+    <w:p>
+      <w:pPr>
+        <w:pStyle w:val="BodyText"/>
+      </w:pPr>
+      <m:oMathPara>
+        <m:oMathParaPr>
+          <m:jc m:val="center"/>
+        </m:oMathParaPr>
+        <m:oMath>
+          <m:r>
+            <m:t>1</m:t>
+          </m:r>
+          <m:r>
+            <m:rPr>
+              <m:sty m:val="p"/>
+            </m:rPr>
+            <m:t>−</m:t>
+          </m:r>
+          <m:f>
+            <m:fPr>
+              <m:type m:val="bar"/>
+            </m:fPr>
+            <m:num>
+              <m:sSub>
+                <m:e>
+                  <m:r>
+                    <m:t>Y</m:t>
+                  </m:r>
+                </m:e>
+                <m:sub>
+                  <m:r>
+                    <m:t>a</m:t>
+                  </m:r>
+                </m:sub>
+              </m:sSub>
+            </m:num>
+            <m:den>
+              <m:sSub>
+                <m:e>
+                  <m:r>
+                    <m:t>Y</m:t>
+                  </m:r>
+                </m:e>
+                <m:sub>
+                  <m:r>
+                    <m:t>m</m:t>
+                  </m:r>
+                </m:sub>
+              </m:sSub>
+            </m:den>
+          </m:f>
+          <m:r>
+            <m:rPr>
+              <m:sty m:val="p"/>
+            </m:rPr>
+            <m:t>=</m:t>
+          </m:r>
+          <m:sSub>
+            <m:e>
+              <m:r>
+                <m:t>K</m:t>
+              </m:r>
+            </m:e>
+            <m:sub>
+              <m:r>
+                <m:t>y</m:t>
+              </m:r>
+            </m:sub>
+          </m:sSub>
+          <m:d>
+            <m:dPr>
+              <m:begChr m:val="("/>
+              <m:endChr m:val=")"/>
+              <m:sepChr m:val=""/>
+              <m:grow/>
+            </m:dPr>
+            <m:e>
+              <m:r>
+                <m:t>1</m:t>
+              </m:r>
+              <m:r>
+                <m:rPr>
+                  <m:sty m:val="p"/>
+                </m:rPr>
+                <m:t>−</m:t>
+              </m:r>
+              <m:f>
+                <m:fPr>
+                  <m:type m:val="bar"/>
+                </m:fPr>
+                <m:num>
+                  <m:r>
+                    <m:t>E</m:t>
+                  </m:r>
+                  <m:sSub>
+                    <m:e>
+                      <m:r>
+                        <m:t>T</m:t>
+                      </m:r>
+                    </m:e>
+                    <m:sub>
+                      <m:r>
+                        <m:t>a</m:t>
+                      </m:r>
+                    </m:sub>
+                  </m:sSub>
+                </m:num>
+                <m:den>
+                  <m:r>
+                    <m:t>E</m:t>
+                  </m:r>
+                  <m:sSub>
+                    <m:e>
+                      <m:r>
+                        <m:t>T</m:t>
+                      </m:r>
+                    </m:e>
+                    <m:sub>
+                      <m:r>
+                        <m:t>c</m:t>
+                      </m:r>
+                    </m:sub>
+                  </m:sSub>
+                </m:den>
+              </m:f>
+            </m:e>
+          </m:d>
+        </m:oMath>
+      </m:oMathPara>
+    </w:p>
+    <w:p>
+      <w:pPr>
+        <w:pStyle w:val="FirstParagraph"/>
+      </w:pPr>
+      <w:r>
+        <w:t xml:space="preserve">Here</w:t>
+      </w:r>
+      <w:r>
+        <w:t xml:space="preserve"> </w:t>
+      </w:r>
+      <m:oMath>
+        <m:sSub>
+          <m:e>
+            <m:r>
+              <m:t>Y</m:t>
+            </m:r>
+          </m:e>
+          <m:sub>
+            <m:r>
+              <m:t>a</m:t>
+            </m:r>
+          </m:sub>
+        </m:sSub>
+        <m:r>
+          <m:rPr>
+            <m:sty m:val="p"/>
+          </m:rPr>
+          <m:t>/</m:t>
+        </m:r>
+        <m:sSub>
+          <m:e>
+            <m:r>
+              <m:t>Y</m:t>
+            </m:r>
+          </m:e>
+          <m:sub>
+            <m:r>
+              <m:t>m</m:t>
+            </m:r>
+          </m:sub>
+        </m:sSub>
+      </m:oMath>
+      <w:r>
+        <w:t xml:space="preserve"> </w:t>
+      </w:r>
+      <w:r>
+        <w:t xml:space="preserve">is actual over maximum yield and</w:t>
+      </w:r>
+      <w:r>
+        <w:t xml:space="preserve"> </w:t>
+      </w:r>
+      <m:oMath>
+        <m:r>
+          <m:t>E</m:t>
+        </m:r>
+        <m:sSub>
+          <m:e>
+            <m:r>
+              <m:t>T</m:t>
+            </m:r>
+          </m:e>
+          <m:sub>
+            <m:r>
+              <m:t>a</m:t>
+            </m:r>
+          </m:sub>
+        </m:sSub>
+        <m:r>
+          <m:rPr>
+            <m:sty m:val="p"/>
+          </m:rPr>
+          <m:t>/</m:t>
+        </m:r>
+        <m:r>
+          <m:t>E</m:t>
+        </m:r>
+        <m:sSub>
+          <m:e>
+            <m:r>
+              <m:t>T</m:t>
+            </m:r>
+          </m:e>
+          <m:sub>
+            <m:r>
+              <m:t>c</m:t>
+            </m:r>
+          </m:sub>
+        </m:sSub>
+      </m:oMath>
+      <w:r>
+        <w:t xml:space="preserve"> </w:t>
+      </w:r>
+      <w:r>
+        <w:t xml:space="preserve">is actual over full crop water use.</w:t>
+      </w:r>
+    </w:p>
+    <w:p>
+      <w:r>
+        <w:pict>
+          <v:rect style="width:0;height:1.5pt" o:hralign="center" o:hrstd="t" o:hr="t"/>
+        </w:pict>
+      </w:r>
+    </w:p>
+    <w:bookmarkEnd w:id="41"/>
+    <w:bookmarkStart w:id="42" w:name="Xbb05e50e677ab4078be28c90c648c11f93bdc97"/>
+    <w:p>
+      <w:pPr>
+        <w:pStyle w:val="Heading2"/>
+      </w:pPr>
+      <w:r>
+        <w:t xml:space="preserve">10. What the numbers tell a farmer near Kumasi</w:t>
       </w:r>
     </w:p>
     <w:p>
@@ -7290,14 +8627,14 @@
         </w:pict>
       </w:r>
     </w:p>
-    <w:bookmarkEnd w:id="38"/>
-    <w:bookmarkStart w:id="39" w:name="Xdafa9277602cdc1ffabf60097026639b52663e7"/>
+    <w:bookmarkEnd w:id="42"/>
+    <w:bookmarkStart w:id="43" w:name="Xdafa9277602cdc1ffabf60097026639b52663e7"/>
     <w:p>
       <w:pPr>
         <w:pStyle w:val="Heading2"/>
       </w:pPr>
       <w:r>
-        <w:t xml:space="preserve">10. Going further — day-by-day scheduling with</w:t>
+        <w:t xml:space="preserve">11. Going further — day-by-day scheduling with</w:t>
       </w:r>
       <w:r>
         <w:t xml:space="preserve"> </w:t>
@@ -7801,14 +9138,29 @@
         </w:pict>
       </w:r>
     </w:p>
-    <w:bookmarkEnd w:id="39"/>
-    <w:bookmarkStart w:id="41" w:name="X78d5e6967a69cf4de06320185827b17edbb4f6d"/>
+    <w:bookmarkEnd w:id="43"/>
+    <w:bookmarkStart w:id="52" w:name="X154ab13c55c2f3a84b449ad34c34e1101d1f141"/>
     <w:p>
       <w:pPr>
         <w:pStyle w:val="Heading2"/>
       </w:pPr>
       <w:r>
-        <w:t xml:space="preserve">11. Where the weather comes from (and doing another town)</w:t>
+        <w:t xml:space="preserve">12. Getting weather anywhere —</w:t>
+      </w:r>
+      <w:r>
+        <w:t xml:space="preserve"> </w:t>
+      </w:r>
+      <w:r>
+        <w:rPr>
+          <w:rStyle w:val="VerbatimChar"/>
+        </w:rPr>
+        <w:t xml:space="preserve">weather()</w:t>
+      </w:r>
+      <w:r>
+        <w:t xml:space="preserve"> </w:t>
+      </w:r>
+      <w:r>
+        <w:t xml:space="preserve">across Africa and beyond</w:t>
       </w:r>
     </w:p>
     <w:p>
@@ -7816,13 +9168,26 @@
         <w:pStyle w:val="FirstParagraph"/>
       </w:pPr>
       <w:r>
-        <w:t xml:space="preserve">The bundled Kumasi record from 1960–2015 is the historical station series. From 2016 it is</w:t>
-      </w:r>
-      <w:r>
-        <w:t xml:space="preserve"> </w:t>
-      </w:r>
-      <w:r>
-        <w:t xml:space="preserve">extended with</w:t>
+        <w:t xml:space="preserve">Nothing in this guide is special to Kumasi</w:t>
+      </w:r>
+      <w:r>
+        <w:t xml:space="preserve"> </w:t>
+      </w:r>
+      <w:r>
+        <w:rPr>
+          <w:iCs/>
+          <w:i/>
+        </w:rPr>
+        <w:t xml:space="preserve">except the coordinates</w:t>
+      </w:r>
+      <w:r>
+        <w:t xml:space="preserve">. The bundled Kumasi record</w:t>
+      </w:r>
+      <w:r>
+        <w:t xml:space="preserve"> </w:t>
+      </w:r>
+      <w:r>
+        <w:t xml:space="preserve">from 1960–2015 is the historical station series; from 2016 it is extended with</w:t>
       </w:r>
       <w:r>
         <w:t xml:space="preserve"> </w:t>
@@ -7838,13 +9203,13 @@
         <w:t xml:space="preserve"> </w:t>
       </w:r>
       <w:r>
-        <w:t xml:space="preserve">daily data — a free, global, satellite-and-model weather service —</w:t>
-      </w:r>
-      <w:r>
-        <w:t xml:space="preserve"> </w:t>
-      </w:r>
-      <w:r>
-        <w:t xml:space="preserve">fetched through the package’s own</w:t>
+        <w:t xml:space="preserve">daily data — a free, global, satellite-and-model weather service — fetched through the package’s</w:t>
+      </w:r>
+      <w:r>
+        <w:t xml:space="preserve"> </w:t>
+      </w:r>
+      <w:r>
+        <w:t xml:space="preserve">own</w:t>
       </w:r>
       <w:r>
         <w:t xml:space="preserve"> </w:t>
@@ -7877,21 +9242,323 @@
         <w:t xml:space="preserve"> </w:t>
       </w:r>
       <w:r>
-        <w:t xml:space="preserve">gives</w:t>
-      </w:r>
-      <w:r>
-        <w:t xml:space="preserve"> </w:t>
-      </w:r>
-      <w:r>
-        <w:t xml:space="preserve">you an up-to-date record without any work on your part.</w:t>
-      </w:r>
-    </w:p>
-    <w:p>
-      <w:pPr>
-        <w:pStyle w:val="BodyText"/>
-      </w:pPr>
-      <w:r>
-        <w:t xml:space="preserve">To refresh it further, or to build the same record for</w:t>
+        <w:t xml:space="preserve">already gives you an up-to-date</w:t>
+      </w:r>
+      <w:r>
+        <w:t xml:space="preserve"> </w:t>
+      </w:r>
+      <w:r>
+        <w:t xml:space="preserve">record. The</w:t>
+      </w:r>
+      <w:r>
+        <w:t xml:space="preserve"> </w:t>
+      </w:r>
+      <w:r>
+        <w:rPr>
+          <w:iCs/>
+          <w:i/>
+        </w:rPr>
+        <w:t xml:space="preserve">same one function</w:t>
+      </w:r>
+      <w:r>
+        <w:t xml:space="preserve"> </w:t>
+      </w:r>
+      <w:r>
+        <w:t xml:space="preserve">builds the identical record for any place on Earth.</w:t>
+      </w:r>
+    </w:p>
+    <w:bookmarkStart w:id="44" w:name="the-one-call-you-need"/>
+    <w:p>
+      <w:pPr>
+        <w:pStyle w:val="Heading3"/>
+      </w:pPr>
+      <w:r>
+        <w:t xml:space="preserve">The one call you need</w:t>
+      </w:r>
+    </w:p>
+    <w:p>
+      <w:pPr>
+        <w:pStyle w:val="FirstParagraph"/>
+      </w:pPr>
+      <w:r>
+        <w:rPr>
+          <w:rStyle w:val="VerbatimChar"/>
+        </w:rPr>
+        <w:t xml:space="preserve">weather()</w:t>
+      </w:r>
+      <w:r>
+        <w:t xml:space="preserve"> </w:t>
+      </w:r>
+      <w:r>
+        <w:t xml:space="preserve">needs only a longitude and a latitude (west and south are negative) and a date range:</w:t>
+      </w:r>
+    </w:p>
+    <w:p>
+      <w:pPr>
+        <w:pStyle w:val="SourceCode"/>
+      </w:pPr>
+      <w:r>
+        <w:rPr>
+          <w:rStyle w:val="CommentTok"/>
+        </w:rPr>
+        <w:t xml:space="preserve"># Tamale, northern Ghana (lat 9.40, lon -0.84)</w:t>
+      </w:r>
+      <w:r>
+        <w:br/>
+      </w:r>
+      <w:r>
+        <w:rPr>
+          <w:rStyle w:val="NormalTok"/>
+        </w:rPr>
+        <w:t xml:space="preserve">tamale </w:t>
+      </w:r>
+      <w:r>
+        <w:rPr>
+          <w:rStyle w:val="OtherTok"/>
+        </w:rPr>
+        <w:t xml:space="preserve">&lt;-</w:t>
+      </w:r>
+      <w:r>
+        <w:rPr>
+          <w:rStyle w:val="NormalTok"/>
+        </w:rPr>
+        <w:t xml:space="preserve"> </w:t>
+      </w:r>
+      <w:r>
+        <w:rPr>
+          <w:rStyle w:val="FunctionTok"/>
+        </w:rPr>
+        <w:t xml:space="preserve">weather</w:t>
+      </w:r>
+      <w:r>
+        <w:rPr>
+          <w:rStyle w:val="NormalTok"/>
+        </w:rPr>
+        <w:t xml:space="preserve">(</w:t>
+      </w:r>
+      <w:r>
+        <w:rPr>
+          <w:rStyle w:val="AttributeTok"/>
+        </w:rPr>
+        <w:t xml:space="preserve">longitude =</w:t>
+      </w:r>
+      <w:r>
+        <w:rPr>
+          <w:rStyle w:val="NormalTok"/>
+        </w:rPr>
+        <w:t xml:space="preserve"> </w:t>
+      </w:r>
+      <w:r>
+        <w:rPr>
+          <w:rStyle w:val="SpecialCharTok"/>
+        </w:rPr>
+        <w:t xml:space="preserve">-</w:t>
+      </w:r>
+      <w:r>
+        <w:rPr>
+          <w:rStyle w:val="FloatTok"/>
+        </w:rPr>
+        <w:t xml:space="preserve">0.84</w:t>
+      </w:r>
+      <w:r>
+        <w:rPr>
+          <w:rStyle w:val="NormalTok"/>
+        </w:rPr>
+        <w:t xml:space="preserve">, </w:t>
+      </w:r>
+      <w:r>
+        <w:rPr>
+          <w:rStyle w:val="AttributeTok"/>
+        </w:rPr>
+        <w:t xml:space="preserve">latitude =</w:t>
+      </w:r>
+      <w:r>
+        <w:rPr>
+          <w:rStyle w:val="NormalTok"/>
+        </w:rPr>
+        <w:t xml:space="preserve"> </w:t>
+      </w:r>
+      <w:r>
+        <w:rPr>
+          <w:rStyle w:val="FloatTok"/>
+        </w:rPr>
+        <w:t xml:space="preserve">9.40</w:t>
+      </w:r>
+      <w:r>
+        <w:rPr>
+          <w:rStyle w:val="NormalTok"/>
+        </w:rPr>
+        <w:t xml:space="preserve">,</w:t>
+      </w:r>
+      <w:r>
+        <w:br/>
+      </w:r>
+      <w:r>
+        <w:rPr>
+          <w:rStyle w:val="NormalTok"/>
+        </w:rPr>
+        <w:t xml:space="preserve">                  </w:t>
+      </w:r>
+      <w:r>
+        <w:rPr>
+          <w:rStyle w:val="AttributeTok"/>
+        </w:rPr>
+        <w:t xml:space="preserve">NASA.SSE =</w:t>
+      </w:r>
+      <w:r>
+        <w:rPr>
+          <w:rStyle w:val="NormalTok"/>
+        </w:rPr>
+        <w:t xml:space="preserve"> </w:t>
+      </w:r>
+      <w:r>
+        <w:rPr>
+          <w:rStyle w:val="FunctionTok"/>
+        </w:rPr>
+        <w:t xml:space="preserve">list</w:t>
+      </w:r>
+      <w:r>
+        <w:rPr>
+          <w:rStyle w:val="NormalTok"/>
+        </w:rPr>
+        <w:t xml:space="preserve">(</w:t>
+      </w:r>
+      <w:r>
+        <w:rPr>
+          <w:rStyle w:val="AttributeTok"/>
+        </w:rPr>
+        <w:t xml:space="preserve">from =</w:t>
+      </w:r>
+      <w:r>
+        <w:rPr>
+          <w:rStyle w:val="NormalTok"/>
+        </w:rPr>
+        <w:t xml:space="preserve"> </w:t>
+      </w:r>
+      <w:r>
+        <w:rPr>
+          <w:rStyle w:val="StringTok"/>
+        </w:rPr>
+        <w:t xml:space="preserve">"2016-01-01"</w:t>
+      </w:r>
+      <w:r>
+        <w:rPr>
+          <w:rStyle w:val="NormalTok"/>
+        </w:rPr>
+        <w:t xml:space="preserve">, </w:t>
+      </w:r>
+      <w:r>
+        <w:rPr>
+          <w:rStyle w:val="AttributeTok"/>
+        </w:rPr>
+        <w:t xml:space="preserve">to =</w:t>
+      </w:r>
+      <w:r>
+        <w:rPr>
+          <w:rStyle w:val="NormalTok"/>
+        </w:rPr>
+        <w:t xml:space="preserve"> </w:t>
+      </w:r>
+      <w:r>
+        <w:rPr>
+          <w:rStyle w:val="StringTok"/>
+        </w:rPr>
+        <w:t xml:space="preserve">"2026-07-20"</w:t>
+      </w:r>
+      <w:r>
+        <w:rPr>
+          <w:rStyle w:val="NormalTok"/>
+        </w:rPr>
+        <w:t xml:space="preserve">))</w:t>
+      </w:r>
+      <w:r>
+        <w:br/>
+      </w:r>
+      <w:r>
+        <w:rPr>
+          <w:rStyle w:val="NormalTok"/>
+        </w:rPr>
+        <w:t xml:space="preserve">wx </w:t>
+      </w:r>
+      <w:r>
+        <w:rPr>
+          <w:rStyle w:val="OtherTok"/>
+        </w:rPr>
+        <w:t xml:space="preserve">&lt;-</w:t>
+      </w:r>
+      <w:r>
+        <w:rPr>
+          <w:rStyle w:val="NormalTok"/>
+        </w:rPr>
+        <w:t xml:space="preserve"> tamale</w:t>
+      </w:r>
+      <w:r>
+        <w:rPr>
+          <w:rStyle w:val="SpecialCharTok"/>
+        </w:rPr>
+        <w:t xml:space="preserve">$</w:t>
+      </w:r>
+      <w:r>
+        <w:rPr>
+          <w:rStyle w:val="NormalTok"/>
+        </w:rPr>
+        <w:t xml:space="preserve">NASA.SEE</w:t>
+      </w:r>
+      <w:r>
+        <w:rPr>
+          <w:rStyle w:val="SpecialCharTok"/>
+        </w:rPr>
+        <w:t xml:space="preserve">$</w:t>
+      </w:r>
+      <w:r>
+        <w:rPr>
+          <w:rStyle w:val="NormalTok"/>
+        </w:rPr>
+        <w:t xml:space="preserve">data     </w:t>
+      </w:r>
+      <w:r>
+        <w:rPr>
+          <w:rStyle w:val="CommentTok"/>
+        </w:rPr>
+        <w:t xml:space="preserve"># a data frame: Tmax Tmin RH uz Rs P date ...</w:t>
+      </w:r>
+      <w:r>
+        <w:br/>
+      </w:r>
+      <w:r>
+        <w:rPr>
+          <w:rStyle w:val="FunctionTok"/>
+        </w:rPr>
+        <w:t xml:space="preserve">head</w:t>
+      </w:r>
+      <w:r>
+        <w:rPr>
+          <w:rStyle w:val="NormalTok"/>
+        </w:rPr>
+        <w:t xml:space="preserve">(wx)</w:t>
+      </w:r>
+    </w:p>
+    <w:p>
+      <w:pPr>
+        <w:pStyle w:val="FirstParagraph"/>
+      </w:pPr>
+      <w:r>
+        <w:t xml:space="preserve">That</w:t>
+      </w:r>
+      <w:r>
+        <w:t xml:space="preserve"> </w:t>
+      </w:r>
+      <w:r>
+        <w:rPr>
+          <w:rStyle w:val="VerbatimChar"/>
+        </w:rPr>
+        <w:t xml:space="preserve">wx</w:t>
+      </w:r>
+      <w:r>
+        <w:t xml:space="preserve"> </w:t>
+      </w:r>
+      <w:r>
+        <w:t xml:space="preserve">data frame drops straight into the</w:t>
       </w:r>
       <w:r>
         <w:t xml:space="preserve"> </w:t>
@@ -7901,347 +9568,1486 @@
           <w:bCs/>
           <w:b/>
         </w:rPr>
-        <w:t xml:space="preserve">your</w:t>
-      </w:r>
-      <w:r>
-        <w:t xml:space="preserve"> </w:t>
-      </w:r>
-      <w:r>
-        <w:t xml:space="preserve">town,</w:t>
-      </w:r>
-      <w:r>
-        <w:t xml:space="preserve"> </w:t>
-      </w:r>
-      <w:r>
-        <w:rPr>
-          <w:rStyle w:val="VerbatimChar"/>
-        </w:rPr>
-        <w:t xml:space="preserve">weather()</w:t>
-      </w:r>
-      <w:r>
-        <w:t xml:space="preserve"> </w:t>
-      </w:r>
-      <w:r>
-        <w:t xml:space="preserve">needs only a</w:t>
-      </w:r>
-      <w:r>
-        <w:t xml:space="preserve"> </w:t>
-      </w:r>
-      <w:r>
-        <w:t xml:space="preserve">longitude and latitude:</w:t>
-      </w:r>
-    </w:p>
-    <w:p>
-      <w:pPr>
-        <w:pStyle w:val="SourceCode"/>
-      </w:pPr>
-      <w:r>
-        <w:rPr>
-          <w:rStyle w:val="CommentTok"/>
-        </w:rPr>
-        <w:t xml:space="preserve"># Tamale, for example (lat 9.40, lon -0.84)</w:t>
-      </w:r>
-      <w:r>
-        <w:br/>
-      </w:r>
-      <w:r>
-        <w:rPr>
-          <w:rStyle w:val="NormalTok"/>
-        </w:rPr>
-        <w:t xml:space="preserve">tamale </w:t>
-      </w:r>
-      <w:r>
-        <w:rPr>
-          <w:rStyle w:val="OtherTok"/>
-        </w:rPr>
-        <w:t xml:space="preserve">&lt;-</w:t>
-      </w:r>
-      <w:r>
-        <w:rPr>
-          <w:rStyle w:val="NormalTok"/>
-        </w:rPr>
-        <w:t xml:space="preserve"> </w:t>
-      </w:r>
-      <w:r>
-        <w:rPr>
-          <w:rStyle w:val="FunctionTok"/>
-        </w:rPr>
-        <w:t xml:space="preserve">weather</w:t>
-      </w:r>
-      <w:r>
-        <w:rPr>
-          <w:rStyle w:val="NormalTok"/>
-        </w:rPr>
-        <w:t xml:space="preserve">(</w:t>
-      </w:r>
-      <w:r>
-        <w:rPr>
-          <w:rStyle w:val="AttributeTok"/>
-        </w:rPr>
-        <w:t xml:space="preserve">longitude =</w:t>
-      </w:r>
-      <w:r>
-        <w:rPr>
-          <w:rStyle w:val="NormalTok"/>
-        </w:rPr>
-        <w:t xml:space="preserve"> </w:t>
-      </w:r>
-      <w:r>
-        <w:rPr>
-          <w:rStyle w:val="SpecialCharTok"/>
-        </w:rPr>
-        <w:t xml:space="preserve">-</w:t>
-      </w:r>
-      <w:r>
-        <w:rPr>
-          <w:rStyle w:val="FloatTok"/>
-        </w:rPr>
-        <w:t xml:space="preserve">0.84</w:t>
-      </w:r>
-      <w:r>
-        <w:rPr>
-          <w:rStyle w:val="NormalTok"/>
-        </w:rPr>
-        <w:t xml:space="preserve">, </w:t>
-      </w:r>
-      <w:r>
-        <w:rPr>
-          <w:rStyle w:val="AttributeTok"/>
-        </w:rPr>
-        <w:t xml:space="preserve">latitude =</w:t>
-      </w:r>
-      <w:r>
-        <w:rPr>
-          <w:rStyle w:val="NormalTok"/>
-        </w:rPr>
-        <w:t xml:space="preserve"> </w:t>
-      </w:r>
-      <w:r>
-        <w:rPr>
-          <w:rStyle w:val="FloatTok"/>
-        </w:rPr>
-        <w:t xml:space="preserve">9.40</w:t>
-      </w:r>
-      <w:r>
-        <w:rPr>
-          <w:rStyle w:val="NormalTok"/>
-        </w:rPr>
-        <w:t xml:space="preserve">,</w:t>
-      </w:r>
-      <w:r>
-        <w:br/>
-      </w:r>
-      <w:r>
-        <w:rPr>
-          <w:rStyle w:val="NormalTok"/>
-        </w:rPr>
-        <w:t xml:space="preserve">                  </w:t>
-      </w:r>
-      <w:r>
-        <w:rPr>
-          <w:rStyle w:val="AttributeTok"/>
-        </w:rPr>
-        <w:t xml:space="preserve">NASA.SSE =</w:t>
-      </w:r>
-      <w:r>
-        <w:rPr>
-          <w:rStyle w:val="NormalTok"/>
-        </w:rPr>
-        <w:t xml:space="preserve"> </w:t>
-      </w:r>
-      <w:r>
-        <w:rPr>
-          <w:rStyle w:val="FunctionTok"/>
-        </w:rPr>
-        <w:t xml:space="preserve">list</w:t>
-      </w:r>
-      <w:r>
-        <w:rPr>
-          <w:rStyle w:val="NormalTok"/>
-        </w:rPr>
-        <w:t xml:space="preserve">(</w:t>
-      </w:r>
-      <w:r>
-        <w:rPr>
-          <w:rStyle w:val="AttributeTok"/>
-        </w:rPr>
-        <w:t xml:space="preserve">from =</w:t>
-      </w:r>
-      <w:r>
-        <w:rPr>
-          <w:rStyle w:val="NormalTok"/>
-        </w:rPr>
-        <w:t xml:space="preserve"> </w:t>
-      </w:r>
-      <w:r>
-        <w:rPr>
-          <w:rStyle w:val="StringTok"/>
-        </w:rPr>
-        <w:t xml:space="preserve">"2016-01-01"</w:t>
-      </w:r>
-      <w:r>
-        <w:rPr>
-          <w:rStyle w:val="NormalTok"/>
-        </w:rPr>
-        <w:t xml:space="preserve">, </w:t>
-      </w:r>
-      <w:r>
-        <w:rPr>
-          <w:rStyle w:val="AttributeTok"/>
-        </w:rPr>
-        <w:t xml:space="preserve">to =</w:t>
-      </w:r>
-      <w:r>
-        <w:rPr>
-          <w:rStyle w:val="NormalTok"/>
-        </w:rPr>
-        <w:t xml:space="preserve"> </w:t>
-      </w:r>
-      <w:r>
-        <w:rPr>
-          <w:rStyle w:val="StringTok"/>
-        </w:rPr>
-        <w:t xml:space="preserve">"2026-07-20"</w:t>
-      </w:r>
-      <w:r>
-        <w:rPr>
-          <w:rStyle w:val="NormalTok"/>
-        </w:rPr>
-        <w:t xml:space="preserve">))</w:t>
-      </w:r>
-      <w:r>
-        <w:br/>
-      </w:r>
-      <w:r>
-        <w:rPr>
-          <w:rStyle w:val="NormalTok"/>
-        </w:rPr>
-        <w:t xml:space="preserve">wx </w:t>
-      </w:r>
-      <w:r>
-        <w:rPr>
-          <w:rStyle w:val="OtherTok"/>
-        </w:rPr>
-        <w:t xml:space="preserve">&lt;-</w:t>
-      </w:r>
-      <w:r>
-        <w:rPr>
-          <w:rStyle w:val="NormalTok"/>
-        </w:rPr>
-        <w:t xml:space="preserve"> tamale</w:t>
-      </w:r>
-      <w:r>
-        <w:rPr>
-          <w:rStyle w:val="SpecialCharTok"/>
-        </w:rPr>
-        <w:t xml:space="preserve">$</w:t>
-      </w:r>
-      <w:r>
-        <w:rPr>
-          <w:rStyle w:val="NormalTok"/>
-        </w:rPr>
-        <w:t xml:space="preserve">NASA.SEE</w:t>
-      </w:r>
-      <w:r>
-        <w:rPr>
-          <w:rStyle w:val="SpecialCharTok"/>
-        </w:rPr>
-        <w:t xml:space="preserve">$</w:t>
-      </w:r>
-      <w:r>
-        <w:rPr>
-          <w:rStyle w:val="NormalTok"/>
-        </w:rPr>
-        <w:t xml:space="preserve">data          </w:t>
-      </w:r>
-      <w:r>
-        <w:rPr>
-          <w:rStyle w:val="CommentTok"/>
-        </w:rPr>
-        <w:t xml:space="preserve"># Tmax, Tmin, RH, wind, Rs, rain, date...</w:t>
-      </w:r>
-    </w:p>
-    <w:p>
-      <w:pPr>
-        <w:pStyle w:val="FirstParagraph"/>
-      </w:pPr>
-      <w:r>
-        <w:t xml:space="preserve">You can then feed</w:t>
-      </w:r>
-      <w:r>
-        <w:t xml:space="preserve"> </w:t>
-      </w:r>
-      <w:r>
-        <w:rPr>
-          <w:rStyle w:val="VerbatimChar"/>
-        </w:rPr>
-        <w:t xml:space="preserve">wx</w:t>
-      </w:r>
-      <w:r>
-        <w:t xml:space="preserve"> </w:t>
-      </w:r>
-      <w:r>
-        <w:t xml:space="preserve">into exactly the same</w:t>
-      </w:r>
-      <w:r>
-        <w:t xml:space="preserve"> </w:t>
-      </w:r>
-      <w:r>
-        <w:rPr>
-          <w:rStyle w:val="VerbatimChar"/>
-        </w:rPr>
-        <w:t xml:space="preserve">ETo()</w:t>
-      </w:r>
-      <w:r>
-        <w:t xml:space="preserve"> </w:t>
-      </w:r>
-      <w:r>
-        <w:t xml:space="preserve">→</w:t>
-      </w:r>
-      <w:r>
-        <w:t xml:space="preserve"> </w:t>
-      </w:r>
-      <w:r>
-        <w:rPr>
-          <w:rStyle w:val="VerbatimChar"/>
-        </w:rPr>
-        <w:t xml:space="preserve">kc()</w:t>
-      </w:r>
-      <w:r>
-        <w:t xml:space="preserve"> </w:t>
-      </w:r>
-      <w:r>
-        <w:t xml:space="preserve">steps in this guide. The whole</w:t>
-      </w:r>
-      <w:r>
-        <w:t xml:space="preserve"> </w:t>
-      </w:r>
-      <w:r>
-        <w:t xml:space="preserve">method is portable to any farm on Earth with a known location. You can also download the same</w:t>
-      </w:r>
-      <w:r>
-        <w:t xml:space="preserve"> </w:t>
-      </w:r>
-      <w:r>
-        <w:t xml:space="preserve">data by hand from the</w:t>
-      </w:r>
-      <w:r>
-        <w:t xml:space="preserve"> </w:t>
+        <w:t xml:space="preserve">same</w:t>
       </w:r>
       <w:r>
         <w:rPr>
           <w:bCs/>
           <w:b/>
         </w:rPr>
+        <w:t xml:space="preserve"> </w:t>
+      </w:r>
+      <w:r>
+        <w:rPr>
+          <w:rStyle w:val="VerbatimChar"/>
+          <w:bCs/>
+          <w:b/>
+        </w:rPr>
+        <w:t xml:space="preserve">ETo()</w:t>
+      </w:r>
+      <w:r>
+        <w:rPr>
+          <w:bCs/>
+          <w:b/>
+        </w:rPr>
+        <w:t xml:space="preserve"> </w:t>
+      </w:r>
+      <w:r>
+        <w:rPr>
+          <w:bCs/>
+          <w:b/>
+        </w:rPr>
+        <w:t xml:space="preserve">→</w:t>
+      </w:r>
+      <w:r>
+        <w:rPr>
+          <w:bCs/>
+          <w:b/>
+        </w:rPr>
+        <w:t xml:space="preserve"> </w:t>
+      </w:r>
+      <w:r>
+        <w:rPr>
+          <w:rStyle w:val="VerbatimChar"/>
+          <w:bCs/>
+          <w:b/>
+        </w:rPr>
+        <w:t xml:space="preserve">kc()</w:t>
+      </w:r>
+      <w:r>
+        <w:rPr>
+          <w:bCs/>
+          <w:b/>
+        </w:rPr>
+        <w:t xml:space="preserve"> </w:t>
+      </w:r>
+      <w:r>
+        <w:rPr>
+          <w:bCs/>
+          <w:b/>
+        </w:rPr>
+        <w:t xml:space="preserve">→</w:t>
+      </w:r>
+      <w:r>
+        <w:rPr>
+          <w:bCs/>
+          <w:b/>
+        </w:rPr>
+        <w:t xml:space="preserve"> </w:t>
+      </w:r>
+      <w:r>
+        <w:rPr>
+          <w:rStyle w:val="VerbatimChar"/>
+          <w:bCs/>
+          <w:b/>
+        </w:rPr>
+        <w:t xml:space="preserve">biomass()</w:t>
+      </w:r>
+      <w:r>
+        <w:t xml:space="preserve"> </w:t>
+      </w:r>
+      <w:r>
+        <w:t xml:space="preserve">steps you</w:t>
+      </w:r>
+      <w:r>
+        <w:t xml:space="preserve"> </w:t>
+      </w:r>
+      <w:r>
+        <w:t xml:space="preserve">have just followed. Change two numbers, get a full crop-water-needs assessment for a new place.</w:t>
+      </w:r>
+    </w:p>
+    <w:bookmarkEnd w:id="44"/>
+    <w:bookmarkStart w:id="45" w:name="a-starter-set-of-locations"/>
+    <w:p>
+      <w:pPr>
+        <w:pStyle w:val="Heading3"/>
+      </w:pPr>
+      <w:r>
+        <w:t xml:space="preserve">A starter set of locations</w:t>
+      </w:r>
+    </w:p>
+    <w:p>
+      <w:pPr>
+        <w:pStyle w:val="FirstParagraph"/>
+      </w:pPr>
+      <w:r>
+        <w:t xml:space="preserve">Here are working coordinates across Africa and beyond — copy a row and go. (South of the equator</w:t>
+      </w:r>
+      <w:r>
+        <w:t xml:space="preserve"> </w:t>
+      </w:r>
+      <w:r>
+        <w:t xml:space="preserve">the latitude is negative; west of Greenwich the longitude is negative.)</w:t>
+      </w:r>
+    </w:p>
+    <w:tbl>
+      <w:tblPr>
+        <w:tblStyle w:val="Table"/>
+        <w:tblW w:type="auto" w:w="0"/>
+        <w:tblLook w:firstRow="1" w:lastRow="0" w:firstColumn="0" w:lastColumn="0" w:noHBand="0" w:noVBand="0" w:val="0020"/>
+        <w:jc w:val="start"/>
+      </w:tblPr>
+      <w:tblGrid>
+        <w:gridCol w:w="1980"/>
+        <w:gridCol w:w="1980"/>
+        <w:gridCol w:w="1980"/>
+        <w:gridCol w:w="1980"/>
+      </w:tblGrid>
+      <w:tr>
+        <w:trPr>
+          <w:tblHeader w:val="true"/>
+        </w:trPr>
+        <w:tc>
+          <w:tcPr/>
+          <w:p>
+            <w:pPr>
+              <w:pStyle w:val="Compact"/>
+              <w:jc w:val="left"/>
+            </w:pPr>
+            <w:r>
+              <w:t xml:space="preserve">Place</w:t>
+            </w:r>
+          </w:p>
+        </w:tc>
+        <w:tc>
+          <w:tcPr/>
+          <w:p>
+            <w:pPr>
+              <w:pStyle w:val="Compact"/>
+              <w:jc w:val="left"/>
+            </w:pPr>
+            <w:r>
+              <w:t xml:space="preserve">Country / region</w:t>
+            </w:r>
+          </w:p>
+        </w:tc>
+        <w:tc>
+          <w:tcPr/>
+          <w:p>
+            <w:pPr>
+              <w:pStyle w:val="Compact"/>
+              <w:jc w:val="center"/>
+            </w:pPr>
+            <w:r>
+              <w:t xml:space="preserve">Latitude</w:t>
+            </w:r>
+          </w:p>
+        </w:tc>
+        <w:tc>
+          <w:tcPr/>
+          <w:p>
+            <w:pPr>
+              <w:pStyle w:val="Compact"/>
+              <w:jc w:val="center"/>
+            </w:pPr>
+            <w:r>
+              <w:t xml:space="preserve">Longitude</w:t>
+            </w:r>
+          </w:p>
+        </w:tc>
+      </w:tr>
+      <w:tr>
+        <w:tc>
+          <w:tcPr/>
+          <w:p>
+            <w:pPr>
+              <w:pStyle w:val="Compact"/>
+              <w:jc w:val="left"/>
+            </w:pPr>
+            <w:r>
+              <w:t xml:space="preserve">Kumasi</w:t>
+            </w:r>
+          </w:p>
+        </w:tc>
+        <w:tc>
+          <w:tcPr/>
+          <w:p>
+            <w:pPr>
+              <w:pStyle w:val="Compact"/>
+              <w:jc w:val="left"/>
+            </w:pPr>
+            <w:r>
+              <w:t xml:space="preserve">Ghana (forest)</w:t>
+            </w:r>
+          </w:p>
+        </w:tc>
+        <w:tc>
+          <w:tcPr/>
+          <w:p>
+            <w:pPr>
+              <w:pStyle w:val="Compact"/>
+              <w:jc w:val="center"/>
+            </w:pPr>
+            <w:r>
+              <w:t xml:space="preserve">6.72</w:t>
+            </w:r>
+          </w:p>
+        </w:tc>
+        <w:tc>
+          <w:tcPr/>
+          <w:p>
+            <w:pPr>
+              <w:pStyle w:val="Compact"/>
+              <w:jc w:val="center"/>
+            </w:pPr>
+            <w:r>
+              <w:t xml:space="preserve">−1.60</w:t>
+            </w:r>
+          </w:p>
+        </w:tc>
+      </w:tr>
+      <w:tr>
+        <w:tc>
+          <w:tcPr/>
+          <w:p>
+            <w:pPr>
+              <w:pStyle w:val="Compact"/>
+              <w:jc w:val="left"/>
+            </w:pPr>
+            <w:r>
+              <w:t xml:space="preserve">Tamale</w:t>
+            </w:r>
+          </w:p>
+        </w:tc>
+        <w:tc>
+          <w:tcPr/>
+          <w:p>
+            <w:pPr>
+              <w:pStyle w:val="Compact"/>
+              <w:jc w:val="left"/>
+            </w:pPr>
+            <w:r>
+              <w:t xml:space="preserve">Ghana (savanna)</w:t>
+            </w:r>
+          </w:p>
+        </w:tc>
+        <w:tc>
+          <w:tcPr/>
+          <w:p>
+            <w:pPr>
+              <w:pStyle w:val="Compact"/>
+              <w:jc w:val="center"/>
+            </w:pPr>
+            <w:r>
+              <w:t xml:space="preserve">9.40</w:t>
+            </w:r>
+          </w:p>
+        </w:tc>
+        <w:tc>
+          <w:tcPr/>
+          <w:p>
+            <w:pPr>
+              <w:pStyle w:val="Compact"/>
+              <w:jc w:val="center"/>
+            </w:pPr>
+            <w:r>
+              <w:t xml:space="preserve">−0.84</w:t>
+            </w:r>
+          </w:p>
+        </w:tc>
+      </w:tr>
+      <w:tr>
+        <w:tc>
+          <w:tcPr/>
+          <w:p>
+            <w:pPr>
+              <w:pStyle w:val="Compact"/>
+              <w:jc w:val="left"/>
+            </w:pPr>
+            <w:r>
+              <w:t xml:space="preserve">Accra</w:t>
+            </w:r>
+          </w:p>
+        </w:tc>
+        <w:tc>
+          <w:tcPr/>
+          <w:p>
+            <w:pPr>
+              <w:pStyle w:val="Compact"/>
+              <w:jc w:val="left"/>
+            </w:pPr>
+            <w:r>
+              <w:t xml:space="preserve">Ghana (coast)</w:t>
+            </w:r>
+          </w:p>
+        </w:tc>
+        <w:tc>
+          <w:tcPr/>
+          <w:p>
+            <w:pPr>
+              <w:pStyle w:val="Compact"/>
+              <w:jc w:val="center"/>
+            </w:pPr>
+            <w:r>
+              <w:t xml:space="preserve">5.60</w:t>
+            </w:r>
+          </w:p>
+        </w:tc>
+        <w:tc>
+          <w:tcPr/>
+          <w:p>
+            <w:pPr>
+              <w:pStyle w:val="Compact"/>
+              <w:jc w:val="center"/>
+            </w:pPr>
+            <w:r>
+              <w:t xml:space="preserve">−0.19</w:t>
+            </w:r>
+          </w:p>
+        </w:tc>
+      </w:tr>
+      <w:tr>
+        <w:tc>
+          <w:tcPr/>
+          <w:p>
+            <w:pPr>
+              <w:pStyle w:val="Compact"/>
+              <w:jc w:val="left"/>
+            </w:pPr>
+            <w:r>
+              <w:t xml:space="preserve">Ouagadougou</w:t>
+            </w:r>
+          </w:p>
+        </w:tc>
+        <w:tc>
+          <w:tcPr/>
+          <w:p>
+            <w:pPr>
+              <w:pStyle w:val="Compact"/>
+              <w:jc w:val="left"/>
+            </w:pPr>
+            <w:r>
+              <w:t xml:space="preserve">Burkina Faso (Sahel)</w:t>
+            </w:r>
+          </w:p>
+        </w:tc>
+        <w:tc>
+          <w:tcPr/>
+          <w:p>
+            <w:pPr>
+              <w:pStyle w:val="Compact"/>
+              <w:jc w:val="center"/>
+            </w:pPr>
+            <w:r>
+              <w:t xml:space="preserve">12.37</w:t>
+            </w:r>
+          </w:p>
+        </w:tc>
+        <w:tc>
+          <w:tcPr/>
+          <w:p>
+            <w:pPr>
+              <w:pStyle w:val="Compact"/>
+              <w:jc w:val="center"/>
+            </w:pPr>
+            <w:r>
+              <w:t xml:space="preserve">−1.53</w:t>
+            </w:r>
+          </w:p>
+        </w:tc>
+      </w:tr>
+      <w:tr>
+        <w:tc>
+          <w:tcPr/>
+          <w:p>
+            <w:pPr>
+              <w:pStyle w:val="Compact"/>
+              <w:jc w:val="left"/>
+            </w:pPr>
+            <w:r>
+              <w:t xml:space="preserve">Kano</w:t>
+            </w:r>
+          </w:p>
+        </w:tc>
+        <w:tc>
+          <w:tcPr/>
+          <w:p>
+            <w:pPr>
+              <w:pStyle w:val="Compact"/>
+              <w:jc w:val="left"/>
+            </w:pPr>
+            <w:r>
+              <w:t xml:space="preserve">Nigeria (Sahel)</w:t>
+            </w:r>
+          </w:p>
+        </w:tc>
+        <w:tc>
+          <w:tcPr/>
+          <w:p>
+            <w:pPr>
+              <w:pStyle w:val="Compact"/>
+              <w:jc w:val="center"/>
+            </w:pPr>
+            <w:r>
+              <w:t xml:space="preserve">12.00</w:t>
+            </w:r>
+          </w:p>
+        </w:tc>
+        <w:tc>
+          <w:tcPr/>
+          <w:p>
+            <w:pPr>
+              <w:pStyle w:val="Compact"/>
+              <w:jc w:val="center"/>
+            </w:pPr>
+            <w:r>
+              <w:t xml:space="preserve">8.52</w:t>
+            </w:r>
+          </w:p>
+        </w:tc>
+      </w:tr>
+      <w:tr>
+        <w:tc>
+          <w:tcPr/>
+          <w:p>
+            <w:pPr>
+              <w:pStyle w:val="Compact"/>
+              <w:jc w:val="left"/>
+            </w:pPr>
+            <w:r>
+              <w:t xml:space="preserve">Bamako</w:t>
+            </w:r>
+          </w:p>
+        </w:tc>
+        <w:tc>
+          <w:tcPr/>
+          <w:p>
+            <w:pPr>
+              <w:pStyle w:val="Compact"/>
+              <w:jc w:val="left"/>
+            </w:pPr>
+            <w:r>
+              <w:t xml:space="preserve">Mali</w:t>
+            </w:r>
+          </w:p>
+        </w:tc>
+        <w:tc>
+          <w:tcPr/>
+          <w:p>
+            <w:pPr>
+              <w:pStyle w:val="Compact"/>
+              <w:jc w:val="center"/>
+            </w:pPr>
+            <w:r>
+              <w:t xml:space="preserve">12.64</w:t>
+            </w:r>
+          </w:p>
+        </w:tc>
+        <w:tc>
+          <w:tcPr/>
+          <w:p>
+            <w:pPr>
+              <w:pStyle w:val="Compact"/>
+              <w:jc w:val="center"/>
+            </w:pPr>
+            <w:r>
+              <w:t xml:space="preserve">−8.00</w:t>
+            </w:r>
+          </w:p>
+        </w:tc>
+      </w:tr>
+      <w:tr>
+        <w:tc>
+          <w:tcPr/>
+          <w:p>
+            <w:pPr>
+              <w:pStyle w:val="Compact"/>
+              <w:jc w:val="left"/>
+            </w:pPr>
+            <w:r>
+              <w:t xml:space="preserve">Nairobi</w:t>
+            </w:r>
+          </w:p>
+        </w:tc>
+        <w:tc>
+          <w:tcPr/>
+          <w:p>
+            <w:pPr>
+              <w:pStyle w:val="Compact"/>
+              <w:jc w:val="left"/>
+            </w:pPr>
+            <w:r>
+              <w:t xml:space="preserve">Kenya (highland)</w:t>
+            </w:r>
+          </w:p>
+        </w:tc>
+        <w:tc>
+          <w:tcPr/>
+          <w:p>
+            <w:pPr>
+              <w:pStyle w:val="Compact"/>
+              <w:jc w:val="center"/>
+            </w:pPr>
+            <w:r>
+              <w:t xml:space="preserve">−1.29</w:t>
+            </w:r>
+          </w:p>
+        </w:tc>
+        <w:tc>
+          <w:tcPr/>
+          <w:p>
+            <w:pPr>
+              <w:pStyle w:val="Compact"/>
+              <w:jc w:val="center"/>
+            </w:pPr>
+            <w:r>
+              <w:t xml:space="preserve">36.82</w:t>
+            </w:r>
+          </w:p>
+        </w:tc>
+      </w:tr>
+      <w:tr>
+        <w:tc>
+          <w:tcPr/>
+          <w:p>
+            <w:pPr>
+              <w:pStyle w:val="Compact"/>
+              <w:jc w:val="left"/>
+            </w:pPr>
+            <w:r>
+              <w:t xml:space="preserve">Addis Ababa</w:t>
+            </w:r>
+          </w:p>
+        </w:tc>
+        <w:tc>
+          <w:tcPr/>
+          <w:p>
+            <w:pPr>
+              <w:pStyle w:val="Compact"/>
+              <w:jc w:val="left"/>
+            </w:pPr>
+            <w:r>
+              <w:t xml:space="preserve">Ethiopia (highland)</w:t>
+            </w:r>
+          </w:p>
+        </w:tc>
+        <w:tc>
+          <w:tcPr/>
+          <w:p>
+            <w:pPr>
+              <w:pStyle w:val="Compact"/>
+              <w:jc w:val="center"/>
+            </w:pPr>
+            <w:r>
+              <w:t xml:space="preserve">9.03</w:t>
+            </w:r>
+          </w:p>
+        </w:tc>
+        <w:tc>
+          <w:tcPr/>
+          <w:p>
+            <w:pPr>
+              <w:pStyle w:val="Compact"/>
+              <w:jc w:val="center"/>
+            </w:pPr>
+            <w:r>
+              <w:t xml:space="preserve">38.74</w:t>
+            </w:r>
+          </w:p>
+        </w:tc>
+      </w:tr>
+      <w:tr>
+        <w:tc>
+          <w:tcPr/>
+          <w:p>
+            <w:pPr>
+              <w:pStyle w:val="Compact"/>
+              <w:jc w:val="left"/>
+            </w:pPr>
+            <w:r>
+              <w:t xml:space="preserve">Lusaka</w:t>
+            </w:r>
+          </w:p>
+        </w:tc>
+        <w:tc>
+          <w:tcPr/>
+          <w:p>
+            <w:pPr>
+              <w:pStyle w:val="Compact"/>
+              <w:jc w:val="left"/>
+            </w:pPr>
+            <w:r>
+              <w:t xml:space="preserve">Zambia</w:t>
+            </w:r>
+          </w:p>
+        </w:tc>
+        <w:tc>
+          <w:tcPr/>
+          <w:p>
+            <w:pPr>
+              <w:pStyle w:val="Compact"/>
+              <w:jc w:val="center"/>
+            </w:pPr>
+            <w:r>
+              <w:t xml:space="preserve">−15.42</w:t>
+            </w:r>
+          </w:p>
+        </w:tc>
+        <w:tc>
+          <w:tcPr/>
+          <w:p>
+            <w:pPr>
+              <w:pStyle w:val="Compact"/>
+              <w:jc w:val="center"/>
+            </w:pPr>
+            <w:r>
+              <w:t xml:space="preserve">28.28</w:t>
+            </w:r>
+          </w:p>
+        </w:tc>
+      </w:tr>
+      <w:tr>
+        <w:tc>
+          <w:tcPr/>
+          <w:p>
+            <w:pPr>
+              <w:pStyle w:val="Compact"/>
+              <w:jc w:val="left"/>
+            </w:pPr>
+            <w:r>
+              <w:t xml:space="preserve">Cairo</w:t>
+            </w:r>
+          </w:p>
+        </w:tc>
+        <w:tc>
+          <w:tcPr/>
+          <w:p>
+            <w:pPr>
+              <w:pStyle w:val="Compact"/>
+              <w:jc w:val="left"/>
+            </w:pPr>
+            <w:r>
+              <w:t xml:space="preserve">Egypt (arid)</w:t>
+            </w:r>
+          </w:p>
+        </w:tc>
+        <w:tc>
+          <w:tcPr/>
+          <w:p>
+            <w:pPr>
+              <w:pStyle w:val="Compact"/>
+              <w:jc w:val="center"/>
+            </w:pPr>
+            <w:r>
+              <w:t xml:space="preserve">30.04</w:t>
+            </w:r>
+          </w:p>
+        </w:tc>
+        <w:tc>
+          <w:tcPr/>
+          <w:p>
+            <w:pPr>
+              <w:pStyle w:val="Compact"/>
+              <w:jc w:val="center"/>
+            </w:pPr>
+            <w:r>
+              <w:t xml:space="preserve">31.24</w:t>
+            </w:r>
+          </w:p>
+        </w:tc>
+      </w:tr>
+      <w:tr>
+        <w:tc>
+          <w:tcPr/>
+          <w:p>
+            <w:pPr>
+              <w:pStyle w:val="Compact"/>
+              <w:jc w:val="left"/>
+            </w:pPr>
+            <w:r>
+              <w:t xml:space="preserve">Fresno</w:t>
+            </w:r>
+          </w:p>
+        </w:tc>
+        <w:tc>
+          <w:tcPr/>
+          <w:p>
+            <w:pPr>
+              <w:pStyle w:val="Compact"/>
+              <w:jc w:val="left"/>
+            </w:pPr>
+            <w:r>
+              <w:t xml:space="preserve">California, USA</w:t>
+            </w:r>
+          </w:p>
+        </w:tc>
+        <w:tc>
+          <w:tcPr/>
+          <w:p>
+            <w:pPr>
+              <w:pStyle w:val="Compact"/>
+              <w:jc w:val="center"/>
+            </w:pPr>
+            <w:r>
+              <w:t xml:space="preserve">36.74</w:t>
+            </w:r>
+          </w:p>
+        </w:tc>
+        <w:tc>
+          <w:tcPr/>
+          <w:p>
+            <w:pPr>
+              <w:pStyle w:val="Compact"/>
+              <w:jc w:val="center"/>
+            </w:pPr>
+            <w:r>
+              <w:t xml:space="preserve">−119.77</w:t>
+            </w:r>
+          </w:p>
+        </w:tc>
+      </w:tr>
+      <w:tr>
+        <w:tc>
+          <w:tcPr/>
+          <w:p>
+            <w:pPr>
+              <w:pStyle w:val="Compact"/>
+              <w:jc w:val="left"/>
+            </w:pPr>
+            <w:r>
+              <w:t xml:space="preserve">New Delhi</w:t>
+            </w:r>
+          </w:p>
+        </w:tc>
+        <w:tc>
+          <w:tcPr/>
+          <w:p>
+            <w:pPr>
+              <w:pStyle w:val="Compact"/>
+              <w:jc w:val="left"/>
+            </w:pPr>
+            <w:r>
+              <w:t xml:space="preserve">India</w:t>
+            </w:r>
+          </w:p>
+        </w:tc>
+        <w:tc>
+          <w:tcPr/>
+          <w:p>
+            <w:pPr>
+              <w:pStyle w:val="Compact"/>
+              <w:jc w:val="center"/>
+            </w:pPr>
+            <w:r>
+              <w:t xml:space="preserve">28.61</w:t>
+            </w:r>
+          </w:p>
+        </w:tc>
+        <w:tc>
+          <w:tcPr/>
+          <w:p>
+            <w:pPr>
+              <w:pStyle w:val="Compact"/>
+              <w:jc w:val="center"/>
+            </w:pPr>
+            <w:r>
+              <w:t xml:space="preserve">77.21</w:t>
+            </w:r>
+          </w:p>
+        </w:tc>
+      </w:tr>
+    </w:tbl>
+    <w:p>
+      <w:pPr>
+        <w:pStyle w:val="SourceCode"/>
+      </w:pPr>
+      <w:r>
+        <w:rPr>
+          <w:rStyle w:val="CommentTok"/>
+        </w:rPr>
+        <w:t xml:space="preserve"># loop the whole starter set and pull each place's weather in one go</w:t>
+      </w:r>
+      <w:r>
+        <w:br/>
+      </w:r>
+      <w:r>
+        <w:rPr>
+          <w:rStyle w:val="NormalTok"/>
+        </w:rPr>
+        <w:t xml:space="preserve">sites </w:t>
+      </w:r>
+      <w:r>
+        <w:rPr>
+          <w:rStyle w:val="OtherTok"/>
+        </w:rPr>
+        <w:t xml:space="preserve">&lt;-</w:t>
+      </w:r>
+      <w:r>
+        <w:rPr>
+          <w:rStyle w:val="NormalTok"/>
+        </w:rPr>
+        <w:t xml:space="preserve"> </w:t>
+      </w:r>
+      <w:r>
+        <w:rPr>
+          <w:rStyle w:val="FunctionTok"/>
+        </w:rPr>
+        <w:t xml:space="preserve">data.frame</w:t>
+      </w:r>
+      <w:r>
+        <w:rPr>
+          <w:rStyle w:val="NormalTok"/>
+        </w:rPr>
+        <w:t xml:space="preserve">(</w:t>
+      </w:r>
+      <w:r>
+        <w:br/>
+      </w:r>
+      <w:r>
+        <w:rPr>
+          <w:rStyle w:val="NormalTok"/>
+        </w:rPr>
+        <w:t xml:space="preserve">  </w:t>
+      </w:r>
+      <w:r>
+        <w:rPr>
+          <w:rStyle w:val="AttributeTok"/>
+        </w:rPr>
+        <w:t xml:space="preserve">place =</w:t>
+      </w:r>
+      <w:r>
+        <w:rPr>
+          <w:rStyle w:val="NormalTok"/>
+        </w:rPr>
+        <w:t xml:space="preserve"> </w:t>
+      </w:r>
+      <w:r>
+        <w:rPr>
+          <w:rStyle w:val="FunctionTok"/>
+        </w:rPr>
+        <w:t xml:space="preserve">c</w:t>
+      </w:r>
+      <w:r>
+        <w:rPr>
+          <w:rStyle w:val="NormalTok"/>
+        </w:rPr>
+        <w:t xml:space="preserve">(</w:t>
+      </w:r>
+      <w:r>
+        <w:rPr>
+          <w:rStyle w:val="StringTok"/>
+        </w:rPr>
+        <w:t xml:space="preserve">"Tamale"</w:t>
+      </w:r>
+      <w:r>
+        <w:rPr>
+          <w:rStyle w:val="NormalTok"/>
+        </w:rPr>
+        <w:t xml:space="preserve">,</w:t>
+      </w:r>
+      <w:r>
+        <w:rPr>
+          <w:rStyle w:val="StringTok"/>
+        </w:rPr>
+        <w:t xml:space="preserve">"Ouagadougou"</w:t>
+      </w:r>
+      <w:r>
+        <w:rPr>
+          <w:rStyle w:val="NormalTok"/>
+        </w:rPr>
+        <w:t xml:space="preserve">,</w:t>
+      </w:r>
+      <w:r>
+        <w:rPr>
+          <w:rStyle w:val="StringTok"/>
+        </w:rPr>
+        <w:t xml:space="preserve">"Nairobi"</w:t>
+      </w:r>
+      <w:r>
+        <w:rPr>
+          <w:rStyle w:val="NormalTok"/>
+        </w:rPr>
+        <w:t xml:space="preserve">,</w:t>
+      </w:r>
+      <w:r>
+        <w:rPr>
+          <w:rStyle w:val="StringTok"/>
+        </w:rPr>
+        <w:t xml:space="preserve">"Cairo"</w:t>
+      </w:r>
+      <w:r>
+        <w:rPr>
+          <w:rStyle w:val="NormalTok"/>
+        </w:rPr>
+        <w:t xml:space="preserve">,</w:t>
+      </w:r>
+      <w:r>
+        <w:rPr>
+          <w:rStyle w:val="StringTok"/>
+        </w:rPr>
+        <w:t xml:space="preserve">"Fresno"</w:t>
+      </w:r>
+      <w:r>
+        <w:rPr>
+          <w:rStyle w:val="NormalTok"/>
+        </w:rPr>
+        <w:t xml:space="preserve">),</w:t>
+      </w:r>
+      <w:r>
+        <w:br/>
+      </w:r>
+      <w:r>
+        <w:rPr>
+          <w:rStyle w:val="NormalTok"/>
+        </w:rPr>
+        <w:t xml:space="preserve">  </w:t>
+      </w:r>
+      <w:r>
+        <w:rPr>
+          <w:rStyle w:val="AttributeTok"/>
+        </w:rPr>
+        <w:t xml:space="preserve">lat   =</w:t>
+      </w:r>
+      <w:r>
+        <w:rPr>
+          <w:rStyle w:val="NormalTok"/>
+        </w:rPr>
+        <w:t xml:space="preserve"> </w:t>
+      </w:r>
+      <w:r>
+        <w:rPr>
+          <w:rStyle w:val="FunctionTok"/>
+        </w:rPr>
+        <w:t xml:space="preserve">c</w:t>
+      </w:r>
+      <w:r>
+        <w:rPr>
+          <w:rStyle w:val="NormalTok"/>
+        </w:rPr>
+        <w:t xml:space="preserve">( </w:t>
+      </w:r>
+      <w:r>
+        <w:rPr>
+          <w:rStyle w:val="FloatTok"/>
+        </w:rPr>
+        <w:t xml:space="preserve">9.40</w:t>
+      </w:r>
+      <w:r>
+        <w:rPr>
+          <w:rStyle w:val="NormalTok"/>
+        </w:rPr>
+        <w:t xml:space="preserve">,   </w:t>
+      </w:r>
+      <w:r>
+        <w:rPr>
+          <w:rStyle w:val="FloatTok"/>
+        </w:rPr>
+        <w:t xml:space="preserve">12.37</w:t>
+      </w:r>
+      <w:r>
+        <w:rPr>
+          <w:rStyle w:val="NormalTok"/>
+        </w:rPr>
+        <w:t xml:space="preserve">,       </w:t>
+      </w:r>
+      <w:r>
+        <w:rPr>
+          <w:rStyle w:val="SpecialCharTok"/>
+        </w:rPr>
+        <w:t xml:space="preserve">-</w:t>
+      </w:r>
+      <w:r>
+        <w:rPr>
+          <w:rStyle w:val="FloatTok"/>
+        </w:rPr>
+        <w:t xml:space="preserve">1.29</w:t>
+      </w:r>
+      <w:r>
+        <w:rPr>
+          <w:rStyle w:val="NormalTok"/>
+        </w:rPr>
+        <w:t xml:space="preserve">,    </w:t>
+      </w:r>
+      <w:r>
+        <w:rPr>
+          <w:rStyle w:val="FloatTok"/>
+        </w:rPr>
+        <w:t xml:space="preserve">30.04</w:t>
+      </w:r>
+      <w:r>
+        <w:rPr>
+          <w:rStyle w:val="NormalTok"/>
+        </w:rPr>
+        <w:t xml:space="preserve">,  </w:t>
+      </w:r>
+      <w:r>
+        <w:rPr>
+          <w:rStyle w:val="FloatTok"/>
+        </w:rPr>
+        <w:t xml:space="preserve">36.74</w:t>
+      </w:r>
+      <w:r>
+        <w:rPr>
+          <w:rStyle w:val="NormalTok"/>
+        </w:rPr>
+        <w:t xml:space="preserve">),</w:t>
+      </w:r>
+      <w:r>
+        <w:br/>
+      </w:r>
+      <w:r>
+        <w:rPr>
+          <w:rStyle w:val="NormalTok"/>
+        </w:rPr>
+        <w:t xml:space="preserve">  </w:t>
+      </w:r>
+      <w:r>
+        <w:rPr>
+          <w:rStyle w:val="AttributeTok"/>
+        </w:rPr>
+        <w:t xml:space="preserve">lon   =</w:t>
+      </w:r>
+      <w:r>
+        <w:rPr>
+          <w:rStyle w:val="NormalTok"/>
+        </w:rPr>
+        <w:t xml:space="preserve"> </w:t>
+      </w:r>
+      <w:r>
+        <w:rPr>
+          <w:rStyle w:val="FunctionTok"/>
+        </w:rPr>
+        <w:t xml:space="preserve">c</w:t>
+      </w:r>
+      <w:r>
+        <w:rPr>
+          <w:rStyle w:val="NormalTok"/>
+        </w:rPr>
+        <w:t xml:space="preserve">(</w:t>
+      </w:r>
+      <w:r>
+        <w:rPr>
+          <w:rStyle w:val="SpecialCharTok"/>
+        </w:rPr>
+        <w:t xml:space="preserve">-</w:t>
+      </w:r>
+      <w:r>
+        <w:rPr>
+          <w:rStyle w:val="FloatTok"/>
+        </w:rPr>
+        <w:t xml:space="preserve">0.84</w:t>
+      </w:r>
+      <w:r>
+        <w:rPr>
+          <w:rStyle w:val="NormalTok"/>
+        </w:rPr>
+        <w:t xml:space="preserve">,   </w:t>
+      </w:r>
+      <w:r>
+        <w:rPr>
+          <w:rStyle w:val="SpecialCharTok"/>
+        </w:rPr>
+        <w:t xml:space="preserve">-</w:t>
+      </w:r>
+      <w:r>
+        <w:rPr>
+          <w:rStyle w:val="FloatTok"/>
+        </w:rPr>
+        <w:t xml:space="preserve">1.53</w:t>
+      </w:r>
+      <w:r>
+        <w:rPr>
+          <w:rStyle w:val="NormalTok"/>
+        </w:rPr>
+        <w:t xml:space="preserve">,        </w:t>
+      </w:r>
+      <w:r>
+        <w:rPr>
+          <w:rStyle w:val="FloatTok"/>
+        </w:rPr>
+        <w:t xml:space="preserve">36.82</w:t>
+      </w:r>
+      <w:r>
+        <w:rPr>
+          <w:rStyle w:val="NormalTok"/>
+        </w:rPr>
+        <w:t xml:space="preserve">,   </w:t>
+      </w:r>
+      <w:r>
+        <w:rPr>
+          <w:rStyle w:val="FloatTok"/>
+        </w:rPr>
+        <w:t xml:space="preserve">31.24</w:t>
+      </w:r>
+      <w:r>
+        <w:rPr>
+          <w:rStyle w:val="NormalTok"/>
+        </w:rPr>
+        <w:t xml:space="preserve">, </w:t>
+      </w:r>
+      <w:r>
+        <w:rPr>
+          <w:rStyle w:val="SpecialCharTok"/>
+        </w:rPr>
+        <w:t xml:space="preserve">-</w:t>
+      </w:r>
+      <w:r>
+        <w:rPr>
+          <w:rStyle w:val="FloatTok"/>
+        </w:rPr>
+        <w:t xml:space="preserve">119.77</w:t>
+      </w:r>
+      <w:r>
+        <w:rPr>
+          <w:rStyle w:val="NormalTok"/>
+        </w:rPr>
+        <w:t xml:space="preserve">))</w:t>
+      </w:r>
+      <w:r>
+        <w:br/>
+      </w:r>
+      <w:r>
+        <w:br/>
+      </w:r>
+      <w:r>
+        <w:rPr>
+          <w:rStyle w:val="NormalTok"/>
+        </w:rPr>
+        <w:t xml:space="preserve">wx_all </w:t>
+      </w:r>
+      <w:r>
+        <w:rPr>
+          <w:rStyle w:val="OtherTok"/>
+        </w:rPr>
+        <w:t xml:space="preserve">&lt;-</w:t>
+      </w:r>
+      <w:r>
+        <w:rPr>
+          <w:rStyle w:val="NormalTok"/>
+        </w:rPr>
+        <w:t xml:space="preserve"> </w:t>
+      </w:r>
+      <w:r>
+        <w:rPr>
+          <w:rStyle w:val="FunctionTok"/>
+        </w:rPr>
+        <w:t xml:space="preserve">lapply</w:t>
+      </w:r>
+      <w:r>
+        <w:rPr>
+          <w:rStyle w:val="NormalTok"/>
+        </w:rPr>
+        <w:t xml:space="preserve">(</w:t>
+      </w:r>
+      <w:r>
+        <w:rPr>
+          <w:rStyle w:val="FunctionTok"/>
+        </w:rPr>
+        <w:t xml:space="preserve">seq_len</w:t>
+      </w:r>
+      <w:r>
+        <w:rPr>
+          <w:rStyle w:val="NormalTok"/>
+        </w:rPr>
+        <w:t xml:space="preserve">(</w:t>
+      </w:r>
+      <w:r>
+        <w:rPr>
+          <w:rStyle w:val="FunctionTok"/>
+        </w:rPr>
+        <w:t xml:space="preserve">nrow</w:t>
+      </w:r>
+      <w:r>
+        <w:rPr>
+          <w:rStyle w:val="NormalTok"/>
+        </w:rPr>
+        <w:t xml:space="preserve">(sites)), </w:t>
+      </w:r>
+      <w:r>
+        <w:rPr>
+          <w:rStyle w:val="ControlFlowTok"/>
+        </w:rPr>
+        <w:t xml:space="preserve">function</w:t>
+      </w:r>
+      <w:r>
+        <w:rPr>
+          <w:rStyle w:val="NormalTok"/>
+        </w:rPr>
+        <w:t xml:space="preserve">(i)</w:t>
+      </w:r>
+      <w:r>
+        <w:br/>
+      </w:r>
+      <w:r>
+        <w:rPr>
+          <w:rStyle w:val="NormalTok"/>
+        </w:rPr>
+        <w:t xml:space="preserve">  </w:t>
+      </w:r>
+      <w:r>
+        <w:rPr>
+          <w:rStyle w:val="FunctionTok"/>
+        </w:rPr>
+        <w:t xml:space="preserve">weather</w:t>
+      </w:r>
+      <w:r>
+        <w:rPr>
+          <w:rStyle w:val="NormalTok"/>
+        </w:rPr>
+        <w:t xml:space="preserve">(</w:t>
+      </w:r>
+      <w:r>
+        <w:rPr>
+          <w:rStyle w:val="AttributeTok"/>
+        </w:rPr>
+        <w:t xml:space="preserve">longitude =</w:t>
+      </w:r>
+      <w:r>
+        <w:rPr>
+          <w:rStyle w:val="NormalTok"/>
+        </w:rPr>
+        <w:t xml:space="preserve"> sites</w:t>
+      </w:r>
+      <w:r>
+        <w:rPr>
+          <w:rStyle w:val="SpecialCharTok"/>
+        </w:rPr>
+        <w:t xml:space="preserve">$</w:t>
+      </w:r>
+      <w:r>
+        <w:rPr>
+          <w:rStyle w:val="NormalTok"/>
+        </w:rPr>
+        <w:t xml:space="preserve">lon[i], </w:t>
+      </w:r>
+      <w:r>
+        <w:rPr>
+          <w:rStyle w:val="AttributeTok"/>
+        </w:rPr>
+        <w:t xml:space="preserve">latitude =</w:t>
+      </w:r>
+      <w:r>
+        <w:rPr>
+          <w:rStyle w:val="NormalTok"/>
+        </w:rPr>
+        <w:t xml:space="preserve"> sites</w:t>
+      </w:r>
+      <w:r>
+        <w:rPr>
+          <w:rStyle w:val="SpecialCharTok"/>
+        </w:rPr>
+        <w:t xml:space="preserve">$</w:t>
+      </w:r>
+      <w:r>
+        <w:rPr>
+          <w:rStyle w:val="NormalTok"/>
+        </w:rPr>
+        <w:t xml:space="preserve">lat[i],</w:t>
+      </w:r>
+      <w:r>
+        <w:br/>
+      </w:r>
+      <w:r>
+        <w:rPr>
+          <w:rStyle w:val="NormalTok"/>
+        </w:rPr>
+        <w:t xml:space="preserve">          </w:t>
+      </w:r>
+      <w:r>
+        <w:rPr>
+          <w:rStyle w:val="AttributeTok"/>
+        </w:rPr>
+        <w:t xml:space="preserve">NASA.SSE =</w:t>
+      </w:r>
+      <w:r>
+        <w:rPr>
+          <w:rStyle w:val="NormalTok"/>
+        </w:rPr>
+        <w:t xml:space="preserve"> </w:t>
+      </w:r>
+      <w:r>
+        <w:rPr>
+          <w:rStyle w:val="FunctionTok"/>
+        </w:rPr>
+        <w:t xml:space="preserve">list</w:t>
+      </w:r>
+      <w:r>
+        <w:rPr>
+          <w:rStyle w:val="NormalTok"/>
+        </w:rPr>
+        <w:t xml:space="preserve">(</w:t>
+      </w:r>
+      <w:r>
+        <w:rPr>
+          <w:rStyle w:val="AttributeTok"/>
+        </w:rPr>
+        <w:t xml:space="preserve">from =</w:t>
+      </w:r>
+      <w:r>
+        <w:rPr>
+          <w:rStyle w:val="NormalTok"/>
+        </w:rPr>
+        <w:t xml:space="preserve"> </w:t>
+      </w:r>
+      <w:r>
+        <w:rPr>
+          <w:rStyle w:val="StringTok"/>
+        </w:rPr>
+        <w:t xml:space="preserve">"2024-01-01"</w:t>
+      </w:r>
+      <w:r>
+        <w:rPr>
+          <w:rStyle w:val="NormalTok"/>
+        </w:rPr>
+        <w:t xml:space="preserve">, </w:t>
+      </w:r>
+      <w:r>
+        <w:rPr>
+          <w:rStyle w:val="AttributeTok"/>
+        </w:rPr>
+        <w:t xml:space="preserve">to =</w:t>
+      </w:r>
+      <w:r>
+        <w:rPr>
+          <w:rStyle w:val="NormalTok"/>
+        </w:rPr>
+        <w:t xml:space="preserve"> </w:t>
+      </w:r>
+      <w:r>
+        <w:rPr>
+          <w:rStyle w:val="StringTok"/>
+        </w:rPr>
+        <w:t xml:space="preserve">"2024-12-31"</w:t>
+      </w:r>
+      <w:r>
+        <w:rPr>
+          <w:rStyle w:val="NormalTok"/>
+        </w:rPr>
+        <w:t xml:space="preserve">))</w:t>
+      </w:r>
+      <w:r>
+        <w:rPr>
+          <w:rStyle w:val="SpecialCharTok"/>
+        </w:rPr>
+        <w:t xml:space="preserve">$</w:t>
+      </w:r>
+      <w:r>
+        <w:rPr>
+          <w:rStyle w:val="NormalTok"/>
+        </w:rPr>
+        <w:t xml:space="preserve">NASA.SEE</w:t>
+      </w:r>
+      <w:r>
+        <w:rPr>
+          <w:rStyle w:val="SpecialCharTok"/>
+        </w:rPr>
+        <w:t xml:space="preserve">$</w:t>
+      </w:r>
+      <w:r>
+        <w:rPr>
+          <w:rStyle w:val="NormalTok"/>
+        </w:rPr>
+        <w:t xml:space="preserve">data)</w:t>
+      </w:r>
+      <w:r>
+        <w:br/>
+      </w:r>
+      <w:r>
+        <w:rPr>
+          <w:rStyle w:val="FunctionTok"/>
+        </w:rPr>
+        <w:t xml:space="preserve">names</w:t>
+      </w:r>
+      <w:r>
+        <w:rPr>
+          <w:rStyle w:val="NormalTok"/>
+        </w:rPr>
+        <w:t xml:space="preserve">(wx_all) </w:t>
+      </w:r>
+      <w:r>
+        <w:rPr>
+          <w:rStyle w:val="OtherTok"/>
+        </w:rPr>
+        <w:t xml:space="preserve">&lt;-</w:t>
+      </w:r>
+      <w:r>
+        <w:rPr>
+          <w:rStyle w:val="NormalTok"/>
+        </w:rPr>
+        <w:t xml:space="preserve"> sites</w:t>
+      </w:r>
+      <w:r>
+        <w:rPr>
+          <w:rStyle w:val="SpecialCharTok"/>
+        </w:rPr>
+        <w:t xml:space="preserve">$</w:t>
+      </w:r>
+      <w:r>
+        <w:rPr>
+          <w:rStyle w:val="NormalTok"/>
+        </w:rPr>
+        <w:t xml:space="preserve">place</w:t>
+      </w:r>
+    </w:p>
+    <w:p>
+      <w:pPr>
+        <w:pStyle w:val="FirstParagraph"/>
+      </w:pPr>
+      <w:r>
+        <w:t xml:space="preserve">Each place’s climate is different — Cairo is bone dry and thirsty, Nairobi mild, Fresno a</w:t>
+      </w:r>
+      <w:r>
+        <w:t xml:space="preserve"> </w:t>
+      </w:r>
+      <w:r>
+        <w:t xml:space="preserve">Mediterranean irrigation belt — so each will give its own crop-water and irrigation answer from</w:t>
+      </w:r>
+      <w:r>
+        <w:t xml:space="preserve"> </w:t>
+      </w:r>
+      <w:r>
+        <w:t xml:space="preserve">the very same code. The method is genuinely global.</w:t>
+      </w:r>
+    </w:p>
+    <w:bookmarkEnd w:id="45"/>
+    <w:bookmarkStart w:id="51" w:name="Xf8b61d7ab0b536931329a5464c407cfad100adf"/>
+    <w:p>
+      <w:pPr>
+        <w:pStyle w:val="Heading3"/>
+      </w:pPr>
+      <w:r>
+        <w:t xml:space="preserve">Prefer a spreadsheet? Get the same data by hand</w:t>
+      </w:r>
+    </w:p>
+    <w:p>
+      <w:pPr>
+        <w:pStyle w:val="FirstParagraph"/>
+      </w:pPr>
+      <w:r>
+        <w:t xml:space="preserve">If you would rather not code the download, NASA POWER offers the identical data through a</w:t>
+      </w:r>
+      <w:r>
+        <w:t xml:space="preserve"> </w:t>
+      </w:r>
+      <w:r>
+        <w:t xml:space="preserve">point-and-click map:</w:t>
+      </w:r>
+    </w:p>
+    <w:p>
+      <w:pPr>
+        <w:numPr>
+          <w:ilvl w:val="0"/>
+          <w:numId w:val="1005"/>
+        </w:numPr>
+        <w:pStyle w:val="Compact"/>
+      </w:pPr>
+      <w:r>
+        <w:rPr>
+          <w:bCs/>
+          <w:b/>
+        </w:rPr>
         <w:t xml:space="preserve">POWER Data Access Viewer</w:t>
       </w:r>
       <w:r>
         <w:t xml:space="preserve"> </w:t>
       </w:r>
       <w:r>
-        <w:t xml:space="preserve">(</w:t>
-      </w:r>
-      <w:hyperlink r:id="rId40">
+        <w:t xml:space="preserve">—</w:t>
+      </w:r>
+      <w:r>
+        <w:t xml:space="preserve"> </w:t>
+      </w:r>
+      <w:hyperlink r:id="rId46">
         <w:r>
           <w:rPr>
             <w:rStyle w:val="Hyperlink"/>
@@ -8250,38 +11056,29 @@
         </w:r>
       </w:hyperlink>
       <w:r>
-        <w:t xml:space="preserve">)</w:t>
-      </w:r>
-      <w:r>
-        <w:t xml:space="preserve"> </w:t>
-      </w:r>
-      <w:r>
-        <w:t xml:space="preserve">if you prefer a spreadsheet.</w:t>
-      </w:r>
-    </w:p>
-    <w:p>
-      <w:r>
-        <w:pict>
-          <v:rect style="width:0;height:1.5pt" o:hralign="center" o:hrstd="t" o:hr="t"/>
-        </w:pict>
-      </w:r>
-    </w:p>
-    <w:bookmarkEnd w:id="41"/>
-    <w:bookmarkStart w:id="42" w:name="honest-notes-on-the-numbers"/>
-    <w:p>
-      <w:pPr>
-        <w:pStyle w:val="Heading2"/>
-      </w:pPr>
-      <w:r>
-        <w:t xml:space="preserve">12. Honest notes on the numbers</w:t>
-      </w:r>
-    </w:p>
-    <w:p>
-      <w:pPr>
-        <w:pStyle w:val="FirstParagraph"/>
-      </w:pPr>
-      <w:r>
-        <w:t xml:space="preserve">So you can trust — and defend — these figures:</w:t>
+        <w:t xml:space="preserve"> </w:t>
+      </w:r>
+      <w:r>
+        <w:t xml:space="preserve">(pick a point, choose</w:t>
+      </w:r>
+      <w:r>
+        <w:t xml:space="preserve"> </w:t>
+      </w:r>
+      <w:r>
+        <w:rPr>
+          <w:iCs/>
+          <w:i/>
+        </w:rPr>
+        <w:t xml:space="preserve">Daily</w:t>
+      </w:r>
+      <w:r>
+        <w:t xml:space="preserve">, tick temperature, humidity, wind, radiation and precipitation,</w:t>
+      </w:r>
+      <w:r>
+        <w:t xml:space="preserve"> </w:t>
+      </w:r>
+      <w:r>
+        <w:t xml:space="preserve">download CSV).</w:t>
       </w:r>
     </w:p>
     <w:p>
@@ -8297,41 +11094,27 @@
           <w:bCs/>
           <w:b/>
         </w:rPr>
-        <w:t xml:space="preserve">They are point estimates for one location and two specific planting dates</w:t>
-      </w:r>
-      <w:r>
-        <w:t xml:space="preserve"> </w:t>
-      </w:r>
-      <w:r>
-        <w:t xml:space="preserve">(Nov 2024,</w:t>
-      </w:r>
-      <w:r>
-        <w:t xml:space="preserve"> </w:t>
-      </w:r>
-      <w:r>
-        <w:t xml:space="preserve">Mar 2025). A different year’s rain will move the irrigation column; the dry-season</w:t>
-      </w:r>
-      <w:r>
-        <w:t xml:space="preserve"> </w:t>
-      </w:r>
-      <w:r>
-        <w:rPr>
-          <w:iCs/>
-          <w:i/>
-        </w:rPr>
-        <w:t xml:space="preserve">pattern</w:t>
-      </w:r>
-      <w:r>
-        <w:t xml:space="preserve"> </w:t>
-      </w:r>
-      <w:r>
-        <w:t xml:space="preserve">(irrigation essential) and the main-season pattern (rain-fed) are robust, the exact</w:t>
-      </w:r>
-      <w:r>
-        <w:t xml:space="preserve"> </w:t>
-      </w:r>
-      <w:r>
-        <w:t xml:space="preserve">millimetres are not a guarantee.</w:t>
+        <w:t xml:space="preserve">POWER homepage and API docs</w:t>
+      </w:r>
+      <w:r>
+        <w:t xml:space="preserve"> </w:t>
+      </w:r>
+      <w:r>
+        <w:t xml:space="preserve">—</w:t>
+      </w:r>
+      <w:r>
+        <w:t xml:space="preserve"> </w:t>
+      </w:r>
+      <w:hyperlink r:id="rId47">
+        <w:r>
+          <w:rPr>
+            <w:rStyle w:val="Hyperlink"/>
+          </w:rPr>
+          <w:t xml:space="preserve">https://power.larc.nasa.gov</w:t>
+        </w:r>
+      </w:hyperlink>
+      <w:r>
+        <w:t xml:space="preserve">.</w:t>
       </w:r>
     </w:p>
     <w:p>
@@ -8343,17 +11126,69 @@
         <w:pStyle w:val="Compact"/>
       </w:pPr>
       <w:r>
+        <w:t xml:space="preserve">Other free daily sources you can feed in the same way:</w:t>
+      </w:r>
+      <w:r>
+        <w:t xml:space="preserve"> </w:t>
+      </w:r>
+      <w:r>
         <w:rPr>
           <w:bCs/>
           <w:b/>
         </w:rPr>
-        <w:t xml:space="preserve">The simple irrigation figure is</w:t>
+        <w:t xml:space="preserve">Open-Meteo</w:t>
+      </w:r>
+      <w:r>
+        <w:t xml:space="preserve"> </w:t>
+      </w:r>
+      <w:r>
+        <w:t xml:space="preserve">(</w:t>
+      </w:r>
+      <w:hyperlink r:id="rId48">
+        <w:r>
+          <w:rPr>
+            <w:rStyle w:val="Hyperlink"/>
+          </w:rPr>
+          <w:t xml:space="preserve">https://open-meteo.com</w:t>
+        </w:r>
+      </w:hyperlink>
+      <w:r>
+        <w:t xml:space="preserve">),</w:t>
+      </w:r>
+      <w:r>
+        <w:t xml:space="preserve"> </w:t>
       </w:r>
       <w:r>
         <w:rPr>
           <w:bCs/>
           <w:b/>
         </w:rPr>
+        <w:t xml:space="preserve">ERA5 via Copernicus CDS</w:t>
+      </w:r>
+      <w:r>
+        <w:t xml:space="preserve"> </w:t>
+      </w:r>
+      <w:r>
+        <w:t xml:space="preserve">(</w:t>
+      </w:r>
+      <w:hyperlink r:id="rId49">
+        <w:r>
+          <w:rPr>
+            <w:rStyle w:val="Hyperlink"/>
+          </w:rPr>
+          <w:t xml:space="preserve">https://cds.climate.copernicus.eu</w:t>
+        </w:r>
+      </w:hyperlink>
+      <w:r>
+        <w:t xml:space="preserve">),</w:t>
+      </w:r>
+      <w:r>
+        <w:t xml:space="preserve"> </w:t>
+      </w:r>
+      <w:r>
+        <w:t xml:space="preserve">and</w:t>
+      </w:r>
+      <w:r>
         <w:t xml:space="preserve"> </w:t>
       </w:r>
       <w:r>
@@ -8361,39 +11196,283 @@
           <w:bCs/>
           <w:b/>
         </w:rPr>
-        <w:t xml:space="preserve">“</w:t>
-      </w:r>
+        <w:t xml:space="preserve">NOAA Climate Data Online</w:t>
+      </w:r>
+      <w:r>
+        <w:t xml:space="preserve"> </w:t>
+      </w:r>
+      <w:r>
+        <w:t xml:space="preserve">(</w:t>
+      </w:r>
+      <w:hyperlink r:id="rId50">
+        <w:r>
+          <w:rPr>
+            <w:rStyle w:val="Hyperlink"/>
+          </w:rPr>
+          <w:t xml:space="preserve">https://www.ncei.noaa.gov/cdo-web/</w:t>
+        </w:r>
+      </w:hyperlink>
+      <w:r>
+        <w:t xml:space="preserve">).</w:t>
+      </w:r>
+    </w:p>
+    <w:p>
+      <w:pPr>
+        <w:pStyle w:val="FirstParagraph"/>
+      </w:pPr>
+      <w:r>
+        <w:t xml:space="preserve">Whichever route you take, line the columns up as</w:t>
+      </w:r>
+      <w:r>
+        <w:t xml:space="preserve"> </w:t>
+      </w:r>
+      <w:r>
+        <w:rPr>
+          <w:rStyle w:val="VerbatimChar"/>
+        </w:rPr>
+        <w:t xml:space="preserve">Tmax, Tmin, RHmax, RHmin, n</w:t>
+      </w:r>
+      <w:r>
+        <w:t xml:space="preserve"> </w:t>
+      </w:r>
+      <w:r>
+        <w:t xml:space="preserve">(or</w:t>
+      </w:r>
+      <w:r>
+        <w:t xml:space="preserve"> </w:t>
+      </w:r>
+      <w:r>
+        <w:rPr>
+          <w:rStyle w:val="VerbatimChar"/>
+        </w:rPr>
+        <w:t xml:space="preserve">Rs</w:t>
+      </w:r>
+      <w:r>
+        <w:t xml:space="preserve">)</w:t>
+      </w:r>
+      <w:r>
+        <w:rPr>
+          <w:rStyle w:val="VerbatimChar"/>
+        </w:rPr>
+        <w:t xml:space="preserve">, uz, P</w:t>
+      </w:r>
+      <w:r>
+        <w:t xml:space="preserve"> </w:t>
+      </w:r>
+      <w:r>
+        <w:t xml:space="preserve">and the rest of this guide runs unchanged.</w:t>
+      </w:r>
+    </w:p>
+    <w:p>
+      <w:r>
+        <w:pict>
+          <v:rect style="width:0;height:1.5pt" o:hralign="center" o:hrstd="t" o:hr="t"/>
+        </w:pict>
+      </w:r>
+    </w:p>
+    <w:bookmarkEnd w:id="51"/>
+    <w:bookmarkEnd w:id="52"/>
+    <w:bookmarkStart w:id="53" w:name="projects-try-it-yourself"/>
+    <w:p>
+      <w:pPr>
+        <w:pStyle w:val="Heading2"/>
+      </w:pPr>
+      <w:r>
+        <w:t xml:space="preserve">13. Projects — try it yourself</w:t>
+      </w:r>
+    </w:p>
+    <w:p>
+      <w:pPr>
+        <w:pStyle w:val="FirstParagraph"/>
+      </w:pPr>
+      <w:r>
+        <w:t xml:space="preserve">Short projects to turn this guide into skill. Each one is a small change to the code you already</w:t>
+      </w:r>
+      <w:r>
+        <w:t xml:space="preserve"> </w:t>
+      </w:r>
+      <w:r>
+        <w:t xml:space="preserve">have; none needs new tools. They make good class exercises or a first real piece of analysis.</w:t>
+      </w:r>
+    </w:p>
+    <w:p>
+      <w:pPr>
+        <w:numPr>
+          <w:ilvl w:val="0"/>
+          <w:numId w:val="1006"/>
+        </w:numPr>
+      </w:pPr>
       <w:r>
         <w:rPr>
           <w:bCs/>
           <w:b/>
         </w:rPr>
-        <w:t xml:space="preserve">crop need − rainfall.</w:t>
-      </w:r>
+        <w:t xml:space="preserve">Your own town.</w:t>
+      </w:r>
+      <w:r>
+        <w:t xml:space="preserve"> </w:t>
+      </w:r>
+      <w:r>
+        <w:t xml:space="preserve">Pick a place from the Section 12 table (or your village’s coordinates) and</w:t>
+      </w:r>
+      <w:r>
+        <w:t xml:space="preserve"> </w:t>
+      </w:r>
+      <w:r>
+        <w:t xml:space="preserve">redo the five-crop, two-season table for it. How does its irrigation bill compare with Kumasi’s?</w:t>
+      </w:r>
+    </w:p>
+    <w:p>
+      <w:pPr>
+        <w:numPr>
+          <w:ilvl w:val="0"/>
+          <w:numId w:val="1006"/>
+        </w:numPr>
+      </w:pPr>
       <w:r>
         <w:rPr>
           <w:bCs/>
           <w:b/>
         </w:rPr>
+        <w:t xml:space="preserve">Best planting date.</w:t>
+      </w:r>
+      <w:r>
+        <w:t xml:space="preserve"> </w:t>
+      </w:r>
+      <w:r>
+        <w:t xml:space="preserve">For one crop, slide the planting date across the year in two-week steps</w:t>
+      </w:r>
+      <w:r>
+        <w:t xml:space="preserve"> </w:t>
+      </w:r>
+      <w:r>
+        <w:t xml:space="preserve">and plot the seasonal irrigation need against planting date. When is the cheapest month to plant?</w:t>
+      </w:r>
+    </w:p>
+    <w:p>
+      <w:pPr>
+        <w:numPr>
+          <w:ilvl w:val="0"/>
+          <w:numId w:val="1006"/>
+        </w:numPr>
+      </w:pPr>
+      <w:r>
+        <w:rPr>
+          <w:bCs/>
+          <w:b/>
+        </w:rPr>
+        <w:t xml:space="preserve">A wet year vs a dry year.</w:t>
+      </w:r>
+      <w:r>
+        <w:t xml:space="preserve"> </w:t>
+      </w:r>
+      <w:r>
+        <w:t xml:space="preserve">The Kumasi record runs from 1960. Pick a known wet year and a known</w:t>
+      </w:r>
+      <w:r>
+        <w:t xml:space="preserve"> </w:t>
+      </w:r>
+      <w:r>
+        <w:t xml:space="preserve">dry year, run the same dry-season tomato in each, and compare the irrigation and the yield loss.</w:t>
+      </w:r>
+    </w:p>
+    <w:p>
+      <w:pPr>
+        <w:numPr>
+          <w:ilvl w:val="0"/>
+          <w:numId w:val="1006"/>
+        </w:numPr>
+      </w:pPr>
+      <w:r>
+        <w:rPr>
+          <w:bCs/>
+          <w:b/>
+        </w:rPr>
+        <w:t xml:space="preserve">Size a reservoir.</w:t>
+      </w:r>
+      <w:r>
+        <w:t xml:space="preserve"> </w:t>
+      </w:r>
+      <w:r>
+        <w:t xml:space="preserve">Convert one crop’s seasonal irrigation (mm) into cubic metres for a</w:t>
+      </w:r>
+      <w:r>
+        <w:t xml:space="preserve"> </w:t>
+      </w:r>
+      <w:r>
+        <w:t xml:space="preserve">2-hectare farm (1 mm = 10 m³/ha) and add a 25% allowance for losses. How big a tank or dugout</w:t>
+      </w:r>
+      <w:r>
+        <w:t xml:space="preserve"> </w:t>
+      </w:r>
+      <w:r>
+        <w:t xml:space="preserve">do you need to carry the dry season?</w:t>
+      </w:r>
+    </w:p>
+    <w:p>
+      <w:pPr>
+        <w:numPr>
+          <w:ilvl w:val="0"/>
+          <w:numId w:val="1006"/>
+        </w:numPr>
+      </w:pPr>
+      <w:r>
+        <w:rPr>
+          <w:bCs/>
+          <w:b/>
+        </w:rPr>
+        <w:t xml:space="preserve">The yield-loss curve.</w:t>
+      </w:r>
+      <w:r>
+        <w:t xml:space="preserve"> </w:t>
+      </w:r>
+      <w:r>
+        <w:t xml:space="preserve">For maize, run it at 0%, 25%, 50%, 75% and 100% of full irrigation and</w:t>
+      </w:r>
+      <w:r>
+        <w:t xml:space="preserve"> </w:t>
+      </w:r>
+      <w:r>
+        <w:t xml:space="preserve">plot yield loss (FAO-33) against water applied. Where is the</w:t>
+      </w:r>
+      <w:r>
+        <w:t xml:space="preserve"> </w:t>
+      </w:r>
+      <w:r>
+        <w:t xml:space="preserve">“</w:t>
+      </w:r>
+      <w:r>
+        <w:t xml:space="preserve">most crop per drop</w:t>
+      </w:r>
+      <w:r>
         <w:t xml:space="preserve">”</w:t>
       </w:r>
       <w:r>
         <w:t xml:space="preserve"> </w:t>
       </w:r>
       <w:r>
-        <w:t xml:space="preserve">It treats the seasonal rain total</w:t>
-      </w:r>
-      <w:r>
-        <w:t xml:space="preserve"> </w:t>
-      </w:r>
-      <w:r>
-        <w:t xml:space="preserve">as usable. In reality some rain runs off or drains below the roots, so real irrigation is a</w:t>
-      </w:r>
-      <w:r>
-        <w:t xml:space="preserve"> </w:t>
-      </w:r>
-      <w:r>
-        <w:t xml:space="preserve">little</w:t>
+        <w:t xml:space="preserve">sweet spot?</w:t>
+      </w:r>
+    </w:p>
+    <w:p>
+      <w:pPr>
+        <w:numPr>
+          <w:ilvl w:val="0"/>
+          <w:numId w:val="1006"/>
+        </w:numPr>
+      </w:pPr>
+      <w:r>
+        <w:rPr>
+          <w:bCs/>
+          <w:b/>
+        </w:rPr>
+        <w:t xml:space="preserve">Deep vs shallow roots.</w:t>
+      </w:r>
+      <w:r>
+        <w:t xml:space="preserve"> </w:t>
+      </w:r>
+      <w:r>
+        <w:t xml:space="preserve">Run onion (shallow) and maize (deep) in the</w:t>
       </w:r>
       <w:r>
         <w:t xml:space="preserve"> </w:t>
@@ -8403,20 +11482,135 @@
           <w:iCs/>
           <w:i/>
         </w:rPr>
-        <w:t xml:space="preserve">higher</w:t>
-      </w:r>
-      <w:r>
-        <w:t xml:space="preserve"> </w:t>
-      </w:r>
-      <w:r>
-        <w:t xml:space="preserve">than the simple number — the daily balance in Section 10 is the honest refiner.</w:t>
+        <w:t xml:space="preserve">main</w:t>
+      </w:r>
+      <w:r>
+        <w:t xml:space="preserve"> </w:t>
+      </w:r>
+      <w:r>
+        <w:t xml:space="preserve">season and use the</w:t>
+      </w:r>
+      <w:r>
+        <w:t xml:space="preserve"> </w:t>
+      </w:r>
+      <w:r>
+        <w:t xml:space="preserve">daily</w:t>
+      </w:r>
+      <w:r>
+        <w:t xml:space="preserve"> </w:t>
+      </w:r>
+      <w:r>
+        <w:rPr>
+          <w:rStyle w:val="VerbatimChar"/>
+        </w:rPr>
+        <w:t xml:space="preserve">kc()</w:t>
+      </w:r>
+      <w:r>
+        <w:t xml:space="preserve"> </w:t>
+      </w:r>
+      <w:r>
+        <w:t xml:space="preserve">balance (Section 11) to count how many days each falls under stress despite the rain.</w:t>
       </w:r>
     </w:p>
     <w:p>
       <w:pPr>
         <w:numPr>
           <w:ilvl w:val="0"/>
-          <w:numId w:val="1005"/>
+          <w:numId w:val="1006"/>
+        </w:numPr>
+      </w:pPr>
+      <w:r>
+        <w:rPr>
+          <w:bCs/>
+          <w:b/>
+        </w:rPr>
+        <w:t xml:space="preserve">Climate creep.</w:t>
+      </w:r>
+      <w:r>
+        <w:t xml:space="preserve"> </w:t>
+      </w:r>
+      <w:r>
+        <w:t xml:space="preserve">Compare average</w:t>
+      </w:r>
+      <w:r>
+        <w:t xml:space="preserve"> </w:t>
+      </w:r>
+      <w:r>
+        <w:rPr>
+          <w:rStyle w:val="VerbatimChar"/>
+        </w:rPr>
+        <w:t xml:space="preserve">ETo</w:t>
+      </w:r>
+      <w:r>
+        <w:t xml:space="preserve"> </w:t>
+      </w:r>
+      <w:r>
+        <w:t xml:space="preserve">for 1971–1980 against 2011–2020 from the bundled record.</w:t>
+      </w:r>
+      <w:r>
+        <w:t xml:space="preserve"> </w:t>
+      </w:r>
+      <w:r>
+        <w:t xml:space="preserve">Has the atmosphere’s demand near Kumasi shifted, and what would that add to irrigation?</w:t>
+      </w:r>
+    </w:p>
+    <w:p>
+      <w:pPr>
+        <w:numPr>
+          <w:ilvl w:val="0"/>
+          <w:numId w:val="1006"/>
+        </w:numPr>
+      </w:pPr>
+      <w:r>
+        <w:rPr>
+          <w:bCs/>
+          <w:b/>
+        </w:rPr>
+        <w:t xml:space="preserve">Two crops, one season.</w:t>
+      </w:r>
+      <w:r>
+        <w:t xml:space="preserve"> </w:t>
+      </w:r>
+      <w:r>
+        <w:t xml:space="preserve">Budget the water for an intercrop or a relay (e.g. maize followed by</w:t>
+      </w:r>
+      <w:r>
+        <w:t xml:space="preserve"> </w:t>
+      </w:r>
+      <w:r>
+        <w:t xml:space="preserve">cabbage) and report the combined irrigation and the peak daily demand your system must meet.</w:t>
+      </w:r>
+    </w:p>
+    <w:p>
+      <w:r>
+        <w:pict>
+          <v:rect style="width:0;height:1.5pt" o:hralign="center" o:hrstd="t" o:hr="t"/>
+        </w:pict>
+      </w:r>
+    </w:p>
+    <w:bookmarkEnd w:id="53"/>
+    <w:bookmarkStart w:id="54" w:name="honest-notes-on-the-numbers"/>
+    <w:p>
+      <w:pPr>
+        <w:pStyle w:val="Heading2"/>
+      </w:pPr>
+      <w:r>
+        <w:t xml:space="preserve">14. Honest notes on the numbers</w:t>
+      </w:r>
+    </w:p>
+    <w:p>
+      <w:pPr>
+        <w:pStyle w:val="FirstParagraph"/>
+      </w:pPr>
+      <w:r>
+        <w:t xml:space="preserve">So you can trust — and defend — these figures:</w:t>
+      </w:r>
+    </w:p>
+    <w:p>
+      <w:pPr>
+        <w:numPr>
+          <w:ilvl w:val="0"/>
+          <w:numId w:val="1007"/>
         </w:numPr>
         <w:pStyle w:val="Compact"/>
       </w:pPr>
@@ -8425,32 +11619,160 @@
           <w:bCs/>
           <w:b/>
         </w:rPr>
-        <w:t xml:space="preserve">Kc values are FAO‑56 tabulated defaults.</w:t>
-      </w:r>
-      <w:r>
-        <w:t xml:space="preserve"> </w:t>
-      </w:r>
-      <w:r>
-        <w:t xml:space="preserve">Your variety, spacing and management can shift</w:t>
-      </w:r>
-      <w:r>
-        <w:t xml:space="preserve"> </w:t>
-      </w:r>
-      <w:r>
-        <w:t xml:space="preserve">them. They are excellent planning values, not field measurements — swap in your own if you</w:t>
-      </w:r>
-      <w:r>
-        <w:t xml:space="preserve"> </w:t>
-      </w:r>
-      <w:r>
-        <w:t xml:space="preserve">have them.</w:t>
+        <w:t xml:space="preserve">They are point estimates for one location and two specific planting dates</w:t>
+      </w:r>
+      <w:r>
+        <w:t xml:space="preserve"> </w:t>
+      </w:r>
+      <w:r>
+        <w:t xml:space="preserve">(Nov 2024,</w:t>
+      </w:r>
+      <w:r>
+        <w:t xml:space="preserve"> </w:t>
+      </w:r>
+      <w:r>
+        <w:t xml:space="preserve">Mar 2025). A different year’s rain will move the irrigation column; the dry-season</w:t>
+      </w:r>
+      <w:r>
+        <w:t xml:space="preserve"> </w:t>
+      </w:r>
+      <w:r>
+        <w:rPr>
+          <w:iCs/>
+          <w:i/>
+        </w:rPr>
+        <w:t xml:space="preserve">pattern</w:t>
+      </w:r>
+      <w:r>
+        <w:t xml:space="preserve"> </w:t>
+      </w:r>
+      <w:r>
+        <w:t xml:space="preserve">(irrigation essential) and the main-season pattern (rain-fed) are robust, the exact</w:t>
+      </w:r>
+      <w:r>
+        <w:t xml:space="preserve"> </w:t>
+      </w:r>
+      <w:r>
+        <w:t xml:space="preserve">millimetres are not a guarantee.</w:t>
       </w:r>
     </w:p>
     <w:p>
       <w:pPr>
         <w:numPr>
           <w:ilvl w:val="0"/>
-          <w:numId w:val="1005"/>
+          <w:numId w:val="1007"/>
+        </w:numPr>
+        <w:pStyle w:val="Compact"/>
+      </w:pPr>
+      <w:r>
+        <w:rPr>
+          <w:bCs/>
+          <w:b/>
+        </w:rPr>
+        <w:t xml:space="preserve">The simple irrigation figure is</w:t>
+      </w:r>
+      <w:r>
+        <w:rPr>
+          <w:bCs/>
+          <w:b/>
+        </w:rPr>
+        <w:t xml:space="preserve"> </w:t>
+      </w:r>
+      <w:r>
+        <w:rPr>
+          <w:bCs/>
+          <w:b/>
+        </w:rPr>
+        <w:t xml:space="preserve">“</w:t>
+      </w:r>
+      <w:r>
+        <w:rPr>
+          <w:bCs/>
+          <w:b/>
+        </w:rPr>
+        <w:t xml:space="preserve">crop need − rainfall.</w:t>
+      </w:r>
+      <w:r>
+        <w:rPr>
+          <w:bCs/>
+          <w:b/>
+        </w:rPr>
+        <w:t xml:space="preserve">”</w:t>
+      </w:r>
+      <w:r>
+        <w:t xml:space="preserve"> </w:t>
+      </w:r>
+      <w:r>
+        <w:t xml:space="preserve">It treats the seasonal rain total</w:t>
+      </w:r>
+      <w:r>
+        <w:t xml:space="preserve"> </w:t>
+      </w:r>
+      <w:r>
+        <w:t xml:space="preserve">as usable. In reality some rain runs off or drains below the roots, so real irrigation is a</w:t>
+      </w:r>
+      <w:r>
+        <w:t xml:space="preserve"> </w:t>
+      </w:r>
+      <w:r>
+        <w:t xml:space="preserve">little</w:t>
+      </w:r>
+      <w:r>
+        <w:t xml:space="preserve"> </w:t>
+      </w:r>
+      <w:r>
+        <w:rPr>
+          <w:iCs/>
+          <w:i/>
+        </w:rPr>
+        <w:t xml:space="preserve">higher</w:t>
+      </w:r>
+      <w:r>
+        <w:t xml:space="preserve"> </w:t>
+      </w:r>
+      <w:r>
+        <w:t xml:space="preserve">than the simple number — the daily balance in Section 11 is the honest refiner.</w:t>
+      </w:r>
+    </w:p>
+    <w:p>
+      <w:pPr>
+        <w:numPr>
+          <w:ilvl w:val="0"/>
+          <w:numId w:val="1007"/>
+        </w:numPr>
+        <w:pStyle w:val="Compact"/>
+      </w:pPr>
+      <w:r>
+        <w:rPr>
+          <w:bCs/>
+          <w:b/>
+        </w:rPr>
+        <w:t xml:space="preserve">Kc values are FAO‑56 tabulated defaults.</w:t>
+      </w:r>
+      <w:r>
+        <w:t xml:space="preserve"> </w:t>
+      </w:r>
+      <w:r>
+        <w:t xml:space="preserve">Your variety, spacing and management can shift</w:t>
+      </w:r>
+      <w:r>
+        <w:t xml:space="preserve"> </w:t>
+      </w:r>
+      <w:r>
+        <w:t xml:space="preserve">them. They are excellent planning values, not field measurements — swap in your own if you</w:t>
+      </w:r>
+      <w:r>
+        <w:t xml:space="preserve"> </w:t>
+      </w:r>
+      <w:r>
+        <w:t xml:space="preserve">have them.</w:t>
+      </w:r>
+    </w:p>
+    <w:p>
+      <w:pPr>
+        <w:numPr>
+          <w:ilvl w:val="0"/>
+          <w:numId w:val="1007"/>
         </w:numPr>
         <w:pStyle w:val="Compact"/>
       </w:pPr>
@@ -8528,14 +11850,14 @@
         </w:pict>
       </w:r>
     </w:p>
-    <w:bookmarkEnd w:id="42"/>
-    <w:bookmarkStart w:id="43" w:name="the-whole-guide-in-one-script"/>
+    <w:bookmarkEnd w:id="54"/>
+    <w:bookmarkStart w:id="55" w:name="the-whole-guide-in-one-script"/>
     <w:p>
       <w:pPr>
         <w:pStyle w:val="Heading2"/>
       </w:pPr>
       <w:r>
-        <w:t xml:space="preserve">13. The whole guide in one script</w:t>
+        <w:t xml:space="preserve">15. The whole guide in one script</w:t>
       </w:r>
     </w:p>
     <w:p>
@@ -8640,13 +11962,7 @@
         <w:t xml:space="preserve"> </w:t>
       </w:r>
       <w:r>
-        <w:t xml:space="preserve">five crops in two seasons, (4) prints the tables you have seen, and (5) writes the three figures</w:t>
-      </w:r>
-      <w:r>
-        <w:t xml:space="preserve"> </w:t>
-      </w:r>
-      <w:r>
-        <w:t xml:space="preserve">into</w:t>
+        <w:t xml:space="preserve">five crops in two seasons, (4) estimates yield with</w:t>
       </w:r>
       <w:r>
         <w:t xml:space="preserve"> </w:t>
@@ -8655,10 +11971,37 @@
         <w:rPr>
           <w:rStyle w:val="VerbatimChar"/>
         </w:rPr>
+        <w:t xml:space="preserve">biomass()</w:t>
+      </w:r>
+      <w:r>
+        <w:t xml:space="preserve"> </w:t>
+      </w:r>
+      <w:r>
+        <w:t xml:space="preserve">and the FAO-33 water–yield rule,</w:t>
+      </w:r>
+      <w:r>
+        <w:t xml:space="preserve"> </w:t>
+      </w:r>
+      <w:r>
+        <w:t xml:space="preserve">(5) prints the tables you have seen, and (6) writes the four figures into</w:t>
+      </w:r>
+      <w:r>
+        <w:t xml:space="preserve"> </w:t>
+      </w:r>
+      <w:r>
+        <w:rPr>
+          <w:rStyle w:val="VerbatimChar"/>
+        </w:rPr>
         <w:t xml:space="preserve">figures/</w:t>
       </w:r>
       <w:r>
-        <w:t xml:space="preserve">. Its console log is saved as</w:t>
+        <w:t xml:space="preserve">. Its console</w:t>
+      </w:r>
+      <w:r>
+        <w:t xml:space="preserve"> </w:t>
+      </w:r>
+      <w:r>
+        <w:t xml:space="preserve">log is saved as</w:t>
       </w:r>
       <w:r>
         <w:t xml:space="preserve"> </w:t>
@@ -8680,14 +12023,14 @@
         </w:pict>
       </w:r>
     </w:p>
-    <w:bookmarkEnd w:id="43"/>
-    <w:bookmarkStart w:id="44" w:name="equation-appendix-for-the-curious"/>
+    <w:bookmarkEnd w:id="55"/>
+    <w:bookmarkStart w:id="56" w:name="equation-appendix-for-the-curious"/>
     <w:p>
       <w:pPr>
         <w:pStyle w:val="Heading2"/>
       </w:pPr>
       <w:r>
-        <w:t xml:space="preserve">14. Equation appendix (for the curious)</w:t>
+        <w:t xml:space="preserve">16. Equation appendix (for the curious)</w:t>
       </w:r>
     </w:p>
     <w:p>
@@ -8722,7 +12065,7 @@
           <w:bCs/>
           <w:b/>
         </w:rPr>
-        <w:t xml:space="preserve">Reference evapotranspiration (FAO‑56 Penman–Monteith).</w:t>
+        <w:t xml:space="preserve">Reference evapotranspiration (FAO‑56 Penman–Monteith):</w:t>
       </w:r>
     </w:p>
     <w:p>
@@ -8764,13 +12107,7 @@
                 <m:t>0.408</m:t>
               </m:r>
               <m:r>
-                <m:t> </m:t>
-              </m:r>
-              <m:r>
                 <m:t>Δ</m:t>
-              </m:r>
-              <m:r>
-                <m:t> </m:t>
               </m:r>
               <m:d>
                 <m:dPr>
@@ -8812,9 +12149,6 @@
               <m:r>
                 <m:t>γ</m:t>
               </m:r>
-              <m:r>
-                <m:t> </m:t>
-              </m:r>
               <m:f>
                 <m:fPr>
                   <m:type m:val="bar"/>
@@ -8839,9 +12173,6 @@
                   </m:r>
                 </m:den>
               </m:f>
-              <m:r>
-                <m:t> </m:t>
-              </m:r>
               <m:sSub>
                 <m:e>
                   <m:r>
@@ -8854,9 +12185,6 @@
                   </m:r>
                 </m:sub>
               </m:sSub>
-              <m:r>
-                <m:t> </m:t>
-              </m:r>
               <m:d>
                 <m:dPr>
                   <m:begChr m:val="("/>
@@ -8911,9 +12239,6 @@
               <m:r>
                 <m:t>γ</m:t>
               </m:r>
-              <m:r>
-                <m:t> </m:t>
-              </m:r>
               <m:d>
                 <m:dPr>
                   <m:begChr m:val="("/>
@@ -8934,9 +12259,6 @@
                   <m:r>
                     <m:t>0.34</m:t>
                   </m:r>
-                  <m:r>
-                    <m:t> </m:t>
-                  </m:r>
                   <m:sSub>
                     <m:e>
                       <m:r>
@@ -8965,7 +12287,7 @@
           <w:bCs/>
           <w:b/>
         </w:rPr>
-        <w:t xml:space="preserve">Crop water use.</w:t>
+        <w:t xml:space="preserve">Crop water use:</w:t>
       </w:r>
     </w:p>
     <w:p>
@@ -9043,7 +12365,7 @@
           <w:bCs/>
           <w:b/>
         </w:rPr>
-        <w:t xml:space="preserve">Seasonal crop water requirement.</w:t>
+        <w:t xml:space="preserve">Seasonal crop water requirement:</w:t>
       </w:r>
     </w:p>
     <w:p>
@@ -9055,23 +12377,42 @@
           <m:jc m:val="center"/>
         </m:oMathParaPr>
         <m:oMath>
+          <m:r>
+            <m:t>E</m:t>
+          </m:r>
           <m:sSub>
             <m:e>
               <m:r>
-                <m:rPr>
-                  <m:nor/>
-                  <m:sty m:val="p"/>
-                </m:rPr>
-                <m:t>ETc</m:t>
+                <m:t>T</m:t>
               </m:r>
             </m:e>
             <m:sub>
               <m:r>
+                <m:t>c</m:t>
+              </m:r>
+              <m:r>
                 <m:rPr>
-                  <m:nor/>
                   <m:sty m:val="p"/>
                 </m:rPr>
-                <m:t>season</m:t>
+                <m:t>,</m:t>
+              </m:r>
+              <m:r>
+                <m:t>s</m:t>
+              </m:r>
+              <m:r>
+                <m:t>e</m:t>
+              </m:r>
+              <m:r>
+                <m:t>a</m:t>
+              </m:r>
+              <m:r>
+                <m:t>s</m:t>
+              </m:r>
+              <m:r>
+                <m:t>o</m:t>
+              </m:r>
+              <m:r>
+                <m:t>n</m:t>
               </m:r>
             </m:sub>
           </m:sSub>
@@ -9090,11 +12431,13 @@
             </m:naryPr>
             <m:sub>
               <m:r>
-                <m:rPr>
-                  <m:nor/>
-                  <m:sty m:val="p"/>
-                </m:rPr>
-                <m:t>day</m:t>
+                <m:t>d</m:t>
+              </m:r>
+              <m:r>
+                <m:t>a</m:t>
+              </m:r>
+              <m:r>
+                <m:t>y</m:t>
               </m:r>
               <m:r>
                 <m:rPr>
@@ -9126,23 +12469,6 @@
               </m:sSub>
             </m:e>
           </m:nary>
-          <m:d>
-            <m:dPr>
-              <m:begChr m:val="("/>
-              <m:endChr m:val=")"/>
-              <m:sepChr m:val=""/>
-              <m:grow/>
-            </m:dPr>
-            <m:e>
-              <m:r>
-                <m:rPr>
-                  <m:nor/>
-                  <m:sty m:val="p"/>
-                </m:rPr>
-                <m:t>day</m:t>
-              </m:r>
-            </m:e>
-          </m:d>
           <m:r>
             <m:rPr>
               <m:sty m:val="p"/>
@@ -9164,23 +12490,6 @@
               </m:r>
             </m:sub>
           </m:sSub>
-          <m:d>
-            <m:dPr>
-              <m:begChr m:val="("/>
-              <m:endChr m:val=")"/>
-              <m:sepChr m:val=""/>
-              <m:grow/>
-            </m:dPr>
-            <m:e>
-              <m:r>
-                <m:rPr>
-                  <m:nor/>
-                  <m:sty m:val="p"/>
-                </m:rPr>
-                <m:t>day</m:t>
-              </m:r>
-            </m:e>
-          </m:d>
         </m:oMath>
       </m:oMathPara>
     </w:p>
@@ -9193,7 +12502,7 @@
           <w:bCs/>
           <w:b/>
         </w:rPr>
-        <w:t xml:space="preserve">Simple net irrigation requirement.</w:t>
+        <w:t xml:space="preserve">Simple net irrigation requirement:</w:t>
       </w:r>
     </w:p>
     <w:p>
@@ -9216,16 +12525,13 @@
             <m:rPr>
               <m:sty m:val="p"/>
             </m:rPr>
-            <m:t>≈</m:t>
+            <m:t>=</m:t>
           </m:r>
           <m:r>
             <m:rPr>
               <m:sty m:val="p"/>
             </m:rPr>
             <m:t>max</m:t>
-          </m:r>
-          <m:r>
-            <m:t>​</m:t>
           </m:r>
           <m:d>
             <m:dPr>
@@ -9245,25 +12551,44 @@
                 <m:t>,</m:t>
               </m:r>
               <m:r>
-                <m:t> </m:t>
+                <m:t> </m:t>
+              </m:r>
+              <m:r>
+                <m:t>E</m:t>
               </m:r>
               <m:sSub>
                 <m:e>
                   <m:r>
-                    <m:rPr>
-                      <m:nor/>
-                      <m:sty m:val="p"/>
-                    </m:rPr>
-                    <m:t>ETc</m:t>
+                    <m:t>T</m:t>
                   </m:r>
                 </m:e>
                 <m:sub>
                   <m:r>
+                    <m:t>c</m:t>
+                  </m:r>
+                  <m:r>
                     <m:rPr>
-                      <m:nor/>
                       <m:sty m:val="p"/>
                     </m:rPr>
-                    <m:t>season</m:t>
+                    <m:t>,</m:t>
+                  </m:r>
+                  <m:r>
+                    <m:t>s</m:t>
+                  </m:r>
+                  <m:r>
+                    <m:t>e</m:t>
+                  </m:r>
+                  <m:r>
+                    <m:t>a</m:t>
+                  </m:r>
+                  <m:r>
+                    <m:t>s</m:t>
+                  </m:r>
+                  <m:r>
+                    <m:t>o</m:t>
+                  </m:r>
+                  <m:r>
+                    <m:t>n</m:t>
                   </m:r>
                 </m:sub>
               </m:sSub>
@@ -9281,11 +12606,31 @@
                 </m:e>
                 <m:sub>
                   <m:r>
-                    <m:rPr>
-                      <m:nor/>
-                      <m:sty m:val="p"/>
-                    </m:rPr>
-                    <m:t>effective</m:t>
+                    <m:t>e</m:t>
+                  </m:r>
+                  <m:r>
+                    <m:t>f</m:t>
+                  </m:r>
+                  <m:r>
+                    <m:t>f</m:t>
+                  </m:r>
+                  <m:r>
+                    <m:t>e</m:t>
+                  </m:r>
+                  <m:r>
+                    <m:t>c</m:t>
+                  </m:r>
+                  <m:r>
+                    <m:t>t</m:t>
+                  </m:r>
+                  <m:r>
+                    <m:t>i</m:t>
+                  </m:r>
+                  <m:r>
+                    <m:t>v</m:t>
+                  </m:r>
+                  <m:r>
+                    <m:t>e</m:t>
                   </m:r>
                 </m:sub>
               </m:sSub>
@@ -9303,7 +12648,7 @@
           <w:bCs/>
           <w:b/>
         </w:rPr>
-        <w:t xml:space="preserve">Volume conversion (per hectare).</w:t>
+        <w:t xml:space="preserve">Volume conversion (per hectare):</w:t>
       </w:r>
     </w:p>
     <w:p>
@@ -9376,16 +12721,7 @@
             <m:t>=</m:t>
           </m:r>
           <m:r>
-            <m:t>10</m:t>
-          </m:r>
-          <m:r>
-            <m:rPr>
-              <m:sty m:val="p"/>
-            </m:rPr>
-            <m:t>,</m:t>
-          </m:r>
-          <m:r>
-            <m:t>000</m:t>
+            <m:t>10000</m:t>
           </m:r>
           <m:r>
             <m:t> </m:t>
@@ -9534,7 +12870,7 @@
             <m:t>,</m:t>
           </m:r>
           <m:r>
-            <m:t>  </m:t>
+            <m:t> </m:t>
           </m:r>
           <m:sSub>
             <m:e>
@@ -9591,27 +12927,169 @@
       </m:oMathPara>
     </w:p>
     <w:p>
+      <w:pPr>
+        <w:pStyle w:val="FirstParagraph"/>
+      </w:pPr>
+      <w:r>
+        <w:rPr>
+          <w:bCs/>
+          <w:b/>
+        </w:rPr>
+        <w:t xml:space="preserve">Yield lost to water shortage (FAO-33):</w:t>
+      </w:r>
+    </w:p>
+    <w:p>
+      <w:pPr>
+        <w:pStyle w:val="BodyText"/>
+      </w:pPr>
+      <m:oMathPara>
+        <m:oMathParaPr>
+          <m:jc m:val="center"/>
+        </m:oMathParaPr>
+        <m:oMath>
+          <m:r>
+            <m:t>1</m:t>
+          </m:r>
+          <m:r>
+            <m:rPr>
+              <m:sty m:val="p"/>
+            </m:rPr>
+            <m:t>−</m:t>
+          </m:r>
+          <m:f>
+            <m:fPr>
+              <m:type m:val="bar"/>
+            </m:fPr>
+            <m:num>
+              <m:sSub>
+                <m:e>
+                  <m:r>
+                    <m:t>Y</m:t>
+                  </m:r>
+                </m:e>
+                <m:sub>
+                  <m:r>
+                    <m:t>a</m:t>
+                  </m:r>
+                </m:sub>
+              </m:sSub>
+            </m:num>
+            <m:den>
+              <m:sSub>
+                <m:e>
+                  <m:r>
+                    <m:t>Y</m:t>
+                  </m:r>
+                </m:e>
+                <m:sub>
+                  <m:r>
+                    <m:t>m</m:t>
+                  </m:r>
+                </m:sub>
+              </m:sSub>
+            </m:den>
+          </m:f>
+          <m:r>
+            <m:rPr>
+              <m:sty m:val="p"/>
+            </m:rPr>
+            <m:t>=</m:t>
+          </m:r>
+          <m:sSub>
+            <m:e>
+              <m:r>
+                <m:t>K</m:t>
+              </m:r>
+            </m:e>
+            <m:sub>
+              <m:r>
+                <m:t>y</m:t>
+              </m:r>
+            </m:sub>
+          </m:sSub>
+          <m:d>
+            <m:dPr>
+              <m:begChr m:val="("/>
+              <m:endChr m:val=")"/>
+              <m:sepChr m:val=""/>
+              <m:grow/>
+            </m:dPr>
+            <m:e>
+              <m:r>
+                <m:t>1</m:t>
+              </m:r>
+              <m:r>
+                <m:rPr>
+                  <m:sty m:val="p"/>
+                </m:rPr>
+                <m:t>−</m:t>
+              </m:r>
+              <m:f>
+                <m:fPr>
+                  <m:type m:val="bar"/>
+                </m:fPr>
+                <m:num>
+                  <m:r>
+                    <m:t>E</m:t>
+                  </m:r>
+                  <m:sSub>
+                    <m:e>
+                      <m:r>
+                        <m:t>T</m:t>
+                      </m:r>
+                    </m:e>
+                    <m:sub>
+                      <m:r>
+                        <m:t>a</m:t>
+                      </m:r>
+                    </m:sub>
+                  </m:sSub>
+                </m:num>
+                <m:den>
+                  <m:r>
+                    <m:t>E</m:t>
+                  </m:r>
+                  <m:sSub>
+                    <m:e>
+                      <m:r>
+                        <m:t>T</m:t>
+                      </m:r>
+                    </m:e>
+                    <m:sub>
+                      <m:r>
+                        <m:t>c</m:t>
+                      </m:r>
+                    </m:sub>
+                  </m:sSub>
+                </m:den>
+              </m:f>
+            </m:e>
+          </m:d>
+        </m:oMath>
+      </m:oMathPara>
+    </w:p>
+    <w:p>
       <w:r>
         <w:pict>
           <v:rect style="width:0;height:1.5pt" o:hralign="center" o:hrstd="t" o:hr="t"/>
         </w:pict>
       </w:r>
     </w:p>
-    <w:bookmarkEnd w:id="44"/>
-    <w:bookmarkStart w:id="48" w:name="references"/>
+    <w:bookmarkEnd w:id="56"/>
+    <w:bookmarkStart w:id="59" w:name="references"/>
     <w:p>
       <w:pPr>
         <w:pStyle w:val="Heading2"/>
       </w:pPr>
       <w:r>
-        <w:t xml:space="preserve">15. References</w:t>
+        <w:t xml:space="preserve">17. References</w:t>
       </w:r>
     </w:p>
     <w:p>
       <w:pPr>
         <w:numPr>
           <w:ilvl w:val="0"/>
-          <w:numId w:val="1006"/>
+          <w:numId w:val="1008"/>
         </w:numPr>
         <w:pStyle w:val="Compact"/>
       </w:pPr>
@@ -9653,12 +13131,12 @@
       <w:pPr>
         <w:numPr>
           <w:ilvl w:val="0"/>
-          <w:numId w:val="1006"/>
+          <w:numId w:val="1008"/>
         </w:numPr>
         <w:pStyle w:val="Compact"/>
       </w:pPr>
       <w:r>
-        <w:t xml:space="preserve">Owusu, G.</w:t>
+        <w:t xml:space="preserve">Doorenbos, J., &amp; Kassam, A. H. (1979).</w:t>
       </w:r>
       <w:r>
         <w:t xml:space="preserve"> </w:t>
@@ -9668,6 +13146,40 @@
           <w:iCs/>
           <w:i/>
         </w:rPr>
+        <w:t xml:space="preserve">Yield Response to Water.</w:t>
+      </w:r>
+      <w:r>
+        <w:t xml:space="preserve"> </w:t>
+      </w:r>
+      <w:r>
+        <w:t xml:space="preserve">FAO Irrigation and Drainage</w:t>
+      </w:r>
+      <w:r>
+        <w:t xml:space="preserve"> </w:t>
+      </w:r>
+      <w:r>
+        <w:t xml:space="preserve">Paper 33. Rome: FAO. (The water–yield factor Ky used in Section 9.)</w:t>
+      </w:r>
+    </w:p>
+    <w:p>
+      <w:pPr>
+        <w:numPr>
+          <w:ilvl w:val="0"/>
+          <w:numId w:val="1008"/>
+        </w:numPr>
+        <w:pStyle w:val="Compact"/>
+      </w:pPr>
+      <w:r>
+        <w:t xml:space="preserve">Owusu, G.</w:t>
+      </w:r>
+      <w:r>
+        <w:t xml:space="preserve"> </w:t>
+      </w:r>
+      <w:r>
+        <w:rPr>
+          <w:iCs/>
+          <w:i/>
+        </w:rPr>
         <w:t xml:space="preserve">sebkc: Surface Energy Balance and Crop Coefficient ET</w:t>
       </w:r>
       <w:r>
@@ -9679,7 +13191,7 @@
       <w:r>
         <w:t xml:space="preserve"> </w:t>
       </w:r>
-      <w:hyperlink r:id="rId45">
+      <w:hyperlink r:id="rId57">
         <w:r>
           <w:rPr>
             <w:rStyle w:val="Hyperlink"/>
@@ -9695,7 +13207,7 @@
       <w:pPr>
         <w:numPr>
           <w:ilvl w:val="0"/>
-          <w:numId w:val="1006"/>
+          <w:numId w:val="1008"/>
         </w:numPr>
         <w:pStyle w:val="Compact"/>
       </w:pPr>
@@ -9715,7 +13227,7 @@
       <w:r>
         <w:t xml:space="preserve"> </w:t>
       </w:r>
-      <w:hyperlink r:id="rId46">
+      <w:hyperlink r:id="rId47">
         <w:r>
           <w:rPr>
             <w:rStyle w:val="Hyperlink"/>
@@ -9731,7 +13243,7 @@
       <w:pPr>
         <w:numPr>
           <w:ilvl w:val="0"/>
-          <w:numId w:val="1006"/>
+          <w:numId w:val="1008"/>
         </w:numPr>
         <w:pStyle w:val="Compact"/>
       </w:pPr>
@@ -9803,7 +13315,7 @@
         </w:pict>
       </w:r>
     </w:p>
-    <w:bookmarkStart w:id="47" w:name="how-to-cite-this-guide"/>
+    <w:bookmarkStart w:id="58" w:name="how-to-cite-this-guide"/>
     <w:p>
       <w:pPr>
         <w:pStyle w:val="Heading3"/>
@@ -9817,7 +13329,7 @@
         <w:pStyle w:val="BlockText"/>
       </w:pPr>
       <w:r>
-        <w:t xml:space="preserve">Owusu, G.</w:t>
+        <w:t xml:space="preserve">Owusu, G. (2026).</w:t>
       </w:r>
       <w:r>
         <w:t xml:space="preserve"> </w:t>
@@ -9827,7 +13339,7 @@
           <w:iCs/>
           <w:i/>
         </w:rPr>
-        <w:t xml:space="preserve">How Much Water Does My Crop Need? A Practical Guide to Crop Water and Irrigation</w:t>
+        <w:t xml:space="preserve">How Much Water Does My Crop Need? A Practical Guide to Crop Water and</w:t>
       </w:r>
       <w:r>
         <w:rPr>
@@ -9841,24 +13353,24 @@
           <w:iCs/>
           <w:i/>
         </w:rPr>
-        <w:t xml:space="preserve">Requirements for Farms near Kumasi with the sebkc R Package.</w:t>
-      </w:r>
-      <w:r>
-        <w:t xml:space="preserve"> </w:t>
-      </w:r>
-      <w:r>
-        <w:t xml:space="preserve">Department of Geography and</w:t>
-      </w:r>
-      <w:r>
-        <w:t xml:space="preserve"> </w:t>
-      </w:r>
-      <w:r>
-        <w:t xml:space="preserve">Resource Development, University of Ghana.</w:t>
-      </w:r>
-    </w:p>
-    <w:bookmarkEnd w:id="47"/>
-    <w:bookmarkEnd w:id="48"/>
-    <w:bookmarkEnd w:id="49"/>
+        <w:t xml:space="preserve">Irrigation Requirements for Farms near Kumasi with the sebkc R Package.</w:t>
+      </w:r>
+      <w:r>
+        <w:t xml:space="preserve"> </w:t>
+      </w:r>
+      <w:r>
+        <w:t xml:space="preserve">Department of Geography</w:t>
+      </w:r>
+      <w:r>
+        <w:t xml:space="preserve"> </w:t>
+      </w:r>
+      <w:r>
+        <w:t xml:space="preserve">and Resource Development, University of Ghana.</w:t>
+      </w:r>
+    </w:p>
+    <w:bookmarkEnd w:id="58"/>
+    <w:bookmarkEnd w:id="59"/>
+    <w:bookmarkEnd w:id="60"/>
     <w:sectPr/>
   </w:body>
 </w:document>
@@ -10199,6 +13711,39 @@
     <w:abstractNumId w:val="991"/>
   </w:num>
   <w:num w:numId="1006">
+    <w:abstractNumId w:val="99411"/>
+    <w:lvlOverride w:ilvl="0">
+      <w:startOverride w:val="1"/>
+    </w:lvlOverride>
+    <w:lvlOverride w:ilvl="1">
+      <w:startOverride w:val="1"/>
+    </w:lvlOverride>
+    <w:lvlOverride w:ilvl="2">
+      <w:startOverride w:val="1"/>
+    </w:lvlOverride>
+    <w:lvlOverride w:ilvl="3">
+      <w:startOverride w:val="1"/>
+    </w:lvlOverride>
+    <w:lvlOverride w:ilvl="4">
+      <w:startOverride w:val="1"/>
+    </w:lvlOverride>
+    <w:lvlOverride w:ilvl="5">
+      <w:startOverride w:val="1"/>
+    </w:lvlOverride>
+    <w:lvlOverride w:ilvl="6">
+      <w:startOverride w:val="1"/>
+    </w:lvlOverride>
+    <w:lvlOverride w:ilvl="7">
+      <w:startOverride w:val="1"/>
+    </w:lvlOverride>
+    <w:lvlOverride w:ilvl="8">
+      <w:startOverride w:val="1"/>
+    </w:lvlOverride>
+  </w:num>
+  <w:num w:numId="1007">
+    <w:abstractNumId w:val="991"/>
+  </w:num>
+  <w:num w:numId="1008">
     <w:abstractNumId w:val="991"/>
   </w:num>
 </w:numbering>

--- a/manual/crop_water_needs.docx
+++ b/manual/crop_water_needs.docx
@@ -704,12 +704,12 @@
         </w:numPr>
         <w:pStyle w:val="Compact"/>
       </w:pPr>
-      <w:hyperlink w:anchor="Xe6768d68bd97305a4aa665e622061fe3243b810">
+      <w:hyperlink w:anchor="X16eeec3bba325d0db3a68fd0193d3584b11ad1a">
         <w:r>
           <w:rPr>
             <w:rStyle w:val="Hyperlink"/>
           </w:rPr>
-          <w:t xml:space="preserve">Honest notes on the numbers</w:t>
+          <w:t xml:space="preserve">Consideration notes on the numbers</w:t>
         </w:r>
       </w:hyperlink>
     </w:p>
@@ -11589,13 +11589,13 @@
       </w:r>
     </w:p>
     <w:bookmarkEnd w:id="53"/>
-    <w:bookmarkStart w:id="54" w:name="honest-notes-on-the-numbers"/>
+    <w:bookmarkStart w:id="54" w:name="consideration-notes-on-the-numbers"/>
     <w:p>
       <w:pPr>
         <w:pStyle w:val="Heading2"/>
       </w:pPr>
       <w:r>
-        <w:t xml:space="preserve">14. Honest notes on the numbers</w:t>
+        <w:t xml:space="preserve">14. Consideration notes on the numbers</w:t>
       </w:r>
     </w:p>
     <w:p>
@@ -11731,7 +11731,7 @@
         <w:t xml:space="preserve"> </w:t>
       </w:r>
       <w:r>
-        <w:t xml:space="preserve">than the simple number — the daily balance in Section 11 is the honest refiner.</w:t>
+        <w:t xml:space="preserve">than the simple number — the daily balance in Section 11 refines it.</w:t>
       </w:r>
     </w:p>
     <w:p>

--- a/manual/crop_water_needs.docx
+++ b/manual/crop_water_needs.docx
@@ -924,92 +924,82 @@
         <w:pStyle w:val="BodyText"/>
       </w:pPr>
       <w:r>
+        <w:t xml:space="preserve">Seen at a glance, that is the whole problem: the blue bars are the rain Kumasi can expect</w:t>
+      </w:r>
+      <w:r>
+        <w:t xml:space="preserve"> </w:t>
+      </w:r>
+      <w:r>
+        <w:t xml:space="preserve">in an average month; the orange line is how much water the atmosphere tries to evaporate each</w:t>
+      </w:r>
+      <w:r>
+        <w:t xml:space="preserve"> </w:t>
+      </w:r>
+      <w:r>
+        <w:t xml:space="preserve">day (the</w:t>
+      </w:r>
+      <w:r>
+        <w:t xml:space="preserve"> </w:t>
+      </w:r>
+      <w:r>
+        <w:t xml:space="preserve">“</w:t>
+      </w:r>
+      <w:r>
+        <w:t xml:space="preserve">demand</w:t>
+      </w:r>
+      <w:r>
+        <w:t xml:space="preserve">”</w:t>
+      </w:r>
+      <w:r>
+        <w:t xml:space="preserve">). Where the orange line is high and the blue bars are low —</w:t>
+      </w:r>
+      <w:r>
+        <w:t xml:space="preserve"> </w:t>
+      </w:r>
+      <w:r>
         <w:rPr>
           <w:bCs/>
           <w:b/>
         </w:rPr>
-        <w:t xml:space="preserve">Figure 1</w:t>
-      </w:r>
-      <w:r>
-        <w:t xml:space="preserve"> </w:t>
-      </w:r>
-      <w:r>
-        <w:t xml:space="preserve">shows the whole problem at a glance: the blue bars are the rain Kumasi can expect</w:t>
-      </w:r>
-      <w:r>
-        <w:t xml:space="preserve"> </w:t>
-      </w:r>
-      <w:r>
-        <w:t xml:space="preserve">in an average month; the orange line is how much water the atmosphere tries to evaporate each</w:t>
-      </w:r>
-      <w:r>
-        <w:t xml:space="preserve"> </w:t>
-      </w:r>
-      <w:r>
-        <w:t xml:space="preserve">day (the</w:t>
-      </w:r>
-      <w:r>
-        <w:t xml:space="preserve"> </w:t>
-      </w:r>
-      <w:r>
-        <w:t xml:space="preserve">“</w:t>
-      </w:r>
-      <w:r>
-        <w:t xml:space="preserve">demand</w:t>
-      </w:r>
-      <w:r>
-        <w:t xml:space="preserve">”</w:t>
-      </w:r>
-      <w:r>
-        <w:t xml:space="preserve">). Where the orange line is high and the blue bars are low —</w:t>
-      </w:r>
-      <w:r>
-        <w:t xml:space="preserve"> </w:t>
+        <w:t xml:space="preserve">December,</w:t>
       </w:r>
       <w:r>
         <w:rPr>
           <w:bCs/>
           <w:b/>
         </w:rPr>
-        <w:t xml:space="preserve">December,</w:t>
+        <w:t xml:space="preserve"> </w:t>
       </w:r>
       <w:r>
         <w:rPr>
           <w:bCs/>
           <w:b/>
         </w:rPr>
-        <w:t xml:space="preserve"> </w:t>
-      </w:r>
-      <w:r>
-        <w:rPr>
-          <w:bCs/>
-          <w:b/>
-        </w:rPr>
         <w:t xml:space="preserve">January, February</w:t>
       </w:r>
       <w:r>
         <w:t xml:space="preserve"> </w:t>
       </w:r>
       <w:r>
-        <w:t xml:space="preserve">— a crop is thirsty and the sky will not help. That gap is what irrigation</w:t>
-      </w:r>
-      <w:r>
-        <w:t xml:space="preserve"> </w:t>
-      </w:r>
-      <w:r>
-        <w:t xml:space="preserve">has to fill.</w:t>
-      </w:r>
-    </w:p>
-    <w:p>
-      <w:pPr>
-        <w:pStyle w:val="CaptionedFigure"/>
+        <w:t xml:space="preserve">— a crop is thirsty and the sky will not help, and that gap is what</w:t>
+      </w:r>
+      <w:r>
+        <w:t xml:space="preserve"> </w:t>
+      </w:r>
+      <w:r>
+        <w:t xml:space="preserve">irrigation has to fill (Figure 1).</w:t>
+      </w:r>
+    </w:p>
+    <w:p>
+      <w:pPr>
+        <w:pStyle w:val="BodyText"/>
       </w:pPr>
       <w:r>
         <w:drawing>
           <wp:inline>
             <wp:extent cx="5334000" cy="3167062"/>
             <wp:effectExtent b="0" l="0" r="0" t="0"/>
-            <wp:docPr descr="Figure 1. Kumasi climate normals 2015–2024: monthly rainfall (bars) against atmospheric water demand ETo (line)." title="" id="22" name="Picture"/>
+            <wp:docPr descr="" title="" id="22" name="Picture"/>
             <a:graphic>
               <a:graphicData uri="http://schemas.openxmlformats.org/drawingml/2006/picture">
                 <pic:pic>
@@ -1045,26 +1035,6 @@
             </a:graphic>
           </wp:inline>
         </w:drawing>
-      </w:r>
-    </w:p>
-    <w:p>
-      <w:pPr>
-        <w:pStyle w:val="ImageCaption"/>
-      </w:pPr>
-      <w:r>
-        <w:t xml:space="preserve">Figure 1. Kumasi climate normals 2015–2024: monthly rainfall (bars) against atmospheric water demand ETo (line).</w:t>
-      </w:r>
-    </w:p>
-    <w:p>
-      <w:pPr>
-        <w:pStyle w:val="BodyText"/>
-      </w:pPr>
-      <w:r>
-        <w:rPr>
-          <w:iCs/>
-          <w:i/>
-        </w:rPr>
-        <w:t xml:space="preserve">Figure 1. Kumasi monthly rainfall (blue bars) and reference evapotranspiration, the atmosphere’s water demand (orange line), averaged over 2015–2024. The dry, thirsty Harmattan window — December to February — is where irrigation matters most.</w:t>
       </w:r>
     </w:p>
     <w:p>
@@ -4986,41 +4956,37 @@
         <w:pStyle w:val="FirstParagraph"/>
       </w:pPr>
       <w:r>
-        <w:rPr>
-          <w:bCs/>
-          <w:b/>
-        </w:rPr>
-        <w:t xml:space="preserve">Figure 2</w:t>
-      </w:r>
-      <w:r>
-        <w:t xml:space="preserve"> </w:t>
-      </w:r>
-      <w:r>
-        <w:t xml:space="preserve">shows why the gap opens up. The orange bars are the crop’s daily water use climbing</w:t>
-      </w:r>
-      <w:r>
-        <w:t xml:space="preserve"> </w:t>
-      </w:r>
-      <w:r>
-        <w:t xml:space="preserve">as the plants grow; the blue bars are rainfall — frequent early, then drying up. After the first</w:t>
-      </w:r>
-      <w:r>
-        <w:t xml:space="preserve"> </w:t>
-      </w:r>
-      <w:r>
-        <w:t xml:space="preserve">few weeks the crop is drinking steadily while the sky has gone quiet.</w:t>
-      </w:r>
-    </w:p>
-    <w:p>
-      <w:pPr>
-        <w:pStyle w:val="CaptionedFigure"/>
+        <w:t xml:space="preserve">You can see why the gap opens up: the orange bars are the crop’s daily water use climbing as the</w:t>
+      </w:r>
+      <w:r>
+        <w:t xml:space="preserve"> </w:t>
+      </w:r>
+      <w:r>
+        <w:t xml:space="preserve">plants grow, and the blue bars are rainfall — frequent early, then drying up. After the first few</w:t>
+      </w:r>
+      <w:r>
+        <w:t xml:space="preserve"> </w:t>
+      </w:r>
+      <w:r>
+        <w:t xml:space="preserve">weeks the crop is drinking steadily while the sky has gone quiet, and the space between the two is</w:t>
+      </w:r>
+      <w:r>
+        <w:t xml:space="preserve"> </w:t>
+      </w:r>
+      <w:r>
+        <w:t xml:space="preserve">what irrigation must supply (Figure 2).</w:t>
+      </w:r>
+    </w:p>
+    <w:p>
+      <w:pPr>
+        <w:pStyle w:val="BodyText"/>
       </w:pPr>
       <w:r>
         <w:drawing>
           <wp:inline>
             <wp:extent cx="5334000" cy="3167062"/>
             <wp:effectExtent b="0" l="0" r="0" t="0"/>
-            <wp:docPr descr="Figure 2. Dry-season tomato near Kumasi: daily crop water use (orange) against daily rainfall (blue)." title="" id="31" name="Picture"/>
+            <wp:docPr descr="" title="" id="31" name="Picture"/>
             <a:graphic>
               <a:graphicData uri="http://schemas.openxmlformats.org/drawingml/2006/picture">
                 <pic:pic>
@@ -5060,54 +5026,6 @@
     </w:p>
     <w:p>
       <w:pPr>
-        <w:pStyle w:val="ImageCaption"/>
-      </w:pPr>
-      <w:r>
-        <w:t xml:space="preserve">Figure 2. Dry-season tomato near Kumasi: daily crop water use (orange) against daily rainfall (blue).</w:t>
-      </w:r>
-    </w:p>
-    <w:p>
-      <w:pPr>
-        <w:pStyle w:val="BodyText"/>
-      </w:pPr>
-      <w:r>
-        <w:rPr>
-          <w:iCs/>
-          <w:i/>
-        </w:rPr>
-        <w:t xml:space="preserve">Figure 2. Daily crop water use (ETc, orange) and rainfall (blue) for a tomato crop planted</w:t>
-      </w:r>
-      <w:r>
-        <w:rPr>
-          <w:iCs/>
-          <w:i/>
-        </w:rPr>
-        <w:t xml:space="preserve"> </w:t>
-      </w:r>
-      <w:r>
-        <w:rPr>
-          <w:iCs/>
-          <w:i/>
-        </w:rPr>
-        <w:t xml:space="preserve">15 November near Kumasi. The crop’s thirst rises through the season while dry-season rainfall</w:t>
-      </w:r>
-      <w:r>
-        <w:rPr>
-          <w:iCs/>
-          <w:i/>
-        </w:rPr>
-        <w:t xml:space="preserve"> </w:t>
-      </w:r>
-      <w:r>
-        <w:rPr>
-          <w:iCs/>
-          <w:i/>
-        </w:rPr>
-        <w:t xml:space="preserve">fades — the space between them is what irrigation must supply.</w:t>
-      </w:r>
-    </w:p>
-    <w:p>
-      <w:pPr>
         <w:pStyle w:val="BodyText"/>
       </w:pPr>
       <w:r>
@@ -6935,35 +6853,31 @@
         <w:pStyle w:val="BodyText"/>
       </w:pPr>
       <w:r>
-        <w:rPr>
-          <w:bCs/>
-          <w:b/>
-        </w:rPr>
-        <w:t xml:space="preserve">Figure 3</w:t>
-      </w:r>
-      <w:r>
-        <w:t xml:space="preserve"> </w:t>
-      </w:r>
-      <w:r>
-        <w:t xml:space="preserve">draws the last column: irrigation need, dry-season planting versus main-season</w:t>
-      </w:r>
-      <w:r>
-        <w:t xml:space="preserve"> </w:t>
-      </w:r>
-      <w:r>
-        <w:t xml:space="preserve">planting.</w:t>
-      </w:r>
-    </w:p>
-    <w:p>
-      <w:pPr>
-        <w:pStyle w:val="CaptionedFigure"/>
+        <w:t xml:space="preserve">The last column — irrigation need, dry-season planting (orange) versus main-season planting</w:t>
+      </w:r>
+      <w:r>
+        <w:t xml:space="preserve"> </w:t>
+      </w:r>
+      <w:r>
+        <w:t xml:space="preserve">(green) — makes the contrast plain: in the main season seasonal rainfall meets or exceeds the</w:t>
+      </w:r>
+      <w:r>
+        <w:t xml:space="preserve"> </w:t>
+      </w:r>
+      <w:r>
+        <w:t xml:space="preserve">crop’s need, so the top-up is essentially zero (Figure 3).</w:t>
+      </w:r>
+    </w:p>
+    <w:p>
+      <w:pPr>
+        <w:pStyle w:val="BodyText"/>
       </w:pPr>
       <w:r>
         <w:drawing>
           <wp:inline>
             <wp:extent cx="5334000" cy="3167062"/>
             <wp:effectExtent b="0" l="0" r="0" t="0"/>
-            <wp:docPr descr="Figure 3. Irrigation top-up needed by crop, dry-season vs main-season planting." title="" id="35" name="Picture"/>
+            <wp:docPr descr="" title="" id="35" name="Picture"/>
             <a:graphic>
               <a:graphicData uri="http://schemas.openxmlformats.org/drawingml/2006/picture">
                 <pic:pic>
@@ -7002,54 +6916,6 @@
       </w:r>
     </w:p>
     <w:p>
-      <w:pPr>
-        <w:pStyle w:val="ImageCaption"/>
-      </w:pPr>
-      <w:r>
-        <w:t xml:space="preserve">Figure 3. Irrigation top-up needed by crop, dry-season vs main-season planting.</w:t>
-      </w:r>
-    </w:p>
-    <w:p>
-      <w:pPr>
-        <w:pStyle w:val="BodyText"/>
-      </w:pPr>
-      <w:r>
-        <w:rPr>
-          <w:iCs/>
-          <w:i/>
-        </w:rPr>
-        <w:t xml:space="preserve">Figure 3. Seasonal irrigation top-up for each crop when planted in the dry season (orange) versus</w:t>
-      </w:r>
-      <w:r>
-        <w:rPr>
-          <w:iCs/>
-          <w:i/>
-        </w:rPr>
-        <w:t xml:space="preserve"> </w:t>
-      </w:r>
-      <w:r>
-        <w:rPr>
-          <w:iCs/>
-          <w:i/>
-        </w:rPr>
-        <w:t xml:space="preserve">the main rains (green). In the main season, seasonal rainfall meets or exceeds the crop’s need,</w:t>
-      </w:r>
-      <w:r>
-        <w:rPr>
-          <w:iCs/>
-          <w:i/>
-        </w:rPr>
-        <w:t xml:space="preserve"> </w:t>
-      </w:r>
-      <w:r>
-        <w:rPr>
-          <w:iCs/>
-          <w:i/>
-        </w:rPr>
-        <w:t xml:space="preserve">so the top-up is essentially zero.</w:t>
-      </w:r>
-    </w:p>
-    <w:p>
       <w:r>
         <w:pict>
           <v:rect style="width:0;height:1.5pt" o:hralign="center" o:hrstd="t" o:hr="t"/>
@@ -7864,14 +7730,34 @@
     </w:tbl>
     <w:p>
       <w:pPr>
-        <w:pStyle w:val="CaptionedFigure"/>
+        <w:pStyle w:val="BodyText"/>
+      </w:pPr>
+      <w:r>
+        <w:t xml:space="preserve">Grown on rainfall alone, every one of these dry-season crops loses at least a quarter of its</w:t>
+      </w:r>
+      <w:r>
+        <w:t xml:space="preserve"> </w:t>
+      </w:r>
+      <w:r>
+        <w:t xml:space="preserve">harvest, and maize and onion lose well over half — the FAO-33 water–yield relation applied to the</w:t>
+      </w:r>
+      <w:r>
+        <w:t xml:space="preserve"> </w:t>
+      </w:r>
+      <w:r>
+        <w:t xml:space="preserve">shortfall each crop suffers (Figure 4).</w:t>
+      </w:r>
+    </w:p>
+    <w:p>
+      <w:pPr>
+        <w:pStyle w:val="BodyText"/>
       </w:pPr>
       <w:r>
         <w:drawing>
           <wp:inline>
             <wp:extent cx="5334000" cy="3167062"/>
             <wp:effectExtent b="0" l="0" r="0" t="0"/>
-            <wp:docPr descr="Figure 4. Share of yield forfeited if each dry-season crop is grown on rainfall alone." title="" id="39" name="Picture"/>
+            <wp:docPr descr="" title="" id="39" name="Picture"/>
             <a:graphic>
               <a:graphicData uri="http://schemas.openxmlformats.org/drawingml/2006/picture">
                 <pic:pic>
@@ -7907,54 +7793,6 @@
             </a:graphic>
           </wp:inline>
         </w:drawing>
-      </w:r>
-    </w:p>
-    <w:p>
-      <w:pPr>
-        <w:pStyle w:val="ImageCaption"/>
-      </w:pPr>
-      <w:r>
-        <w:t xml:space="preserve">Figure 4. Share of yield forfeited if each dry-season crop is grown on rainfall alone.</w:t>
-      </w:r>
-    </w:p>
-    <w:p>
-      <w:pPr>
-        <w:pStyle w:val="BodyText"/>
-      </w:pPr>
-      <w:r>
-        <w:rPr>
-          <w:iCs/>
-          <w:i/>
-        </w:rPr>
-        <w:t xml:space="preserve">Figure 4. The share of potential yield lost when a dry-season crop near Kumasi is grown on</w:t>
-      </w:r>
-      <w:r>
-        <w:rPr>
-          <w:iCs/>
-          <w:i/>
-        </w:rPr>
-        <w:t xml:space="preserve"> </w:t>
-      </w:r>
-      <w:r>
-        <w:rPr>
-          <w:iCs/>
-          <w:i/>
-        </w:rPr>
-        <w:t xml:space="preserve">rainfall alone, with no irrigation (FAO-33 water–yield relation). Every crop loses at least a</w:t>
-      </w:r>
-      <w:r>
-        <w:rPr>
-          <w:iCs/>
-          <w:i/>
-        </w:rPr>
-        <w:t xml:space="preserve"> </w:t>
-      </w:r>
-      <w:r>
-        <w:rPr>
-          <w:iCs/>
-          <w:i/>
-        </w:rPr>
-        <w:t xml:space="preserve">quarter of its harvest; maize and onion lose well over half.</w:t>
       </w:r>
     </w:p>
     <w:p>
